--- a/prosedurler/EMS.ÜR.PRO.05.10. Pressing, Final Control and Packing Procedure.docx
+++ b/prosedurler/EMS.ÜR.PRO.05.10. Pressing, Final Control and Packing Procedure.docx
@@ -4882,13 +4882,13 @@
           <w:sz w:val="20"/>
           <w:szCs w:val="20"/>
         </w:rPr>
-        <w:t xml:space="preserve">Hazırlayan: Final ve Paketleme Sorumlusu  ..........................    Kalite Müdürü: ..........................</w:t>
-      </w:r>
-    </w:p>
-    <w:p>
-      <w:pPr>
-        <w:pStyle w:val="ListeParagraf"/>
-        <w:spacing w:before="160" w:after="0"/>
+        <w:t xml:space="preserve">Hazırlayan: Final ve Paketleme Sorumlusu  ..........................</w:t>
+      </w:r>
+    </w:p>
+    <w:p>
+      <w:pPr>
+        <w:pStyle w:val="ListeParagraf"/>
+        <w:spacing w:before="40" w:after="0"/>
         <w:ind w:left="709"/>
       </w:pPr>
       <w:r>
@@ -4899,7 +4899,75 @@
           <w:sz w:val="20"/>
           <w:szCs w:val="20"/>
         </w:rPr>
-        <w:t xml:space="preserve">Hazırlayan: Bakım Müdürü  ..........................    Kalite Müdürü: ..........................</w:t>
+        <w:t xml:space="preserve">Kontrol: Üretim Müdürü  ..........................</w:t>
+      </w:r>
+    </w:p>
+    <w:p>
+      <w:pPr>
+        <w:pStyle w:val="ListeParagraf"/>
+        <w:spacing w:before="40" w:after="0"/>
+        <w:ind w:left="709"/>
+      </w:pPr>
+      <w:r>
+        <w:rPr>
+          <w:rFonts w:ascii="Calibri" w:hAnsi="Calibri" w:cs="Calibri"/>
+          <w:b/>
+          <w:bCs/>
+          <w:sz w:val="20"/>
+          <w:szCs w:val="20"/>
+        </w:rPr>
+        <w:t xml:space="preserve">Kalite Müdürü: ..........................    Fabrika Müdürü: ..........................</w:t>
+      </w:r>
+    </w:p>
+    <w:p>
+      <w:pPr>
+        <w:pStyle w:val="ListeParagraf"/>
+        <w:spacing w:before="160" w:after="0"/>
+        <w:ind w:left="709"/>
+      </w:pPr>
+      <w:r>
+        <w:rPr>
+          <w:rFonts w:ascii="Calibri" w:hAnsi="Calibri" w:cs="Calibri"/>
+          <w:b/>
+          <w:bCs/>
+          <w:sz w:val="20"/>
+          <w:szCs w:val="20"/>
+        </w:rPr>
+        <w:t xml:space="preserve">Hazırlayan: Bakım Müdürü  ..........................</w:t>
+      </w:r>
+    </w:p>
+    <w:p>
+      <w:pPr>
+        <w:pStyle w:val="ListeParagraf"/>
+        <w:spacing w:before="40" w:after="0"/>
+        <w:ind w:left="709"/>
+      </w:pPr>
+      <w:r>
+        <w:rPr>
+          <w:rFonts w:ascii="Calibri" w:hAnsi="Calibri" w:cs="Calibri"/>
+          <w:b/>
+          <w:bCs/>
+          <w:sz w:val="20"/>
+          <w:szCs w:val="20"/>
+        </w:rPr>
+        <w:t xml:space="preserve">Kontrol: Fabrika Müdürü · İplik Fabrika Müdürü  ..........................</w:t>
+      </w:r>
+    </w:p>
+    <w:p>
+      <w:pPr>
+        <w:pStyle w:val="ListeParagraf"/>
+        <w:spacing w:before="40" w:after="0"/>
+        <w:ind w:left="709"/>
+      </w:pPr>
+      <w:r>
+        <w:rPr>
+          <w:rFonts w:ascii="Calibri" w:hAnsi="Calibri" w:cs="Calibri"/>
+          <w:b/>
+          <w:bCs/>
+          <w:sz w:val="20"/>
+          <w:szCs w:val="20"/>
+        </w:rPr>
+        <w:t xml:space="preserve">Kalite Müdürü: ..........................    Fabrika Müdürü: ..........................</w:t>
       </w:r>
     </w:p>
     <w:p>

--- a/prosedurler/EMS.ÜR.PRO.05.10. Pressing, Final Control and Packing Procedure.docx
+++ b/prosedurler/EMS.ÜR.PRO.05.10. Pressing, Final Control and Packing Procedure.docx
@@ -725,7 +725,7 @@
           <w:sz w:val="24"/>
           <w:szCs w:val="24"/>
         </w:rPr>
-        <w:t xml:space="preserve">1.1. Pressing temperature and steam pressure are set according to the fabric composition and checked under the Pressing Temperature and Measurement Instruction (TLM-UTU-01, EMS.ÜR.TL.05.06).</w:t>
+        <w:t xml:space="preserve">1.1. Pressing temperature and steam pressure are set according to the fabric composition and checked under the Pressing Temperature and Measurement Instruction (EMS.ÜR.TL.05.06, EMS.ÜR.TL.05.06).</w:t>
       </w:r>
     </w:p>
     <w:p>
@@ -798,7 +798,7 @@
           <w:sz w:val="24"/>
           <w:szCs w:val="24"/>
         </w:rPr>
-        <w:t xml:space="preserve">2.1. Final inspection is started according to PRS-UTU-01 and PRS-UTU-02 when the lot is fully packed or at least 80% packed (EMS.QA.TL.02.05).</w:t>
+        <w:t xml:space="preserve">2.1. Final inspection is started according to EMS.ÜR.PRO.05.10 and EMS.QA.PRO.02.09 when the lot is fully packed or at least 80% packed (EMS.QA.TL.02.05).</w:t>
       </w:r>
     </w:p>
     <w:p>
@@ -814,7 +814,7 @@
           <w:sz w:val="24"/>
           <w:szCs w:val="24"/>
         </w:rPr>
-        <w:t xml:space="preserve">2.2. Sample size and acceptance number are determined by ISO 2859-1 general inspection level II, AQL critical 0, major 2.5, minor 4.0, or the customer requirement (TLM-UTU-02, EMS.QA.PRO.02.09). Samples are taken randomly from different cartons.</w:t>
+        <w:t xml:space="preserve">2.2. Sample size and acceptance number are determined by ISO 2859-1 general inspection level II, AQL critical 0, major 2.5, minor 4.0, or the customer requirement (EMS.QA.TL.02.05, EMS.QA.PRO.02.09). Samples are taken randomly from different cartons.</w:t>
       </w:r>
     </w:p>
     <w:p>
@@ -903,7 +903,7 @@
           <w:sz w:val="24"/>
           <w:szCs w:val="24"/>
         </w:rPr>
-        <w:t xml:space="preserve">3.2. The metal detector is tested at the start of every shift and at defined intervals during the shift with Fe, Non-Fe and SUS test pieces. The result is written on the Metal Detector Daily Calibration Report (EMS.QA.FRM.03.07) (PRS-UTU-03, TLM-UTU-03).</w:t>
+        <w:t xml:space="preserve">3.2. The metal detector is tested at the start of every shift and at defined intervals during the shift with Fe, Non-Fe and SUS test pieces. The result is written on the Metal Detector Daily Calibration Report (EMS.QA.FRM.03.07) (EMS.QA.PRO.02.07, EMS.QA.TL.02.06).</w:t>
       </w:r>
     </w:p>
     <w:p>
@@ -992,7 +992,7 @@
           <w:sz w:val="24"/>
           <w:szCs w:val="24"/>
         </w:rPr>
-        <w:t xml:space="preserve">4.1. Folding, polybag and carton arrangement follow the customer packing instruction (TLM-UTU-04, EMS.ÜR.TL.05.06). The first packed garment is approved by quality control.</w:t>
+        <w:t xml:space="preserve">4.1. Folding, polybag and carton arrangement follow the customer packing instruction (EMS.ÜR.TL.05.06, EMS.ÜR.TL.05.06). The first packed garment is approved by quality control.</w:t>
       </w:r>
     </w:p>
     <w:p>
@@ -1040,7 +1040,7 @@
           <w:sz w:val="24"/>
           <w:szCs w:val="24"/>
         </w:rPr>
-        <w:t xml:space="preserve">4.4. Piece counts per carton are checked against the packing list (FRM-UTU-04). Cartons are marked according to EMS.DP.TL.08.04 and EMS.SO.PRO.23.07.</w:t>
+        <w:t xml:space="preserve">4.4. Piece counts per carton are checked against the packing list (EMS.ÜR.FRM.05.07). Cartons are marked according to EMS.DP.TL.08.04 and EMS.SO.PRO.23.07.</w:t>
       </w:r>
     </w:p>
     <w:p>
@@ -1575,7 +1575,7 @@
           <w:sz w:val="24"/>
           <w:szCs w:val="24"/>
         </w:rPr>
-        <w:t xml:space="preserve">PRS-UTU-01 Pressing and Final Control Procedure; PRS-UTU-02 AQL Final Inspection Procedure; PRS-UTU-03 Metal Detection Procedure</w:t>
+        <w:t xml:space="preserve">EMS.ÜR.PRO.05.10 Pressing and Final Control Procedure; EMS.QA.PRO.02.09 AQL Final Inspection Procedure; EMS.QA.PRO.02.07 Metal Detection Procedure</w:t>
       </w:r>
     </w:p>
     <w:p>
@@ -1594,7 +1594,7 @@
           <w:sz w:val="24"/>
           <w:szCs w:val="24"/>
         </w:rPr>
-        <w:t xml:space="preserve">TLM-UTU-01, TLM-UTU-02, TLM-UTU-03, TLM-UTU-04</w:t>
+        <w:t xml:space="preserve">EMS.ÜR.TL.05.06, EMS.QA.TL.02.05, EMS.QA.TL.02.06, EMS.ÜR.TL.05.06</w:t>
       </w:r>
     </w:p>
     <w:p>
@@ -1632,7 +1632,7 @@
           <w:sz w:val="24"/>
           <w:szCs w:val="24"/>
         </w:rPr>
-        <w:t xml:space="preserve">EMS.QA.FRM.03.07 Metal Detector Daily Calibration Report; EMS.QA.FRM.03.06 Metal Detector Quarantine Box Record Form; EMS.QA.FRM.03.09 Metal-Free Zone Entry-Exit Form; FRM-UTU-04 Packing Control Form</w:t>
+        <w:t xml:space="preserve">EMS.QA.FRM.03.07 Metal Detector Daily Calibration Report; EMS.QA.FRM.03.06 Metal Detector Quarantine Box Record Form; EMS.QA.FRM.03.09 Metal-Free Zone Entry-Exit Form; EMS.ÜR.FRM.05.07 Packing Control Form</w:t>
       </w:r>
     </w:p>
     <w:p>
@@ -2547,7 +2547,7 @@
           <w:sz w:val="24"/>
           <w:szCs w:val="24"/>
         </w:rPr>
-        <w:t xml:space="preserve">1.1. تُضبط حرارة الكي وضغط البخار وفق تركيب القماش وتُفحص وفق تعليمات حرارة الكي والمقاسات (TLM-UTU-01، EMS.ÜR.TL.05.06).</w:t>
+        <w:t xml:space="preserve">1.1. تُضبط حرارة الكي وضغط البخار وفق تركيب القماش وتُفحص وفق تعليمات حرارة الكي والمقاسات (EMS.ÜR.TL.05.06، EMS.ÜR.TL.05.06).</w:t>
       </w:r>
     </w:p>
     <w:p>
@@ -2629,7 +2629,7 @@
           <w:sz w:val="24"/>
           <w:szCs w:val="24"/>
         </w:rPr>
-        <w:t xml:space="preserve">2.1. يبدأ الفحص النهائي وفق PRS-UTU-01 وPRS-UTU-02 عند تغليف الدفعة بالكامل أو ما لا يقل عن 80% منها (EMS.QA.TL.02.05).</w:t>
+        <w:t xml:space="preserve">2.1. يبدأ الفحص النهائي وفق EMS.ÜR.PRO.05.10 وPRS-UTU-02 عند تغليف الدفعة بالكامل أو ما لا يقل عن 80% منها (EMS.QA.TL.02.05).</w:t>
       </w:r>
     </w:p>
     <w:p>
@@ -2647,7 +2647,7 @@
           <w:sz w:val="24"/>
           <w:szCs w:val="24"/>
         </w:rPr>
-        <w:t xml:space="preserve">2.2. يُحدد حجم العينة وعدد القبول وفق مستوى الفحص العام II في ISO 2859-1، وAQL حرج 0 ورئيسي 2.5 وثانوي 4.0، أو وفق متطلب العميل (TLM-UTU-02، EMS.QA.PRO.02.09)، وتُؤخذ العينات عشوائيًا من كراتين مختلفة.</w:t>
+        <w:t xml:space="preserve">2.2. يُحدد حجم العينة وعدد القبول وفق مستوى الفحص العام II في ISO 2859-1، وAQL حرج 0 ورئيسي 2.5 وثانوي 4.0، أو وفق متطلب العميل (EMS.QA.TL.02.05، EMS.QA.PRO.02.09)، وتُؤخذ العينات عشوائيًا من كراتين مختلفة.</w:t>
       </w:r>
     </w:p>
     <w:p>
@@ -2747,7 +2747,7 @@
           <w:sz w:val="24"/>
           <w:szCs w:val="24"/>
         </w:rPr>
-        <w:t xml:space="preserve">3.2. يُختبر كاشف المعادن في بداية كل وردية وعلى فترات محددة أثناءها بقطع اختبار Fe وNon-Fe وSUS، وتُكتب النتيجة في تقرير المعايرة اليومية لكاشف المعادن (EMS.QA.FRM.03.07) (PRS-UTU-03، TLM-UTU-03).</w:t>
+        <w:t xml:space="preserve">3.2. يُختبر كاشف المعادن في بداية كل وردية وعلى فترات محددة أثناءها بقطع اختبار Fe وNon-Fe وSUS، وتُكتب النتيجة في تقرير المعايرة اليومية لكاشف المعادن (EMS.QA.FRM.03.07) (EMS.QA.PRO.02.07، EMS.QA.TL.02.06).</w:t>
       </w:r>
     </w:p>
     <w:p>
@@ -2847,7 +2847,7 @@
           <w:sz w:val="24"/>
           <w:szCs w:val="24"/>
         </w:rPr>
-        <w:t xml:space="preserve">4.1. يتبع الطي وترتيب الأكياس والكراتين تعليمات تغليف العميل (TLM-UTU-04، EMS.ÜR.TL.05.06)، وتخضع أول قطعة مغلفة لاعتماد مراقبة الجودة.</w:t>
+        <w:t xml:space="preserve">4.1. يتبع الطي وترتيب الأكياس والكراتين تعليمات تغليف العميل (EMS.ÜR.TL.05.06، EMS.ÜR.TL.05.06)، وتخضع أول قطعة مغلفة لاعتماد مراقبة الجودة.</w:t>
       </w:r>
     </w:p>
     <w:p>
@@ -2901,7 +2901,7 @@
           <w:sz w:val="24"/>
           <w:szCs w:val="24"/>
         </w:rPr>
-        <w:t xml:space="preserve">4.4. يُتحقق من عدد القطع في كل كرتون مقارنةً بقائمة التعبئة (FRM-UTU-04)، وتُوسم الكراتين وفق EMS.DP.TL.08.04 وEMS.SO.PRO.23.07.</w:t>
+        <w:t xml:space="preserve">4.4. يُتحقق من عدد القطع في كل كرتون مقارنةً بقائمة التعبئة (EMS.ÜR.FRM.05.07)، وتُوسم الكراتين وفق EMS.DP.TL.08.04 وEMS.SO.PRO.23.07.</w:t>
       </w:r>
     </w:p>
     <w:p>
@@ -3498,7 +3498,7 @@
           <w:sz w:val="24"/>
           <w:szCs w:val="24"/>
         </w:rPr>
-        <w:t xml:space="preserve">PRS-UTU-01 إجراء الكي والتحكم النهائي؛ PRS-UTU-02 إجراء الفحص النهائي AQL؛ PRS-UTU-03 إجراء كشف المعادن</w:t>
+        <w:t xml:space="preserve">EMS.ÜR.PRO.05.10 إجراء الكي والتحكم النهائي؛ EMS.QA.PRO.02.09 إجراء الفحص النهائي AQL؛ EMS.QA.PRO.02.07 إجراء كشف المعادن</w:t>
       </w:r>
     </w:p>
     <w:p>
@@ -3519,7 +3519,7 @@
           <w:sz w:val="24"/>
           <w:szCs w:val="24"/>
         </w:rPr>
-        <w:t xml:space="preserve">TLM-UTU-01، TLM-UTU-02، TLM-UTU-03، TLM-UTU-04</w:t>
+        <w:t xml:space="preserve">EMS.ÜR.TL.05.06، EMS.QA.TL.02.05، EMS.QA.TL.02.06، EMS.ÜR.TL.05.06</w:t>
       </w:r>
     </w:p>
     <w:p>
@@ -3561,7 +3561,7 @@
           <w:sz w:val="24"/>
           <w:szCs w:val="24"/>
         </w:rPr>
-        <w:t xml:space="preserve">EMS.QA.FRM.03.07 تقرير المعايرة اليومية لكاشف المعادن؛ EMS.QA.FRM.03.06 نموذج سجل صندوق الحجر لكاشف المعادن؛ EMS.QA.FRM.03.09 نموذج دخول وخروج المنطقة الخالية من المعادن؛ FRM-UTU-04 نموذج مراقبة التغليف</w:t>
+        <w:t xml:space="preserve">EMS.QA.FRM.03.07 تقرير المعايرة اليومية لكاشف المعادن؛ EMS.QA.FRM.03.06 نموذج سجل صندوق الحجر لكاشف المعادن؛ EMS.QA.FRM.03.09 نموذج دخول وخروج المنطقة الخالية من المعادن؛ EMS.ÜR.FRM.05.07 نموذج مراقبة التغليف</w:t>
       </w:r>
     </w:p>
     <w:p>

--- a/prosedurler/EMS.ÜR.PRO.05.10. Pressing, Final Control and Packing Procedure.docx
+++ b/prosedurler/EMS.ÜR.PRO.05.10. Pressing, Final Control and Packing Procedure.docx
@@ -2629,7 +2629,7 @@
           <w:sz w:val="24"/>
           <w:szCs w:val="24"/>
         </w:rPr>
-        <w:t xml:space="preserve">2.1. يبدأ الفحص النهائي وفق EMS.ÜR.PRO.05.10 وPRS-UTU-02 عند تغليف الدفعة بالكامل أو ما لا يقل عن 80% منها (EMS.QA.TL.02.05).</w:t>
+        <w:t xml:space="preserve">2.1. يبدأ الفحص النهائي وفق EMS.ÜR.PRO.05.10 وEMS.QA.PRO.02.09 عند تغليف الدفعة بالكامل أو ما لا يقل عن 80% منها (EMS.QA.TL.02.05).</w:t>
       </w:r>
     </w:p>
     <w:p>

--- a/prosedurler/EMS.ÜR.PRO.05.10. Pressing, Final Control and Packing Procedure.docx
+++ b/prosedurler/EMS.ÜR.PRO.05.10. Pressing, Final Control and Packing Procedure.docx
@@ -32,7 +32,7 @@
           <w:sz w:val="24"/>
           <w:szCs w:val="24"/>
         </w:rPr>
-        <w:t xml:space="preserve">This procedure defines how pressing, final inspection, metal detection and packing are carried out at Eroglu Knitting (EMS), so that only conforming, metal-free and correctly packed garments are released to the warehouse and shipped to the customer.</w:t>
+        <w:t xml:space="preserve">This procedure is the main flow procedure of the Pressing, Final Control and Packing department at Eroglu Knitting (EMS). It defines the eight steps that every order follows from the sewing (or washing) exit until the goods are handed over to the Warehouse and Shipping department: 1) Quality control before pressing, 2) Pressing and steaming, 3) Optical control, 4) Metal detection, 5) Packing, 6) Lotting, 7) Cartoning and 8) Final inspection. It assigns the responsibility, the record and the acceptance criterion of each step, so that only conforming, metal-free, correctly packed, traceable and released garments are shipped to the customer, in line with ISO 9001:2015 clauses 8.5, 8.6 and 8.7. The detail of steps 3 to 8 is kept in their own procedures and instructions and is not repeated here; the pressing and steaming control of step 2 is kept in this procedure.</w:t>
       </w:r>
     </w:p>
     <w:p>
@@ -73,7 +73,7 @@
           <w:sz w:val="24"/>
           <w:szCs w:val="24"/>
         </w:rPr>
-        <w:t xml:space="preserve">This procedure covers the pressing, final (AQL) inspection, metal detection, folding, labelling, packing and carton and pallet preparation of garments received from sewing (or washing). It ends when released goods are handed over to the Warehouse and Shipping department. It includes nonconforming product handling and records.</w:t>
+        <w:t xml:space="preserve">This procedure covers all garments received from sewing (or washing) at the pressing, final control and packing department, including orders finished by subcontractors, from the quality control before pressing to the handover of released cartons to the Warehouse and Shipping department. It includes the control of pressing, the connection between the eight steps, the handling of nonconforming product and the records.</w:t>
       </w:r>
     </w:p>
     <w:p>
@@ -132,7 +132,7 @@
           <w:sz w:val="24"/>
           <w:szCs w:val="24"/>
         </w:rPr>
-        <w:t xml:space="preserve"> Manages the final inspection plan, approves acceptance and rejection decisions and can stop shipment or order 100% inspection.</w:t>
+        <w:t xml:space="preserve"> Manages the flow of the eight steps, the inspection plan and the stop-and-release decisions, and can stop shipment or order 100% inspection.</w:t>
       </w:r>
     </w:p>
     <w:p>
@@ -166,7 +166,7 @@
           <w:sz w:val="24"/>
           <w:szCs w:val="24"/>
         </w:rPr>
-        <w:t xml:space="preserve"> Carries out AQL sampling, records defects and prepares the report.</w:t>
+        <w:t xml:space="preserve"> Carries out the quality control before pressing, the optical control and the final inspection sampling, records defects and prepares the reports.</w:t>
       </w:r>
     </w:p>
     <w:p>
@@ -200,7 +200,7 @@
           <w:sz w:val="24"/>
           <w:szCs w:val="24"/>
         </w:rPr>
-        <w:t xml:space="preserve"> Ensures pressing temperature, measurement and appearance standards and requests setting changes.</w:t>
+        <w:t xml:space="preserve"> Sets and controls pressing temperature, time, steam and measurement standards, approves the first pressed piece and requests setting changes.</w:t>
       </w:r>
     </w:p>
     <w:p>
@@ -234,7 +234,7 @@
           <w:sz w:val="24"/>
           <w:szCs w:val="24"/>
         </w:rPr>
-        <w:t xml:space="preserve"> Applies folding, labelling and carton arrangement according to the specification and requests re-packing when needed.</w:t>
+        <w:t xml:space="preserve"> Carries out packing, lotting and cartoning according to the specification and requests re-packing when needed.</w:t>
       </w:r>
     </w:p>
     <w:p>
@@ -302,7 +302,7 @@
           <w:sz w:val="24"/>
           <w:szCs w:val="24"/>
         </w:rPr>
-        <w:t xml:space="preserve"> Approves release according to the AQL result and runs the CAPA (DOP) process.</w:t>
+        <w:t xml:space="preserve"> Approves release according to the final inspection result and runs the CAPA (DOP) process.</w:t>
       </w:r>
     </w:p>
     <w:p>
@@ -387,15 +387,15 @@
           <w:sz w:val="24"/>
           <w:szCs w:val="24"/>
         </w:rPr>
-        <w:t xml:space="preserve">AQL:</w:t>
-      </w:r>
-      <w:r>
-        <w:rPr>
-          <w:rFonts w:ascii="Calibri" w:hAnsi="Calibri" w:cs="Arial"/>
-          <w:sz w:val="24"/>
-          <w:szCs w:val="24"/>
-        </w:rPr>
-        <w:t xml:space="preserve"> Acceptable quality level; the maximum defect rate allowed for lot acceptance (example: critical 0, major 2.5, minor 4.0).</w:t>
+        <w:t xml:space="preserve">Main Flow:</w:t>
+      </w:r>
+      <w:r>
+        <w:rPr>
+          <w:rFonts w:ascii="Calibri" w:hAnsi="Calibri" w:cs="Arial"/>
+          <w:sz w:val="24"/>
+          <w:szCs w:val="24"/>
+        </w:rPr>
+        <w:t xml:space="preserve"> The fixed order of the eight steps: quality control before pressing, pressing and steaming, optical control, metal detection, packing, lotting, cartoning and final inspection.</w:t>
       </w:r>
     </w:p>
     <w:p>
@@ -421,15 +421,15 @@
           <w:sz w:val="24"/>
           <w:szCs w:val="24"/>
         </w:rPr>
-        <w:t xml:space="preserve">ISO 2859-1:</w:t>
-      </w:r>
-      <w:r>
-        <w:rPr>
-          <w:rFonts w:ascii="Calibri" w:hAnsi="Calibri" w:cs="Arial"/>
-          <w:sz w:val="24"/>
-          <w:szCs w:val="24"/>
-        </w:rPr>
-        <w:t xml:space="preserve"> International standard that defines sampling plans and acceptance/rejection numbers for lot-by-lot inspection.</w:t>
+        <w:t xml:space="preserve">AQL:</w:t>
+      </w:r>
+      <w:r>
+        <w:rPr>
+          <w:rFonts w:ascii="Calibri" w:hAnsi="Calibri" w:cs="Arial"/>
+          <w:sz w:val="24"/>
+          <w:szCs w:val="24"/>
+        </w:rPr>
+        <w:t xml:space="preserve"> Acceptable quality level; the maximum defect rate allowed for lot acceptance (example: critical 0, major 2.5, minor 4.0).</w:t>
       </w:r>
     </w:p>
     <w:p>
@@ -455,15 +455,15 @@
           <w:sz w:val="24"/>
           <w:szCs w:val="24"/>
         </w:rPr>
-        <w:t xml:space="preserve">Acceptance Number (Ac) / Rejection Number (Re):</w:t>
-      </w:r>
-      <w:r>
-        <w:rPr>
-          <w:rFonts w:ascii="Calibri" w:hAnsi="Calibri" w:cs="Arial"/>
-          <w:sz w:val="24"/>
-          <w:szCs w:val="24"/>
-        </w:rPr>
-        <w:t xml:space="preserve"> The highest number of defects allowed in the sample / the number of defects that rejects the lot.</w:t>
+        <w:t xml:space="preserve">ISO 2859-1:</w:t>
+      </w:r>
+      <w:r>
+        <w:rPr>
+          <w:rFonts w:ascii="Calibri" w:hAnsi="Calibri" w:cs="Arial"/>
+          <w:sz w:val="24"/>
+          <w:szCs w:val="24"/>
+        </w:rPr>
+        <w:t xml:space="preserve"> International standard that defines sampling plans and acceptance/rejection numbers for lot-by-lot inspection.</w:t>
       </w:r>
     </w:p>
     <w:p>
@@ -523,15 +523,15 @@
           <w:sz w:val="24"/>
           <w:szCs w:val="24"/>
         </w:rPr>
-        <w:t xml:space="preserve">Metal Detector:</w:t>
-      </w:r>
-      <w:r>
-        <w:rPr>
-          <w:rFonts w:ascii="Calibri" w:hAnsi="Calibri" w:cs="Arial"/>
-          <w:sz w:val="24"/>
-          <w:szCs w:val="24"/>
-        </w:rPr>
-        <w:t xml:space="preserve"> Device that detects metal parts, including broken needle fragments.</w:t>
+        <w:t xml:space="preserve">Pressing Parameters:</w:t>
+      </w:r>
+      <w:r>
+        <w:rPr>
+          <w:rFonts w:ascii="Calibri" w:hAnsi="Calibri" w:cs="Arial"/>
+          <w:sz w:val="24"/>
+          <w:szCs w:val="24"/>
+        </w:rPr>
+        <w:t xml:space="preserve"> Iron or press temperature, dwell time, steam pressure and vacuum set for a fabric composition.</w:t>
       </w:r>
     </w:p>
     <w:p>
@@ -557,15 +557,15 @@
           <w:sz w:val="24"/>
           <w:szCs w:val="24"/>
         </w:rPr>
-        <w:t xml:space="preserve">Test Piece (Fe, Non-Fe, SUS):</w:t>
-      </w:r>
-      <w:r>
-        <w:rPr>
-          <w:rFonts w:ascii="Calibri" w:hAnsi="Calibri" w:cs="Arial"/>
-          <w:sz w:val="24"/>
-          <w:szCs w:val="24"/>
-        </w:rPr>
-        <w:t xml:space="preserve"> Reference metal pieces used to verify detector sensitivity.</w:t>
+        <w:t xml:space="preserve">Optical Control:</w:t>
+      </w:r>
+      <w:r>
+        <w:rPr>
+          <w:rFonts w:ascii="Calibri" w:hAnsi="Calibri" w:cs="Arial"/>
+          <w:sz w:val="24"/>
+          <w:szCs w:val="24"/>
+        </w:rPr>
+        <w:t xml:space="preserve"> Visual check of every pressed garment for appearance, stains, threads, labels and presentation.</w:t>
       </w:r>
     </w:p>
     <w:p>
@@ -591,15 +591,15 @@
           <w:sz w:val="24"/>
           <w:szCs w:val="24"/>
         </w:rPr>
-        <w:t xml:space="preserve">Metal-Free Zone:</w:t>
-      </w:r>
-      <w:r>
-        <w:rPr>
-          <w:rFonts w:ascii="Calibri" w:hAnsi="Calibri" w:cs="Arial"/>
-          <w:sz w:val="24"/>
-          <w:szCs w:val="24"/>
-        </w:rPr>
-        <w:t xml:space="preserve"> Area with controlled entry and exit to prevent needle and metal contamination.</w:t>
+        <w:t xml:space="preserve">Metal Detector / Test Piece (Fe, Non-Fe, SUS):</w:t>
+      </w:r>
+      <w:r>
+        <w:rPr>
+          <w:rFonts w:ascii="Calibri" w:hAnsi="Calibri" w:cs="Arial"/>
+          <w:sz w:val="24"/>
+          <w:szCs w:val="24"/>
+        </w:rPr>
+        <w:t xml:space="preserve"> Device that detects metal parts, including broken needle fragments / reference metal pieces used to verify its sensitivity.</w:t>
       </w:r>
     </w:p>
     <w:p>
@@ -625,15 +625,15 @@
           <w:sz w:val="24"/>
           <w:szCs w:val="24"/>
         </w:rPr>
-        <w:t xml:space="preserve">Quarantine Box:</w:t>
-      </w:r>
-      <w:r>
-        <w:rPr>
-          <w:rFonts w:ascii="Calibri" w:hAnsi="Calibri" w:cs="Arial"/>
-          <w:sz w:val="24"/>
-          <w:szCs w:val="24"/>
-        </w:rPr>
-        <w:t xml:space="preserve"> Locked box in which garments with detected metal are kept.</w:t>
+        <w:t xml:space="preserve">Lot:</w:t>
+      </w:r>
+      <w:r>
+        <w:rPr>
+          <w:rFonts w:ascii="Calibri" w:hAnsi="Calibri" w:cs="Arial"/>
+          <w:sz w:val="24"/>
+          <w:szCs w:val="24"/>
+        </w:rPr>
+        <w:t xml:space="preserve"> A group of finished garments of the same order, style, colour and size range that is identified with one lot number for traceability.</w:t>
       </w:r>
     </w:p>
     <w:p>
@@ -659,31 +659,32 @@
           <w:sz w:val="24"/>
           <w:szCs w:val="24"/>
         </w:rPr>
-        <w:t xml:space="preserve">Defect Distribution:</w:t>
-      </w:r>
-      <w:r>
-        <w:rPr>
-          <w:rFonts w:ascii="Calibri" w:hAnsi="Calibri" w:cs="Arial"/>
-          <w:sz w:val="24"/>
-          <w:szCs w:val="24"/>
-        </w:rPr>
-        <w:t xml:space="preserve"> Distribution of defects found in final inspection by type.</w:t>
-      </w:r>
-    </w:p>
-    <w:p>
-      <w:pPr>
-        <w:pStyle w:val="ListeParagraf"/>
-        <w:spacing w:after="80"/>
-        <w:ind w:left="709" w:right="0"/>
-        <w:jc w:val="both"/>
-      </w:pPr>
-    </w:p>
-    <w:p>
-      <w:pPr>
-        <w:pStyle w:val="ListeParagraf"/>
-        <w:spacing w:before="120" w:after="60"/>
-        <w:ind w:left="709" w:right="0"/>
-      </w:pPr>
+        <w:t xml:space="preserve">Quarantine Box:</w:t>
+      </w:r>
+      <w:r>
+        <w:rPr>
+          <w:rFonts w:ascii="Calibri" w:hAnsi="Calibri" w:cs="Arial"/>
+          <w:sz w:val="24"/>
+          <w:szCs w:val="24"/>
+        </w:rPr>
+        <w:t xml:space="preserve"> Locked box in which garments with detected metal are kept.</w:t>
+      </w:r>
+    </w:p>
+    <w:p>
+      <w:pPr>
+        <w:pStyle w:val="ListeParagraf"/>
+        <w:spacing w:after="80"/>
+        <w:ind w:left="709" w:right="0"/>
+        <w:jc w:val="both"/>
+      </w:pPr>
+      <w:r>
+        <w:rPr>
+          <w:rFonts w:ascii="Calibri" w:hAnsi="Calibri" w:cs="Arial"/>
+          <w:sz w:val="24"/>
+          <w:szCs w:val="24"/>
+        </w:rPr>
+        <w:t xml:space="preserve">• </w:t>
+      </w:r>
       <w:r>
         <w:rPr>
           <w:rFonts w:ascii="Calibri" w:hAnsi="Calibri" w:cs="Arial"/>
@@ -692,8 +693,24 @@
           <w:sz w:val="24"/>
           <w:szCs w:val="24"/>
         </w:rPr>
-        <w:t xml:space="preserve">MAIN AND SUB PROCESSES</w:t>
-      </w:r>
+        <w:t xml:space="preserve">Release:</w:t>
+      </w:r>
+      <w:r>
+        <w:rPr>
+          <w:rFonts w:ascii="Calibri" w:hAnsi="Calibri" w:cs="Arial"/>
+          <w:sz w:val="24"/>
+          <w:szCs w:val="24"/>
+        </w:rPr>
+        <w:t xml:space="preserve"> The written decision of Quality Assurance that a lot may be handed over to the warehouse and shipped.</w:t>
+      </w:r>
+    </w:p>
+    <w:p>
+      <w:pPr>
+        <w:pStyle w:val="ListeParagraf"/>
+        <w:spacing w:after="80"/>
+        <w:ind w:left="709" w:right="0"/>
+        <w:jc w:val="both"/>
+      </w:pPr>
     </w:p>
     <w:p>
       <w:pPr>
@@ -709,64 +726,8 @@
           <w:sz w:val="24"/>
           <w:szCs w:val="24"/>
         </w:rPr>
-        <w:t xml:space="preserve">1. PRESSING AND STEAMING</w:t>
-      </w:r>
-    </w:p>
-    <w:p>
-      <w:pPr>
-        <w:pStyle w:val="ListeParagraf"/>
-        <w:spacing w:after="80"/>
-        <w:ind w:left="709" w:right="0"/>
-        <w:jc w:val="both"/>
-      </w:pPr>
-      <w:r>
-        <w:rPr>
-          <w:rFonts w:ascii="Calibri" w:hAnsi="Calibri" w:cs="Arial"/>
-          <w:sz w:val="24"/>
-          <w:szCs w:val="24"/>
-        </w:rPr>
-        <w:t xml:space="preserve">1.1. Pressing temperature and steam pressure are set according to the fabric composition and checked under the Pressing Temperature and Measurement Instruction (EMS.ÜR.TL.05.06, EMS.ÜR.TL.05.06).</w:t>
-      </w:r>
-    </w:p>
-    <w:p>
-      <w:pPr>
-        <w:pStyle w:val="ListeParagraf"/>
-        <w:spacing w:after="80"/>
-        <w:ind w:left="709" w:right="0"/>
-        <w:jc w:val="both"/>
-      </w:pPr>
-      <w:r>
-        <w:rPr>
-          <w:rFonts w:ascii="Calibri" w:hAnsi="Calibri" w:cs="Arial"/>
-          <w:sz w:val="24"/>
-          <w:szCs w:val="24"/>
-        </w:rPr>
-        <w:t xml:space="preserve">1.2. The first pressed garment is compared with the measurement table and the result is recorded on the Quality Assurance Measurement Form (EMS.QA.FRM.05.02).</w:t>
-      </w:r>
-    </w:p>
-    <w:p>
-      <w:pPr>
-        <w:pStyle w:val="ListeParagraf"/>
-        <w:spacing w:after="80"/>
-        <w:ind w:left="709" w:right="0"/>
-        <w:jc w:val="both"/>
-      </w:pPr>
-      <w:r>
-        <w:rPr>
-          <w:rFonts w:ascii="Calibri" w:hAnsi="Calibri" w:cs="Arial"/>
-          <w:sz w:val="24"/>
-          <w:szCs w:val="24"/>
-        </w:rPr>
-        <w:t xml:space="preserve">1.3. Pressing is checked hourly for shine, burn marks, creases and measurement. Garments that fail are re-pressed or sent to repair.</w:t>
-      </w:r>
-    </w:p>
-    <w:p>
-      <w:pPr>
-        <w:pStyle w:val="ListeParagraf"/>
-        <w:spacing w:after="80"/>
-        <w:ind w:left="709" w:right="0"/>
-        <w:jc w:val="both"/>
-      </w:pPr>
+        <w:t xml:space="preserve">MAIN AND SUB PROCESSES</w:t>
+      </w:r>
     </w:p>
     <w:p>
       <w:pPr>
@@ -782,71 +743,151 @@
           <w:sz w:val="24"/>
           <w:szCs w:val="24"/>
         </w:rPr>
-        <w:t xml:space="preserve">2. FINAL INSPECTION AND AQL SAMPLING</w:t>
-      </w:r>
-    </w:p>
-    <w:p>
-      <w:pPr>
-        <w:pStyle w:val="ListeParagraf"/>
-        <w:spacing w:after="80"/>
-        <w:ind w:left="709" w:right="0"/>
-        <w:jc w:val="both"/>
-      </w:pPr>
-      <w:r>
-        <w:rPr>
-          <w:rFonts w:ascii="Calibri" w:hAnsi="Calibri" w:cs="Arial"/>
-          <w:sz w:val="24"/>
-          <w:szCs w:val="24"/>
-        </w:rPr>
-        <w:t xml:space="preserve">2.1. Final inspection is started according to EMS.ÜR.PRO.05.10 and EMS.QA.PRO.02.09 when the lot is fully packed or at least 80% packed (EMS.QA.TL.02.05).</w:t>
-      </w:r>
-    </w:p>
-    <w:p>
-      <w:pPr>
-        <w:pStyle w:val="ListeParagraf"/>
-        <w:spacing w:after="80"/>
-        <w:ind w:left="709" w:right="0"/>
-        <w:jc w:val="both"/>
-      </w:pPr>
-      <w:r>
-        <w:rPr>
-          <w:rFonts w:ascii="Calibri" w:hAnsi="Calibri" w:cs="Arial"/>
-          <w:sz w:val="24"/>
-          <w:szCs w:val="24"/>
-        </w:rPr>
-        <w:t xml:space="preserve">2.2. Sample size and acceptance number are determined by ISO 2859-1 general inspection level II, AQL critical 0, major 2.5, minor 4.0, or the customer requirement (EMS.QA.TL.02.05, EMS.QA.PRO.02.09). Samples are taken randomly from different cartons.</w:t>
-      </w:r>
-    </w:p>
-    <w:p>
-      <w:pPr>
-        <w:pStyle w:val="ListeParagraf"/>
-        <w:spacing w:after="80"/>
-        <w:ind w:left="709" w:right="0"/>
-        <w:jc w:val="both"/>
-      </w:pPr>
-      <w:r>
-        <w:rPr>
-          <w:rFonts w:ascii="Calibri" w:hAnsi="Calibri" w:cs="Arial"/>
-          <w:sz w:val="24"/>
-          <w:szCs w:val="24"/>
-        </w:rPr>
-        <w:t xml:space="preserve">2.3. Appearance, measurements, stitching, stains, labels, trims and packaging are checked. Defects are recorded on the Finished Product Defect Distribution Tracking Form (EMS.QA.FRM.05.01) and the Quality Control Report (EMS.QA.FRM.05.03).</w:t>
-      </w:r>
-    </w:p>
-    <w:p>
-      <w:pPr>
-        <w:pStyle w:val="ListeParagraf"/>
-        <w:spacing w:after="80"/>
-        <w:ind w:left="709" w:right="0"/>
-        <w:jc w:val="both"/>
-      </w:pPr>
-      <w:r>
-        <w:rPr>
-          <w:rFonts w:ascii="Calibri" w:hAnsi="Calibri" w:cs="Arial"/>
-          <w:sz w:val="24"/>
-          <w:szCs w:val="24"/>
-        </w:rPr>
-        <w:t xml:space="preserve">2.4. If the acceptance number is exceeded, the lot is rejected, shipment is stopped, 100% inspection starts and a CAPA is opened.</w:t>
+        <w:t xml:space="preserve">1. MAIN FLOW OF THE DEPARTMENT</w:t>
+      </w:r>
+    </w:p>
+    <w:p>
+      <w:pPr>
+        <w:pStyle w:val="ListeParagraf"/>
+        <w:spacing w:after="80"/>
+        <w:ind w:left="709" w:right="0"/>
+        <w:jc w:val="both"/>
+      </w:pPr>
+      <w:r>
+        <w:rPr>
+          <w:rFonts w:ascii="Calibri" w:hAnsi="Calibri" w:cs="Arial"/>
+          <w:sz w:val="24"/>
+          <w:szCs w:val="24"/>
+        </w:rPr>
+        <w:t xml:space="preserve">1.1. Every order follows the eight steps in this order. A step starts only when the previous step is completed and recorded; a lot cannot skip or reverse a step without written approval of the Final Quality Supervisor.</w:t>
+      </w:r>
+    </w:p>
+    <w:p>
+      <w:pPr>
+        <w:pStyle w:val="ListeParagraf"/>
+        <w:spacing w:after="80"/>
+        <w:ind w:left="709" w:right="0"/>
+        <w:jc w:val="both"/>
+      </w:pPr>
+      <w:r>
+        <w:rPr>
+          <w:rFonts w:ascii="Calibri" w:hAnsi="Calibri" w:cs="Arial"/>
+          <w:sz w:val="24"/>
+          <w:szCs w:val="24"/>
+        </w:rPr>
+        <w:t xml:space="preserve">1.2. Step 1, quality control before pressing: carried out under EMS.QA.PRO.02.09, EMS.KS.TL.22.01 and EMS.QA.TL.02.04.</w:t>
+      </w:r>
+    </w:p>
+    <w:p>
+      <w:pPr>
+        <w:pStyle w:val="ListeParagraf"/>
+        <w:spacing w:after="80"/>
+        <w:ind w:left="709" w:right="0"/>
+        <w:jc w:val="both"/>
+      </w:pPr>
+      <w:r>
+        <w:rPr>
+          <w:rFonts w:ascii="Calibri" w:hAnsi="Calibri" w:cs="Arial"/>
+          <w:sz w:val="24"/>
+          <w:szCs w:val="24"/>
+        </w:rPr>
+        <w:t xml:space="preserve">1.3. Step 2, pressing and steaming: carried out under section 3 of this procedure, EMS.ÜR.TL.05.06 and the Pressing Parameter and Control Form (EMS.ÜR.FRM.05.09).</w:t>
+      </w:r>
+    </w:p>
+    <w:p>
+      <w:pPr>
+        <w:pStyle w:val="ListeParagraf"/>
+        <w:spacing w:after="80"/>
+        <w:ind w:left="709" w:right="0"/>
+        <w:jc w:val="both"/>
+      </w:pPr>
+      <w:r>
+        <w:rPr>
+          <w:rFonts w:ascii="Calibri" w:hAnsi="Calibri" w:cs="Arial"/>
+          <w:sz w:val="24"/>
+          <w:szCs w:val="24"/>
+        </w:rPr>
+        <w:t xml:space="preserve">1.4. Step 3, optical control: carried out under EMS.QA.PRO.02.13 and EMS.QA.TL.02.08, with the Optical Inspection Form (EMS.QA.FRM.05.04).</w:t>
+      </w:r>
+    </w:p>
+    <w:p>
+      <w:pPr>
+        <w:pStyle w:val="ListeParagraf"/>
+        <w:spacing w:after="80"/>
+        <w:ind w:left="709" w:right="0"/>
+        <w:jc w:val="both"/>
+      </w:pPr>
+      <w:r>
+        <w:rPr>
+          <w:rFonts w:ascii="Calibri" w:hAnsi="Calibri" w:cs="Arial"/>
+          <w:sz w:val="24"/>
+          <w:szCs w:val="24"/>
+        </w:rPr>
+        <w:t xml:space="preserve">1.5. Step 4, metal detection: carried out under EMS.QA.PRO.02.05 and EMS.QA.TL.02.06, with EMS.QA.FRM.03.06, EMS.QA.FRM.03.07 and EMS.QA.FRM.03.09.</w:t>
+      </w:r>
+    </w:p>
+    <w:p>
+      <w:pPr>
+        <w:pStyle w:val="ListeParagraf"/>
+        <w:spacing w:after="80"/>
+        <w:ind w:left="709" w:right="0"/>
+        <w:jc w:val="both"/>
+      </w:pPr>
+      <w:r>
+        <w:rPr>
+          <w:rFonts w:ascii="Calibri" w:hAnsi="Calibri" w:cs="Arial"/>
+          <w:sz w:val="24"/>
+          <w:szCs w:val="24"/>
+        </w:rPr>
+        <w:t xml:space="preserve">1.6. Step 5, packing: carried out under EMS.ÜR.PRO.05.11 and EMS.ÜR.TL.05.13, with the Packing Control Form (EMS.ÜR.FRM.05.07).</w:t>
+      </w:r>
+    </w:p>
+    <w:p>
+      <w:pPr>
+        <w:pStyle w:val="ListeParagraf"/>
+        <w:spacing w:after="80"/>
+        <w:ind w:left="709" w:right="0"/>
+        <w:jc w:val="both"/>
+      </w:pPr>
+      <w:r>
+        <w:rPr>
+          <w:rFonts w:ascii="Calibri" w:hAnsi="Calibri" w:cs="Arial"/>
+          <w:sz w:val="24"/>
+          <w:szCs w:val="24"/>
+        </w:rPr>
+        <w:t xml:space="preserve">1.7. Step 6, lotting: carried out under EMS.ÜR.PRO.05.12 and EMS.ÜR.TL.05.14, with the Lotting and Lot Label Record Form (EMS.ÜR.FRM.05.10).</w:t>
+      </w:r>
+    </w:p>
+    <w:p>
+      <w:pPr>
+        <w:pStyle w:val="ListeParagraf"/>
+        <w:spacing w:after="80"/>
+        <w:ind w:left="709" w:right="0"/>
+        <w:jc w:val="both"/>
+      </w:pPr>
+      <w:r>
+        <w:rPr>
+          <w:rFonts w:ascii="Calibri" w:hAnsi="Calibri" w:cs="Arial"/>
+          <w:sz w:val="24"/>
+          <w:szCs w:val="24"/>
+        </w:rPr>
+        <w:t xml:space="preserve">1.8. Step 7, cartoning: carried out under EMS.SO.PRO.23.07 and EMS.DP.TL.08.04, with the Carton Arrangement and Packing List Control Form (EMS.ÜR.FRM.05.11).</w:t>
+      </w:r>
+    </w:p>
+    <w:p>
+      <w:pPr>
+        <w:pStyle w:val="ListeParagraf"/>
+        <w:spacing w:after="80"/>
+        <w:ind w:left="709" w:right="0"/>
+        <w:jc w:val="both"/>
+      </w:pPr>
+      <w:r>
+        <w:rPr>
+          <w:rFonts w:ascii="Calibri" w:hAnsi="Calibri" w:cs="Arial"/>
+          <w:sz w:val="24"/>
+          <w:szCs w:val="24"/>
+        </w:rPr>
+        <w:t xml:space="preserve">1.9. Step 8, final inspection: carried out under EMS.QA.PRO.02.14 and EMS.QA.TL.02.05, with the Pre-Shipment Final Inspection Report (EMS.QA.FRM.05.05), the Finished Product Defect Distribution Tracking Form (EMS.QA.FRM.05.01) and the Quality Control Report (EMS.QA.FRM.05.03).</w:t>
       </w:r>
     </w:p>
     <w:p>
@@ -871,87 +912,71 @@
           <w:sz w:val="24"/>
           <w:szCs w:val="24"/>
         </w:rPr>
-        <w:t xml:space="preserve">3. BROKEN-NEEDLE ASSURANCE AND METAL DETECTION</w:t>
-      </w:r>
-    </w:p>
-    <w:p>
-      <w:pPr>
-        <w:pStyle w:val="ListeParagraf"/>
-        <w:spacing w:after="80"/>
-        <w:ind w:left="709" w:right="0"/>
-        <w:jc w:val="both"/>
-      </w:pPr>
-      <w:r>
-        <w:rPr>
-          <w:rFonts w:ascii="Calibri" w:hAnsi="Calibri" w:cs="Arial"/>
-          <w:sz w:val="24"/>
-          <w:szCs w:val="24"/>
-        </w:rPr>
-        <w:t xml:space="preserve">3.1. Garments with a broken-needle record and the surrounding garments are separated at the line exit (EMS.QA.PRO.02.07). If a needle fragment is not found, the line is stopped and a search is made.</w:t>
-      </w:r>
-    </w:p>
-    <w:p>
-      <w:pPr>
-        <w:pStyle w:val="ListeParagraf"/>
-        <w:spacing w:after="80"/>
-        <w:ind w:left="709" w:right="0"/>
-        <w:jc w:val="both"/>
-      </w:pPr>
-      <w:r>
-        <w:rPr>
-          <w:rFonts w:ascii="Calibri" w:hAnsi="Calibri" w:cs="Arial"/>
-          <w:sz w:val="24"/>
-          <w:szCs w:val="24"/>
-        </w:rPr>
-        <w:t xml:space="preserve">3.2. The metal detector is tested at the start of every shift and at defined intervals during the shift with Fe, Non-Fe and SUS test pieces. The result is written on the Metal Detector Daily Calibration Report (EMS.QA.FRM.03.07) (EMS.QA.PRO.02.07, EMS.QA.TL.02.06).</w:t>
-      </w:r>
-    </w:p>
-    <w:p>
-      <w:pPr>
-        <w:pStyle w:val="ListeParagraf"/>
-        <w:spacing w:after="80"/>
-        <w:ind w:left="709" w:right="0"/>
-        <w:jc w:val="both"/>
-      </w:pPr>
-      <w:r>
-        <w:rPr>
-          <w:rFonts w:ascii="Calibri" w:hAnsi="Calibri" w:cs="Arial"/>
-          <w:sz w:val="24"/>
-          <w:szCs w:val="24"/>
-        </w:rPr>
-        <w:t xml:space="preserve">3.3. If a test piece is not detected, the detector is stopped, garments passed since the last successful test are passed again and the detector is repaired and re-verified.</w:t>
-      </w:r>
-    </w:p>
-    <w:p>
-      <w:pPr>
-        <w:pStyle w:val="ListeParagraf"/>
-        <w:spacing w:after="80"/>
-        <w:ind w:left="709" w:right="0"/>
-        <w:jc w:val="both"/>
-      </w:pPr>
-      <w:r>
-        <w:rPr>
-          <w:rFonts w:ascii="Calibri" w:hAnsi="Calibri" w:cs="Arial"/>
-          <w:sz w:val="24"/>
-          <w:szCs w:val="24"/>
-        </w:rPr>
-        <w:t xml:space="preserve">3.4. Every garment passes the detector. Garments with a detection are put in the quarantine box and recorded on the Quarantine Box Record Form (EMS.QA.FRM.03.06); the cause is investigated and the garment is re-passed after the metal is removed.</w:t>
-      </w:r>
-    </w:p>
-    <w:p>
-      <w:pPr>
-        <w:pStyle w:val="ListeParagraf"/>
-        <w:spacing w:after="80"/>
-        <w:ind w:left="709" w:right="0"/>
-        <w:jc w:val="both"/>
-      </w:pPr>
-      <w:r>
-        <w:rPr>
-          <w:rFonts w:ascii="Calibri" w:hAnsi="Calibri" w:cs="Arial"/>
-          <w:sz w:val="24"/>
-          <w:szCs w:val="24"/>
-        </w:rPr>
-        <w:t xml:space="preserve">3.5. Entry to and exit from the metal-free zone is recorded on EMS.QA.FRM.03.09. Needles, scissors and sharp tools are issued against a record.</w:t>
+        <w:t xml:space="preserve">2. STEP 1: QUALITY CONTROL BEFORE PRESSING</w:t>
+      </w:r>
+    </w:p>
+    <w:p>
+      <w:pPr>
+        <w:pStyle w:val="ListeParagraf"/>
+        <w:spacing w:after="80"/>
+        <w:ind w:left="709" w:right="0"/>
+        <w:jc w:val="both"/>
+      </w:pPr>
+      <w:r>
+        <w:rPr>
+          <w:rFonts w:ascii="Calibri" w:hAnsi="Calibri" w:cs="Arial"/>
+          <w:sz w:val="24"/>
+          <w:szCs w:val="24"/>
+        </w:rPr>
+        <w:t xml:space="preserve">2.1. Garments received from sewing (or washing) are checked before they are pressed, so that defects are found and repaired when they can still be corrected and are not hidden by pressing.</w:t>
+      </w:r>
+    </w:p>
+    <w:p>
+      <w:pPr>
+        <w:pStyle w:val="ListeParagraf"/>
+        <w:spacing w:after="80"/>
+        <w:ind w:left="709" w:right="0"/>
+        <w:jc w:val="both"/>
+      </w:pPr>
+      <w:r>
+        <w:rPr>
+          <w:rFonts w:ascii="Calibri" w:hAnsi="Calibri" w:cs="Arial"/>
+          <w:sz w:val="24"/>
+          <w:szCs w:val="24"/>
+        </w:rPr>
+        <w:t xml:space="preserve">2.2. The controller checks workmanship, stains, measurements and labels on a sample of the lot according to the AQL plan of EMS.QA.PRO.02.09 and, for 100% checks, the end-of-line inspection (EMS.KS.TL.22.01). Measurements are compared with the measurement chart (EMS.QA.TL.02.04).</w:t>
+      </w:r>
+    </w:p>
+    <w:p>
+      <w:pPr>
+        <w:pStyle w:val="ListeParagraf"/>
+        <w:spacing w:after="80"/>
+        <w:ind w:left="709" w:right="0"/>
+        <w:jc w:val="both"/>
+      </w:pPr>
+      <w:r>
+        <w:rPr>
+          <w:rFonts w:ascii="Calibri" w:hAnsi="Calibri" w:cs="Arial"/>
+          <w:sz w:val="24"/>
+          <w:szCs w:val="24"/>
+        </w:rPr>
+        <w:t xml:space="preserve">2.3. Conforming garments are released to pressing. Defective garments are tagged, sent to repair (EMS.ÜR.FRM.05.06) and re-checked before they enter pressing. If the AQL limit is exceeded, the lot is held, 100% inspection is carried out and a CAPA is opened according to section 10.</w:t>
+      </w:r>
+    </w:p>
+    <w:p>
+      <w:pPr>
+        <w:pStyle w:val="ListeParagraf"/>
+        <w:spacing w:after="80"/>
+        <w:ind w:left="709" w:right="0"/>
+        <w:jc w:val="both"/>
+      </w:pPr>
+      <w:r>
+        <w:rPr>
+          <w:rFonts w:ascii="Calibri" w:hAnsi="Calibri" w:cs="Arial"/>
+          <w:sz w:val="24"/>
+          <w:szCs w:val="24"/>
+        </w:rPr>
+        <w:t xml:space="preserve">2.4. Broken-needle assurance: garments with a broken-needle record and the surrounding garments are separated at the line exit (EMS.QA.PRO.02.07). If a needle fragment is not found, the line is stopped and a search is made.</w:t>
       </w:r>
     </w:p>
     <w:p>
@@ -976,71 +1001,103 @@
           <w:sz w:val="24"/>
           <w:szCs w:val="24"/>
         </w:rPr>
-        <w:t xml:space="preserve">4. FOLDING, LABELLING AND PACKING</w:t>
-      </w:r>
-    </w:p>
-    <w:p>
-      <w:pPr>
-        <w:pStyle w:val="ListeParagraf"/>
-        <w:spacing w:after="80"/>
-        <w:ind w:left="709" w:right="0"/>
-        <w:jc w:val="both"/>
-      </w:pPr>
-      <w:r>
-        <w:rPr>
-          <w:rFonts w:ascii="Calibri" w:hAnsi="Calibri" w:cs="Arial"/>
-          <w:sz w:val="24"/>
-          <w:szCs w:val="24"/>
-        </w:rPr>
-        <w:t xml:space="preserve">4.1. Folding, polybag and carton arrangement follow the customer packing instruction (EMS.ÜR.TL.05.06, EMS.ÜR.TL.05.06). The first packed garment is approved by quality control.</w:t>
-      </w:r>
-    </w:p>
-    <w:p>
-      <w:pPr>
-        <w:pStyle w:val="ListeParagraf"/>
-        <w:spacing w:after="80"/>
-        <w:ind w:left="709" w:right="0"/>
-        <w:jc w:val="both"/>
-      </w:pPr>
-      <w:r>
-        <w:rPr>
-          <w:rFonts w:ascii="Calibri" w:hAnsi="Calibri" w:cs="Arial"/>
-          <w:sz w:val="24"/>
-          <w:szCs w:val="24"/>
-        </w:rPr>
-        <w:t xml:space="preserve">4.2. Price label, care label, hanger, size label and barcode are placed according to the specification. Barcodes are verified with a scanner against product, size and colour.</w:t>
-      </w:r>
-    </w:p>
-    <w:p>
-      <w:pPr>
-        <w:pStyle w:val="ListeParagraf"/>
-        <w:spacing w:after="80"/>
-        <w:ind w:left="709" w:right="0"/>
-        <w:jc w:val="both"/>
-      </w:pPr>
-      <w:r>
-        <w:rPr>
-          <w:rFonts w:ascii="Calibri" w:hAnsi="Calibri" w:cs="Arial"/>
-          <w:sz w:val="24"/>
-          <w:szCs w:val="24"/>
-        </w:rPr>
-        <w:t xml:space="preserve">4.3. Polybag suffocation warning, ventilation holes, bag thickness and packaging requirements are applied as required by the customer and legal rules.</w:t>
-      </w:r>
-    </w:p>
-    <w:p>
-      <w:pPr>
-        <w:pStyle w:val="ListeParagraf"/>
-        <w:spacing w:after="80"/>
-        <w:ind w:left="709" w:right="0"/>
-        <w:jc w:val="both"/>
-      </w:pPr>
-      <w:r>
-        <w:rPr>
-          <w:rFonts w:ascii="Calibri" w:hAnsi="Calibri" w:cs="Arial"/>
-          <w:sz w:val="24"/>
-          <w:szCs w:val="24"/>
-        </w:rPr>
-        <w:t xml:space="preserve">4.4. Piece counts per carton are checked against the packing list (EMS.ÜR.FRM.05.07). Cartons are marked according to EMS.DP.TL.08.04 and EMS.SO.PRO.23.07.</w:t>
+        <w:t xml:space="preserve">3. STEP 2: PRESSING AND STEAMING</w:t>
+      </w:r>
+    </w:p>
+    <w:p>
+      <w:pPr>
+        <w:pStyle w:val="ListeParagraf"/>
+        <w:spacing w:after="80"/>
+        <w:ind w:left="709" w:right="0"/>
+        <w:jc w:val="both"/>
+      </w:pPr>
+      <w:r>
+        <w:rPr>
+          <w:rFonts w:ascii="Calibri" w:hAnsi="Calibri" w:cs="Arial"/>
+          <w:sz w:val="24"/>
+          <w:szCs w:val="24"/>
+        </w:rPr>
+        <w:t xml:space="preserve">3.1. Before the lot is pressed, the Pressing Supervisor reads the care label, fabric composition and customer requirement, and sets the iron or press temperature, dwell time, steam pressure and vacuum according to the Pressing and Steaming Instruction (EMS.ÜR.TL.05.06). The parameters are written on the Pressing Parameter and Control Form (EMS.ÜR.FRM.05.09).</w:t>
+      </w:r>
+    </w:p>
+    <w:p>
+      <w:pPr>
+        <w:pStyle w:val="ListeParagraf"/>
+        <w:spacing w:after="80"/>
+        <w:ind w:left="709" w:right="0"/>
+        <w:jc w:val="both"/>
+      </w:pPr>
+      <w:r>
+        <w:rPr>
+          <w:rFonts w:ascii="Calibri" w:hAnsi="Calibri" w:cs="Arial"/>
+          <w:sz w:val="24"/>
+          <w:szCs w:val="24"/>
+        </w:rPr>
+        <w:t xml:space="preserve">3.2. Parameters follow the most sensitive fibre in the garment. Examples (the care label and customer specification prevail): cotton and viscose 150 to 180 °C, wool and blends 140 to 150 °C with a pressing cloth, polyester and synthetics 110 to 130 °C, elastane blends and prints 110 °C or lower; dwell time normally 5 to 10 seconds; steam pressure within the boiler and equipment limit.</w:t>
+      </w:r>
+    </w:p>
+    <w:p>
+      <w:pPr>
+        <w:pStyle w:val="ListeParagraf"/>
+        <w:spacing w:after="80"/>
+        <w:ind w:left="709" w:right="0"/>
+        <w:jc w:val="both"/>
+      </w:pPr>
+      <w:r>
+        <w:rPr>
+          <w:rFonts w:ascii="Calibri" w:hAnsi="Calibri" w:cs="Arial"/>
+          <w:sz w:val="24"/>
+          <w:szCs w:val="24"/>
+        </w:rPr>
+        <w:t xml:space="preserve">3.3. The first pressed garment is approved before the lot is pressed: appearance (shine, scorch, water marks, creases, distortion) and measurements are compared with the measurement chart, and the result is recorded on the Quality Assurance Measurement Form (EMS.QA.FRM.05.02). Tolerance is the measurement table ± 1 cm or the customer specification.</w:t>
+      </w:r>
+    </w:p>
+    <w:p>
+      <w:pPr>
+        <w:pStyle w:val="ListeParagraf"/>
+        <w:spacing w:after="80"/>
+        <w:ind w:left="709" w:right="0"/>
+        <w:jc w:val="both"/>
+      </w:pPr>
+      <w:r>
+        <w:rPr>
+          <w:rFonts w:ascii="Calibri" w:hAnsi="Calibri" w:cs="Arial"/>
+          <w:sz w:val="24"/>
+          <w:szCs w:val="24"/>
+        </w:rPr>
+        <w:t xml:space="preserve">3.4. Pressing is checked every hour, after every parameter change and after every fabric or style change for shine, burn marks, creases, measurements and shape; the check is recorded on EMS.ÜR.FRM.05.09.</w:t>
+      </w:r>
+    </w:p>
+    <w:p>
+      <w:pPr>
+        <w:pStyle w:val="ListeParagraf"/>
+        <w:spacing w:after="80"/>
+        <w:ind w:left="709" w:right="0"/>
+        <w:jc w:val="both"/>
+      </w:pPr>
+      <w:r>
+        <w:rPr>
+          <w:rFonts w:ascii="Calibri" w:hAnsi="Calibri" w:cs="Arial"/>
+          <w:sz w:val="24"/>
+          <w:szCs w:val="24"/>
+        </w:rPr>
+        <w:t xml:space="preserve">3.5. Garments that fail are re-pressed or sent to repair; garments that are burnt or permanently shiny are separated as seconds and recorded. If a parameter is out of limit, pressing stops until the setting is corrected and the first piece is approved again.</w:t>
+      </w:r>
+    </w:p>
+    <w:p>
+      <w:pPr>
+        <w:pStyle w:val="ListeParagraf"/>
+        <w:spacing w:after="80"/>
+        <w:ind w:left="709" w:right="0"/>
+        <w:jc w:val="both"/>
+      </w:pPr>
+      <w:r>
+        <w:rPr>
+          <w:rFonts w:ascii="Calibri" w:hAnsi="Calibri" w:cs="Arial"/>
+          <w:sz w:val="24"/>
+          <w:szCs w:val="24"/>
+        </w:rPr>
+        <w:t xml:space="preserve">3.6. Pressing is not done directly on prints, embroidery, heat-transfer labels, beads or zips; a pressing cloth or the method defined by the customer is used.</w:t>
       </w:r>
     </w:p>
     <w:p>
@@ -1065,55 +1122,55 @@
           <w:sz w:val="24"/>
           <w:szCs w:val="24"/>
         </w:rPr>
-        <w:t xml:space="preserve">5. RELEASE, HANDOVER AND RECORDS</w:t>
-      </w:r>
-    </w:p>
-    <w:p>
-      <w:pPr>
-        <w:pStyle w:val="ListeParagraf"/>
-        <w:spacing w:after="80"/>
-        <w:ind w:left="709" w:right="0"/>
-        <w:jc w:val="both"/>
-      </w:pPr>
-      <w:r>
-        <w:rPr>
-          <w:rFonts w:ascii="Calibri" w:hAnsi="Calibri" w:cs="Arial"/>
-          <w:sz w:val="24"/>
-          <w:szCs w:val="24"/>
-        </w:rPr>
-        <w:t xml:space="preserve">5.1. Quality Assurance reviews the AQL result and detector records and releases the lot. A lot without a "conforming" label is not handed over to Warehouse and Shipping.</w:t>
-      </w:r>
-    </w:p>
-    <w:p>
-      <w:pPr>
-        <w:pStyle w:val="ListeParagraf"/>
-        <w:spacing w:after="80"/>
-        <w:ind w:left="709" w:right="0"/>
-        <w:jc w:val="both"/>
-      </w:pPr>
-      <w:r>
-        <w:rPr>
-          <w:rFonts w:ascii="Calibri" w:hAnsi="Calibri" w:cs="Arial"/>
-          <w:sz w:val="24"/>
-          <w:szCs w:val="24"/>
-        </w:rPr>
-        <w:t xml:space="preserve">5.2. The Quality Control Report and defect distribution are added to the order file and sent to the customer when requested.</w:t>
-      </w:r>
-    </w:p>
-    <w:p>
-      <w:pPr>
-        <w:pStyle w:val="ListeParagraf"/>
-        <w:spacing w:after="80"/>
-        <w:ind w:left="709" w:right="0"/>
-        <w:jc w:val="both"/>
-      </w:pPr>
-      <w:r>
-        <w:rPr>
-          <w:rFonts w:ascii="Calibri" w:hAnsi="Calibri" w:cs="Arial"/>
-          <w:sz w:val="24"/>
-          <w:szCs w:val="24"/>
-        </w:rPr>
-        <w:t xml:space="preserve">5.3. Repeating defect types are evaluated weekly and fed back to sewing, washing and trims control.</w:t>
+        <w:t xml:space="preserve">4. STEP 3: OPTICAL CONTROL</w:t>
+      </w:r>
+    </w:p>
+    <w:p>
+      <w:pPr>
+        <w:pStyle w:val="ListeParagraf"/>
+        <w:spacing w:after="80"/>
+        <w:ind w:left="709" w:right="0"/>
+        <w:jc w:val="both"/>
+      </w:pPr>
+      <w:r>
+        <w:rPr>
+          <w:rFonts w:ascii="Calibri" w:hAnsi="Calibri" w:cs="Arial"/>
+          <w:sz w:val="24"/>
+          <w:szCs w:val="24"/>
+        </w:rPr>
+        <w:t xml:space="preserve">4.1. Every pressed garment is examined visually for appearance, stains, loose threads, shade, labels and presentation under defined lighting, according to EMS.QA.PRO.02.13 and EMS.QA.TL.02.08.</w:t>
+      </w:r>
+    </w:p>
+    <w:p>
+      <w:pPr>
+        <w:pStyle w:val="ListeParagraf"/>
+        <w:spacing w:after="80"/>
+        <w:ind w:left="709" w:right="0"/>
+        <w:jc w:val="both"/>
+      </w:pPr>
+      <w:r>
+        <w:rPr>
+          <w:rFonts w:ascii="Calibri" w:hAnsi="Calibri" w:cs="Arial"/>
+          <w:sz w:val="24"/>
+          <w:szCs w:val="24"/>
+        </w:rPr>
+        <w:t xml:space="preserve">4.2. The result is recorded on the Optical Inspection Form (EMS.QA.FRM.05.04). Garments with defects are returned to repair or pressing and re-examined; garments that cannot be repaired are separated as seconds.</w:t>
+      </w:r>
+    </w:p>
+    <w:p>
+      <w:pPr>
+        <w:pStyle w:val="ListeParagraf"/>
+        <w:spacing w:after="80"/>
+        <w:ind w:left="709" w:right="0"/>
+        <w:jc w:val="both"/>
+      </w:pPr>
+      <w:r>
+        <w:rPr>
+          <w:rFonts w:ascii="Calibri" w:hAnsi="Calibri" w:cs="Arial"/>
+          <w:sz w:val="24"/>
+          <w:szCs w:val="24"/>
+        </w:rPr>
+        <w:t xml:space="preserve">4.3. Only garments that pass the optical control are sent to the metal detector.</w:t>
       </w:r>
     </w:p>
     <w:p>
@@ -1138,55 +1195,87 @@
           <w:sz w:val="24"/>
           <w:szCs w:val="24"/>
         </w:rPr>
-        <w:t xml:space="preserve">6. NONCONFORMITY AND CAPA (DOP)</w:t>
-      </w:r>
-    </w:p>
-    <w:p>
-      <w:pPr>
-        <w:pStyle w:val="ListeParagraf"/>
-        <w:spacing w:after="80"/>
-        <w:ind w:left="709" w:right="0"/>
-        <w:jc w:val="both"/>
-      </w:pPr>
-      <w:r>
-        <w:rPr>
-          <w:rFonts w:ascii="Calibri" w:hAnsi="Calibri" w:cs="Arial"/>
-          <w:sz w:val="24"/>
-          <w:szCs w:val="24"/>
-        </w:rPr>
-        <w:t xml:space="preserve">6.1. A CAPA is opened when the AQL acceptance number is exceeded, a critical defect is found, metal is detected, work is done without a calibration record, a barcode or label mismatch occurs or a customer complaint is received.</w:t>
-      </w:r>
-    </w:p>
-    <w:p>
-      <w:pPr>
-        <w:pStyle w:val="ListeParagraf"/>
-        <w:spacing w:after="80"/>
-        <w:ind w:left="709" w:right="0"/>
-        <w:jc w:val="both"/>
-      </w:pPr>
-      <w:r>
-        <w:rPr>
-          <w:rFonts w:ascii="Calibri" w:hAnsi="Calibri" w:cs="Arial"/>
-          <w:sz w:val="24"/>
-          <w:szCs w:val="24"/>
-        </w:rPr>
-        <w:t xml:space="preserve">6.2. Immediate action: the lot is blocked and shipment is stopped, 100% inspection starts, and for metal or broken needle the source line is stopped and Quality Assurance is informed on the same day (EMS.KS.PRO.22.02).</w:t>
-      </w:r>
-    </w:p>
-    <w:p>
-      <w:pPr>
-        <w:pStyle w:val="ListeParagraf"/>
-        <w:spacing w:after="80"/>
-        <w:ind w:left="709" w:right="0"/>
-        <w:jc w:val="both"/>
-      </w:pPr>
-      <w:r>
-        <w:rPr>
-          <w:rFonts w:ascii="Calibri" w:hAnsi="Calibri" w:cs="Arial"/>
-          <w:sz w:val="24"/>
-          <w:szCs w:val="24"/>
-        </w:rPr>
-        <w:t xml:space="preserve">6.3. Root cause analysis starts within 24 hours and the source department is informed (EMS.KS.PRO.22.03). The CAPA is closed after effectiveness is verified.</w:t>
+        <w:t xml:space="preserve">5. STEP 4: METAL DETECTION</w:t>
+      </w:r>
+    </w:p>
+    <w:p>
+      <w:pPr>
+        <w:pStyle w:val="ListeParagraf"/>
+        <w:spacing w:after="80"/>
+        <w:ind w:left="709" w:right="0"/>
+        <w:jc w:val="both"/>
+      </w:pPr>
+      <w:r>
+        <w:rPr>
+          <w:rFonts w:ascii="Calibri" w:hAnsi="Calibri" w:cs="Arial"/>
+          <w:sz w:val="24"/>
+          <w:szCs w:val="24"/>
+        </w:rPr>
+        <w:t xml:space="preserve">5.1. The metal detector is placed after the optical control and before packing, so that every garment is passed through the detector before it enters a polybag or carton. Details are in EMS.QA.PRO.02.05 and EMS.QA.TL.02.06; the points below are not repeated there.</w:t>
+      </w:r>
+    </w:p>
+    <w:p>
+      <w:pPr>
+        <w:pStyle w:val="ListeParagraf"/>
+        <w:spacing w:after="80"/>
+        <w:ind w:left="709" w:right="0"/>
+        <w:jc w:val="both"/>
+      </w:pPr>
+      <w:r>
+        <w:rPr>
+          <w:rFonts w:ascii="Calibri" w:hAnsi="Calibri" w:cs="Arial"/>
+          <w:sz w:val="24"/>
+          <w:szCs w:val="24"/>
+        </w:rPr>
+        <w:t xml:space="preserve">5.2. The detector is tested at the start of every shift and at defined intervals during the shift with Fe, Non-Fe and SUS test pieces. The result is written on the Metal Detector Daily Calibration Report (EMS.QA.FRM.03.07). If a test piece is not detected, the detector is stopped, the garments passed since the last successful test are passed again, and the detector is repaired and re-verified.</w:t>
+      </w:r>
+    </w:p>
+    <w:p>
+      <w:pPr>
+        <w:pStyle w:val="ListeParagraf"/>
+        <w:spacing w:after="80"/>
+        <w:ind w:left="709" w:right="0"/>
+        <w:jc w:val="both"/>
+      </w:pPr>
+      <w:r>
+        <w:rPr>
+          <w:rFonts w:ascii="Calibri" w:hAnsi="Calibri" w:cs="Arial"/>
+          <w:sz w:val="24"/>
+          <w:szCs w:val="24"/>
+        </w:rPr>
+        <w:t xml:space="preserve">5.3. Every garment passes the detector. Garments with a detection are put in the quarantine box and recorded on the Quarantine Box Record Form (EMS.QA.FRM.03.06); the cause is investigated and the garment is re-passed after the metal is removed.</w:t>
+      </w:r>
+    </w:p>
+    <w:p>
+      <w:pPr>
+        <w:pStyle w:val="ListeParagraf"/>
+        <w:spacing w:after="80"/>
+        <w:ind w:left="709" w:right="0"/>
+        <w:jc w:val="both"/>
+      </w:pPr>
+      <w:r>
+        <w:rPr>
+          <w:rFonts w:ascii="Calibri" w:hAnsi="Calibri" w:cs="Arial"/>
+          <w:sz w:val="24"/>
+          <w:szCs w:val="24"/>
+        </w:rPr>
+        <w:t xml:space="preserve">5.4. Entry to and exit from the metal-free zone is recorded on EMS.QA.FRM.03.09. Needles, scissors and sharp tools are issued against a record (EMS.QA.PRO.02.07).</w:t>
+      </w:r>
+    </w:p>
+    <w:p>
+      <w:pPr>
+        <w:pStyle w:val="ListeParagraf"/>
+        <w:spacing w:after="80"/>
+        <w:ind w:left="709" w:right="0"/>
+        <w:jc w:val="both"/>
+      </w:pPr>
+      <w:r>
+        <w:rPr>
+          <w:rFonts w:ascii="Calibri" w:hAnsi="Calibri" w:cs="Arial"/>
+          <w:sz w:val="24"/>
+          <w:szCs w:val="24"/>
+        </w:rPr>
+        <w:t xml:space="preserve">5.5. Garments that have passed the detector are kept in a clean, marked area and are not mixed with garments that have not been passed.</w:t>
       </w:r>
     </w:p>
     <w:p>
@@ -1211,23 +1300,420 @@
           <w:sz w:val="24"/>
           <w:szCs w:val="24"/>
         </w:rPr>
-        <w:t xml:space="preserve">7. CONTROL POINTS AND ACCEPTANCE CRITERIA</w:t>
-      </w:r>
-    </w:p>
-    <w:p>
-      <w:pPr>
-        <w:pStyle w:val="ListeParagraf"/>
-        <w:spacing w:after="80"/>
-        <w:ind w:left="709" w:right="0"/>
-        <w:jc w:val="both"/>
-      </w:pPr>
-      <w:r>
-        <w:rPr>
-          <w:rFonts w:ascii="Calibri" w:hAnsi="Calibri" w:cs="Arial"/>
-          <w:sz w:val="24"/>
-          <w:szCs w:val="24"/>
-        </w:rPr>
-        <w:t xml:space="preserve">7.1. Limits are defined in the customer specification and company policy. The following values are examples:</w:t>
+        <w:t xml:space="preserve">6. STEP 5: PACKING</w:t>
+      </w:r>
+    </w:p>
+    <w:p>
+      <w:pPr>
+        <w:pStyle w:val="ListeParagraf"/>
+        <w:spacing w:after="80"/>
+        <w:ind w:left="709" w:right="0"/>
+        <w:jc w:val="both"/>
+      </w:pPr>
+      <w:r>
+        <w:rPr>
+          <w:rFonts w:ascii="Calibri" w:hAnsi="Calibri" w:cs="Arial"/>
+          <w:sz w:val="24"/>
+          <w:szCs w:val="24"/>
+        </w:rPr>
+        <w:t xml:space="preserve">6.1. Folding, polybag, hangtag, label and barcode application follow the customer packing instruction under EMS.ÜR.PRO.05.11 (Packing and Labelling Procedure) and EMS.ÜR.TL.05.13 (Folding, Polybag and Packing Instruction). The first packed garment is approved by quality control.</w:t>
+      </w:r>
+    </w:p>
+    <w:p>
+      <w:pPr>
+        <w:pStyle w:val="ListeParagraf"/>
+        <w:spacing w:after="80"/>
+        <w:ind w:left="709" w:right="0"/>
+        <w:jc w:val="both"/>
+      </w:pPr>
+      <w:r>
+        <w:rPr>
+          <w:rFonts w:ascii="Calibri" w:hAnsi="Calibri" w:cs="Arial"/>
+          <w:sz w:val="24"/>
+          <w:szCs w:val="24"/>
+        </w:rPr>
+        <w:t xml:space="preserve">6.2. Barcodes are verified with a scanner against product, size and colour. Polybag suffocation warning, ventilation holes and bag thickness are applied as required by the customer and legal rules.</w:t>
+      </w:r>
+    </w:p>
+    <w:p>
+      <w:pPr>
+        <w:pStyle w:val="ListeParagraf"/>
+        <w:spacing w:after="80"/>
+        <w:ind w:left="709" w:right="0"/>
+        <w:jc w:val="both"/>
+      </w:pPr>
+      <w:r>
+        <w:rPr>
+          <w:rFonts w:ascii="Calibri" w:hAnsi="Calibri" w:cs="Arial"/>
+          <w:sz w:val="24"/>
+          <w:szCs w:val="24"/>
+        </w:rPr>
+        <w:t xml:space="preserve">6.3. The result is recorded on the Packing Control Form (EMS.ÜR.FRM.05.07).</w:t>
+      </w:r>
+    </w:p>
+    <w:p>
+      <w:pPr>
+        <w:pStyle w:val="ListeParagraf"/>
+        <w:spacing w:after="80"/>
+        <w:ind w:left="709" w:right="0"/>
+        <w:jc w:val="both"/>
+      </w:pPr>
+    </w:p>
+    <w:p>
+      <w:pPr>
+        <w:pStyle w:val="ListeParagraf"/>
+        <w:spacing w:before="120" w:after="60"/>
+        <w:ind w:left="709" w:right="0"/>
+      </w:pPr>
+      <w:r>
+        <w:rPr>
+          <w:rFonts w:ascii="Calibri" w:hAnsi="Calibri" w:cs="Arial"/>
+          <w:b/>
+          <w:bCs/>
+          <w:sz w:val="24"/>
+          <w:szCs w:val="24"/>
+        </w:rPr>
+        <w:t xml:space="preserve">7. STEP 6: LOTTING</w:t>
+      </w:r>
+    </w:p>
+    <w:p>
+      <w:pPr>
+        <w:pStyle w:val="ListeParagraf"/>
+        <w:spacing w:after="80"/>
+        <w:ind w:left="709" w:right="0"/>
+        <w:jc w:val="both"/>
+      </w:pPr>
+      <w:r>
+        <w:rPr>
+          <w:rFonts w:ascii="Calibri" w:hAnsi="Calibri" w:cs="Arial"/>
+          <w:sz w:val="24"/>
+          <w:szCs w:val="24"/>
+        </w:rPr>
+        <w:t xml:space="preserve">7.1. Packed garments are grouped into lots by order, style, colour and size range and identified with a lot number and lot label under EMS.ÜR.PRO.05.12 and EMS.ÜR.TL.05.14.</w:t>
+      </w:r>
+    </w:p>
+    <w:p>
+      <w:pPr>
+        <w:pStyle w:val="ListeParagraf"/>
+        <w:spacing w:after="80"/>
+        <w:ind w:left="709" w:right="0"/>
+        <w:jc w:val="both"/>
+      </w:pPr>
+      <w:r>
+        <w:rPr>
+          <w:rFonts w:ascii="Calibri" w:hAnsi="Calibri" w:cs="Arial"/>
+          <w:sz w:val="24"/>
+          <w:szCs w:val="24"/>
+        </w:rPr>
+        <w:t xml:space="preserve">7.2. The lot number, quantity and the pressing, detector and optical records of the lot are written on the Lotting and Lot Label Record Form (EMS.ÜR.FRM.05.10), so that every carton can be traced to its lot (EMS.QA.PRO.02.08).</w:t>
+      </w:r>
+    </w:p>
+    <w:p>
+      <w:pPr>
+        <w:pStyle w:val="ListeParagraf"/>
+        <w:spacing w:after="80"/>
+        <w:ind w:left="709" w:right="0"/>
+        <w:jc w:val="both"/>
+      </w:pPr>
+    </w:p>
+    <w:p>
+      <w:pPr>
+        <w:pStyle w:val="ListeParagraf"/>
+        <w:spacing w:before="120" w:after="60"/>
+        <w:ind w:left="709" w:right="0"/>
+      </w:pPr>
+      <w:r>
+        <w:rPr>
+          <w:rFonts w:ascii="Calibri" w:hAnsi="Calibri" w:cs="Arial"/>
+          <w:b/>
+          <w:bCs/>
+          <w:sz w:val="24"/>
+          <w:szCs w:val="24"/>
+        </w:rPr>
+        <w:t xml:space="preserve">8. STEP 7: CARTONING</w:t>
+      </w:r>
+    </w:p>
+    <w:p>
+      <w:pPr>
+        <w:pStyle w:val="ListeParagraf"/>
+        <w:spacing w:after="80"/>
+        <w:ind w:left="709" w:right="0"/>
+        <w:jc w:val="both"/>
+      </w:pPr>
+      <w:r>
+        <w:rPr>
+          <w:rFonts w:ascii="Calibri" w:hAnsi="Calibri" w:cs="Arial"/>
+          <w:sz w:val="24"/>
+          <w:szCs w:val="24"/>
+        </w:rPr>
+        <w:t xml:space="preserve">8.1. Piece counts per carton are arranged according to the size ratio and checked against the packing list on the Carton Arrangement and Packing List Control Form (EMS.ÜR.FRM.05.11).</w:t>
+      </w:r>
+    </w:p>
+    <w:p>
+      <w:pPr>
+        <w:pStyle w:val="ListeParagraf"/>
+        <w:spacing w:after="80"/>
+        <w:ind w:left="709" w:right="0"/>
+        <w:jc w:val="both"/>
+      </w:pPr>
+      <w:r>
+        <w:rPr>
+          <w:rFonts w:ascii="Calibri" w:hAnsi="Calibri" w:cs="Arial"/>
+          <w:sz w:val="24"/>
+          <w:szCs w:val="24"/>
+        </w:rPr>
+        <w:t xml:space="preserve">8.2. Cartons are closed, marked, labelled with the lot label and weighed according to EMS.SO.PRO.23.07 and EMS.DP.TL.08.04.</w:t>
+      </w:r>
+    </w:p>
+    <w:p>
+      <w:pPr>
+        <w:pStyle w:val="ListeParagraf"/>
+        <w:spacing w:after="80"/>
+        <w:ind w:left="709" w:right="0"/>
+        <w:jc w:val="both"/>
+      </w:pPr>
+      <w:r>
+        <w:rPr>
+          <w:rFonts w:ascii="Calibri" w:hAnsi="Calibri" w:cs="Arial"/>
+          <w:sz w:val="24"/>
+          <w:szCs w:val="24"/>
+        </w:rPr>
+        <w:t xml:space="preserve">8.3. Closed cartons are stacked on clean pallets by order and carton number and kept in the marked area until final inspection.</w:t>
+      </w:r>
+    </w:p>
+    <w:p>
+      <w:pPr>
+        <w:pStyle w:val="ListeParagraf"/>
+        <w:spacing w:after="80"/>
+        <w:ind w:left="709" w:right="0"/>
+        <w:jc w:val="both"/>
+      </w:pPr>
+    </w:p>
+    <w:p>
+      <w:pPr>
+        <w:pStyle w:val="ListeParagraf"/>
+        <w:spacing w:before="120" w:after="60"/>
+        <w:ind w:left="709" w:right="0"/>
+      </w:pPr>
+      <w:r>
+        <w:rPr>
+          <w:rFonts w:ascii="Calibri" w:hAnsi="Calibri" w:cs="Arial"/>
+          <w:b/>
+          <w:bCs/>
+          <w:sz w:val="24"/>
+          <w:szCs w:val="24"/>
+        </w:rPr>
+        <w:t xml:space="preserve">9. STEP 8: FINAL INSPECTION AND RELEASE</w:t>
+      </w:r>
+    </w:p>
+    <w:p>
+      <w:pPr>
+        <w:pStyle w:val="ListeParagraf"/>
+        <w:spacing w:after="80"/>
+        <w:ind w:left="709" w:right="0"/>
+        <w:jc w:val="both"/>
+      </w:pPr>
+      <w:r>
+        <w:rPr>
+          <w:rFonts w:ascii="Calibri" w:hAnsi="Calibri" w:cs="Arial"/>
+          <w:sz w:val="24"/>
+          <w:szCs w:val="24"/>
+        </w:rPr>
+        <w:t xml:space="preserve">9.1. Final inspection is the last control before shipment and is carried out on the lot after packing, lotting and cartoning. It starts when the lot is fully packed, or at least 80% packed if the customer allows (EMS.QA.PRO.02.14, EMS.QA.TL.02.05).</w:t>
+      </w:r>
+    </w:p>
+    <w:p>
+      <w:pPr>
+        <w:pStyle w:val="ListeParagraf"/>
+        <w:spacing w:after="80"/>
+        <w:ind w:left="709" w:right="0"/>
+        <w:jc w:val="both"/>
+      </w:pPr>
+      <w:r>
+        <w:rPr>
+          <w:rFonts w:ascii="Calibri" w:hAnsi="Calibri" w:cs="Arial"/>
+          <w:sz w:val="24"/>
+          <w:szCs w:val="24"/>
+        </w:rPr>
+        <w:t xml:space="preserve">9.2. Sample size and acceptance number are determined by ISO 2859-1 general inspection level II, AQL critical 0, major 2.5, minor 4.0, or the customer requirement. Samples are taken randomly by the inspector from different cartons.</w:t>
+      </w:r>
+    </w:p>
+    <w:p>
+      <w:pPr>
+        <w:pStyle w:val="ListeParagraf"/>
+        <w:spacing w:after="80"/>
+        <w:ind w:left="709" w:right="0"/>
+        <w:jc w:val="both"/>
+      </w:pPr>
+      <w:r>
+        <w:rPr>
+          <w:rFonts w:ascii="Calibri" w:hAnsi="Calibri" w:cs="Arial"/>
+          <w:sz w:val="24"/>
+          <w:szCs w:val="24"/>
+        </w:rPr>
+        <w:t xml:space="preserve">9.3. Appearance, measurements, stitching, stains, labels, trims, packaging, lot labels and carton content are checked. Defects are recorded on EMS.QA.FRM.05.01 and the result on the Pre-Shipment Final Inspection Report (EMS.QA.FRM.05.05) and the Quality Control Report (EMS.QA.FRM.05.03).</w:t>
+      </w:r>
+    </w:p>
+    <w:p>
+      <w:pPr>
+        <w:pStyle w:val="ListeParagraf"/>
+        <w:spacing w:after="80"/>
+        <w:ind w:left="709" w:right="0"/>
+        <w:jc w:val="both"/>
+      </w:pPr>
+      <w:r>
+        <w:rPr>
+          <w:rFonts w:ascii="Calibri" w:hAnsi="Calibri" w:cs="Arial"/>
+          <w:sz w:val="24"/>
+          <w:szCs w:val="24"/>
+        </w:rPr>
+        <w:t xml:space="preserve">9.4. If the acceptance number is exceeded, the lot is rejected, shipment is stopped, 100% inspection starts and a CAPA is opened.</w:t>
+      </w:r>
+    </w:p>
+    <w:p>
+      <w:pPr>
+        <w:pStyle w:val="ListeParagraf"/>
+        <w:spacing w:after="80"/>
+        <w:ind w:left="709" w:right="0"/>
+        <w:jc w:val="both"/>
+      </w:pPr>
+      <w:r>
+        <w:rPr>
+          <w:rFonts w:ascii="Calibri" w:hAnsi="Calibri" w:cs="Arial"/>
+          <w:sz w:val="24"/>
+          <w:szCs w:val="24"/>
+        </w:rPr>
+        <w:t xml:space="preserve">9.5. Quality Assurance reviews the final inspection result and the detector records and releases the lot. A lot without a "conforming" release label is not handed over to Warehouse and Shipping.</w:t>
+      </w:r>
+    </w:p>
+    <w:p>
+      <w:pPr>
+        <w:pStyle w:val="ListeParagraf"/>
+        <w:spacing w:after="80"/>
+        <w:ind w:left="709" w:right="0"/>
+        <w:jc w:val="both"/>
+      </w:pPr>
+      <w:r>
+        <w:rPr>
+          <w:rFonts w:ascii="Calibri" w:hAnsi="Calibri" w:cs="Arial"/>
+          <w:sz w:val="24"/>
+          <w:szCs w:val="24"/>
+        </w:rPr>
+        <w:t xml:space="preserve">9.6. The reports and the defect distribution are added to the order file and sent to the customer when requested. Repeating defect types are evaluated weekly and fed back to sewing, washing and trims control.</w:t>
+      </w:r>
+    </w:p>
+    <w:p>
+      <w:pPr>
+        <w:pStyle w:val="ListeParagraf"/>
+        <w:spacing w:after="80"/>
+        <w:ind w:left="709" w:right="0"/>
+        <w:jc w:val="both"/>
+      </w:pPr>
+    </w:p>
+    <w:p>
+      <w:pPr>
+        <w:pStyle w:val="ListeParagraf"/>
+        <w:spacing w:before="120" w:after="60"/>
+        <w:ind w:left="709" w:right="0"/>
+      </w:pPr>
+      <w:r>
+        <w:rPr>
+          <w:rFonts w:ascii="Calibri" w:hAnsi="Calibri" w:cs="Arial"/>
+          <w:b/>
+          <w:bCs/>
+          <w:sz w:val="24"/>
+          <w:szCs w:val="24"/>
+        </w:rPr>
+        <w:t xml:space="preserve">10. NONCONFORMITY AND CAPA (DOP)</w:t>
+      </w:r>
+    </w:p>
+    <w:p>
+      <w:pPr>
+        <w:pStyle w:val="ListeParagraf"/>
+        <w:spacing w:after="80"/>
+        <w:ind w:left="709" w:right="0"/>
+        <w:jc w:val="both"/>
+      </w:pPr>
+      <w:r>
+        <w:rPr>
+          <w:rFonts w:ascii="Calibri" w:hAnsi="Calibri" w:cs="Arial"/>
+          <w:sz w:val="24"/>
+          <w:szCs w:val="24"/>
+        </w:rPr>
+        <w:t xml:space="preserve">10.1. A CAPA is opened when the AQL acceptance number is exceeded, a critical defect is found, metal is detected, work is done without a calibration record, a barcode, lot or label mismatch occurs or a customer complaint is received.</w:t>
+      </w:r>
+    </w:p>
+    <w:p>
+      <w:pPr>
+        <w:pStyle w:val="ListeParagraf"/>
+        <w:spacing w:after="80"/>
+        <w:ind w:left="709" w:right="0"/>
+        <w:jc w:val="both"/>
+      </w:pPr>
+      <w:r>
+        <w:rPr>
+          <w:rFonts w:ascii="Calibri" w:hAnsi="Calibri" w:cs="Arial"/>
+          <w:sz w:val="24"/>
+          <w:szCs w:val="24"/>
+        </w:rPr>
+        <w:t xml:space="preserve">10.2. Immediate action: the lot is blocked and shipment is stopped, 100% inspection starts, and for metal or broken needle the source line is stopped and Quality Assurance is informed on the same day (EMS.KS.PRO.22.02).</w:t>
+      </w:r>
+    </w:p>
+    <w:p>
+      <w:pPr>
+        <w:pStyle w:val="ListeParagraf"/>
+        <w:spacing w:after="80"/>
+        <w:ind w:left="709" w:right="0"/>
+        <w:jc w:val="both"/>
+      </w:pPr>
+      <w:r>
+        <w:rPr>
+          <w:rFonts w:ascii="Calibri" w:hAnsi="Calibri" w:cs="Arial"/>
+          <w:sz w:val="24"/>
+          <w:szCs w:val="24"/>
+        </w:rPr>
+        <w:t xml:space="preserve">10.3. Root cause analysis starts within 24 hours and the source department is informed (EMS.KS.PRO.22.03). The CAPA is closed after effectiveness is verified.</w:t>
+      </w:r>
+    </w:p>
+    <w:p>
+      <w:pPr>
+        <w:pStyle w:val="ListeParagraf"/>
+        <w:spacing w:after="80"/>
+        <w:ind w:left="709" w:right="0"/>
+        <w:jc w:val="both"/>
+      </w:pPr>
+    </w:p>
+    <w:p>
+      <w:pPr>
+        <w:pStyle w:val="ListeParagraf"/>
+        <w:spacing w:before="120" w:after="60"/>
+        <w:ind w:left="709" w:right="0"/>
+      </w:pPr>
+      <w:r>
+        <w:rPr>
+          <w:rFonts w:ascii="Calibri" w:hAnsi="Calibri" w:cs="Arial"/>
+          <w:b/>
+          <w:bCs/>
+          <w:sz w:val="24"/>
+          <w:szCs w:val="24"/>
+        </w:rPr>
+        <w:t xml:space="preserve">11. CONTROL POINTS AND ACCEPTANCE CRITERIA</w:t>
+      </w:r>
+    </w:p>
+    <w:p>
+      <w:pPr>
+        <w:pStyle w:val="ListeParagraf"/>
+        <w:spacing w:after="80"/>
+        <w:ind w:left="709" w:right="0"/>
+        <w:jc w:val="both"/>
+      </w:pPr>
+      <w:r>
+        <w:rPr>
+          <w:rFonts w:ascii="Calibri" w:hAnsi="Calibri" w:cs="Arial"/>
+          <w:sz w:val="24"/>
+          <w:szCs w:val="24"/>
+        </w:rPr>
+        <w:t xml:space="preserve">11.1. Limits are defined in the customer specification and company policy. The following values are examples:</w:t>
       </w:r>
     </w:p>
     <w:p>
@@ -1246,7 +1732,7 @@
           <w:sz w:val="24"/>
           <w:szCs w:val="24"/>
         </w:rPr>
-        <w:t xml:space="preserve">AQL: critical 0, major 2.5, minor 4.0 (ISO 2859-1, level II), every lot,</w:t>
+        <w:t xml:space="preserve">Quality control before pressing: AQL critical 0, major 2.5, minor 4.0 (ISO 2859-1, level II), every lot,</w:t>
       </w:r>
     </w:p>
     <w:p>
@@ -1284,7 +1770,7 @@
           <w:sz w:val="24"/>
           <w:szCs w:val="24"/>
         </w:rPr>
-        <w:t xml:space="preserve">Metal detector sensitivity: Fe 1.2 mm, Non-Fe 1.5 mm, SUS 2.0 mm, at shift start and every 2 hours,</w:t>
+        <w:t xml:space="preserve">Pressing parameters: within the care label and the approved setting, recorded at the first piece and hourly,</w:t>
       </w:r>
     </w:p>
     <w:p>
@@ -1303,7 +1789,7 @@
           <w:sz w:val="24"/>
           <w:szCs w:val="24"/>
         </w:rPr>
-        <w:t xml:space="preserve">Metal detector pass: 100% of garments,</w:t>
+        <w:t xml:space="preserve">Optical control: 100% of garments,</w:t>
       </w:r>
     </w:p>
     <w:p>
@@ -1322,7 +1808,7 @@
           <w:sz w:val="24"/>
           <w:szCs w:val="24"/>
         </w:rPr>
-        <w:t xml:space="preserve">Barcode and label: 100% match with the specification,</w:t>
+        <w:t xml:space="preserve">Metal detector sensitivity: Fe 1.2 mm, Non-Fe 1.5 mm, SUS 2.0 mm, at shift start and every 2 hours; pass rate 100% of garments,</w:t>
       </w:r>
     </w:p>
     <w:p>
@@ -1341,121 +1827,7 @@
           <w:sz w:val="24"/>
           <w:szCs w:val="24"/>
         </w:rPr>
-        <w:t xml:space="preserve">Piece count per carton: 100% match with the packing list.</w:t>
-      </w:r>
-    </w:p>
-    <w:p>
-      <w:pPr>
-        <w:pStyle w:val="ListeParagraf"/>
-        <w:spacing w:after="80"/>
-        <w:ind w:left="709" w:right="0"/>
-        <w:jc w:val="both"/>
-      </w:pPr>
-    </w:p>
-    <w:p>
-      <w:pPr>
-        <w:pStyle w:val="ListeParagraf"/>
-        <w:spacing w:before="120" w:after="60"/>
-        <w:ind w:left="709" w:right="0"/>
-      </w:pPr>
-      <w:r>
-        <w:rPr>
-          <w:rFonts w:ascii="Calibri" w:hAnsi="Calibri" w:cs="Arial"/>
-          <w:b/>
-          <w:bCs/>
-          <w:sz w:val="24"/>
-          <w:szCs w:val="24"/>
-        </w:rPr>
-        <w:t xml:space="preserve">8. OCCUPATIONAL HEALTH, SAFETY AND ENVIRONMENT</w:t>
-      </w:r>
-    </w:p>
-    <w:p>
-      <w:pPr>
-        <w:pStyle w:val="ListeParagraf"/>
-        <w:spacing w:after="80"/>
-        <w:ind w:left="709" w:right="0"/>
-        <w:jc w:val="both"/>
-      </w:pPr>
-      <w:r>
-        <w:rPr>
-          <w:rFonts w:ascii="Calibri" w:hAnsi="Calibri" w:cs="Arial"/>
-          <w:sz w:val="24"/>
-          <w:szCs w:val="24"/>
-        </w:rPr>
-        <w:t xml:space="preserve">8.1. Insulated equipment and warning signs are used in pressing and steam areas; steam lines and pressure vessels are inspected periodically (EMS.BK.PRO.07.01).</w:t>
-      </w:r>
-    </w:p>
-    <w:p>
-      <w:pPr>
-        <w:pStyle w:val="ListeParagraf"/>
-        <w:spacing w:after="80"/>
-        <w:ind w:left="709" w:right="0"/>
-        <w:jc w:val="both"/>
-      </w:pPr>
-      <w:r>
-        <w:rPr>
-          <w:rFonts w:ascii="Calibri" w:hAnsi="Calibri" w:cs="Arial"/>
-          <w:sz w:val="24"/>
-          <w:szCs w:val="24"/>
-        </w:rPr>
-        <w:t xml:space="preserve">8.2. Anti-fatigue mats and breaks are applied for long standing work. Pallet stacking follows height and balance rules.</w:t>
-      </w:r>
-    </w:p>
-    <w:p>
-      <w:pPr>
-        <w:pStyle w:val="ListeParagraf"/>
-        <w:spacing w:after="80"/>
-        <w:ind w:left="709" w:right="0"/>
-        <w:jc w:val="both"/>
-      </w:pPr>
-      <w:r>
-        <w:rPr>
-          <w:rFonts w:ascii="Calibri" w:hAnsi="Calibri" w:cs="Arial"/>
-          <w:sz w:val="24"/>
-          <w:szCs w:val="24"/>
-        </w:rPr>
-        <w:t xml:space="preserve">8.3. Packaging waste (carton, polybag, plastic) is collected separately and sent for recycling.</w:t>
-      </w:r>
-    </w:p>
-    <w:p>
-      <w:pPr>
-        <w:pStyle w:val="ListeParagraf"/>
-        <w:spacing w:after="80"/>
-        <w:ind w:left="709" w:right="0"/>
-        <w:jc w:val="both"/>
-      </w:pPr>
-    </w:p>
-    <w:p>
-      <w:pPr>
-        <w:pStyle w:val="ListeParagraf"/>
-        <w:spacing w:before="120" w:after="60"/>
-        <w:ind w:left="709" w:right="0"/>
-      </w:pPr>
-      <w:r>
-        <w:rPr>
-          <w:rFonts w:ascii="Calibri" w:hAnsi="Calibri" w:cs="Arial"/>
-          <w:b/>
-          <w:bCs/>
-          <w:sz w:val="24"/>
-          <w:szCs w:val="24"/>
-        </w:rPr>
-        <w:t xml:space="preserve">9. MONITORING AND PERFORMANCE</w:t>
-      </w:r>
-    </w:p>
-    <w:p>
-      <w:pPr>
-        <w:pStyle w:val="ListeParagraf"/>
-        <w:spacing w:after="80"/>
-        <w:ind w:left="709" w:right="0"/>
-        <w:jc w:val="both"/>
-      </w:pPr>
-      <w:r>
-        <w:rPr>
-          <w:rFonts w:ascii="Calibri" w:hAnsi="Calibri" w:cs="Arial"/>
-          <w:sz w:val="24"/>
-          <w:szCs w:val="24"/>
-        </w:rPr>
-        <w:t xml:space="preserve">9.1. The Final Quality Supervisor monitors the following indicators monthly and reports them in the management review:</w:t>
+        <w:t xml:space="preserve">Barcode, label and lot label: 100% match with the specification,</w:t>
       </w:r>
     </w:p>
     <w:p>
@@ -1474,7 +1846,7 @@
           <w:sz w:val="24"/>
           <w:szCs w:val="24"/>
         </w:rPr>
-        <w:t xml:space="preserve">AQL rejection rate (≤ 2%),</w:t>
+        <w:t xml:space="preserve">Piece count per carton: 100% match with the packing list,</w:t>
       </w:r>
     </w:p>
     <w:p>
@@ -1493,7 +1865,121 @@
           <w:sz w:val="24"/>
           <w:szCs w:val="24"/>
         </w:rPr>
-        <w:t xml:space="preserve">Days without detector daily verification (0) and metal findings reaching the customer (0),</w:t>
+        <w:t xml:space="preserve">Final inspection: AQL critical 0, major 2.5, minor 4.0, every lot.</w:t>
+      </w:r>
+    </w:p>
+    <w:p>
+      <w:pPr>
+        <w:pStyle w:val="ListeParagraf"/>
+        <w:spacing w:after="80"/>
+        <w:ind w:left="709" w:right="0"/>
+        <w:jc w:val="both"/>
+      </w:pPr>
+    </w:p>
+    <w:p>
+      <w:pPr>
+        <w:pStyle w:val="ListeParagraf"/>
+        <w:spacing w:before="120" w:after="60"/>
+        <w:ind w:left="709" w:right="0"/>
+      </w:pPr>
+      <w:r>
+        <w:rPr>
+          <w:rFonts w:ascii="Calibri" w:hAnsi="Calibri" w:cs="Arial"/>
+          <w:b/>
+          <w:bCs/>
+          <w:sz w:val="24"/>
+          <w:szCs w:val="24"/>
+        </w:rPr>
+        <w:t xml:space="preserve">12. OCCUPATIONAL HEALTH, SAFETY AND ENVIRONMENT</w:t>
+      </w:r>
+    </w:p>
+    <w:p>
+      <w:pPr>
+        <w:pStyle w:val="ListeParagraf"/>
+        <w:spacing w:after="80"/>
+        <w:ind w:left="709" w:right="0"/>
+        <w:jc w:val="both"/>
+      </w:pPr>
+      <w:r>
+        <w:rPr>
+          <w:rFonts w:ascii="Calibri" w:hAnsi="Calibri" w:cs="Arial"/>
+          <w:sz w:val="24"/>
+          <w:szCs w:val="24"/>
+        </w:rPr>
+        <w:t xml:space="preserve">12.1. Insulated equipment and warning signs are used in pressing and steam areas; steam lines and pressure vessels are inspected periodically (EMS.BK.PRO.07.01).</w:t>
+      </w:r>
+    </w:p>
+    <w:p>
+      <w:pPr>
+        <w:pStyle w:val="ListeParagraf"/>
+        <w:spacing w:after="80"/>
+        <w:ind w:left="709" w:right="0"/>
+        <w:jc w:val="both"/>
+      </w:pPr>
+      <w:r>
+        <w:rPr>
+          <w:rFonts w:ascii="Calibri" w:hAnsi="Calibri" w:cs="Arial"/>
+          <w:sz w:val="24"/>
+          <w:szCs w:val="24"/>
+        </w:rPr>
+        <w:t xml:space="preserve">12.2. Anti-fatigue mats and breaks are applied for long standing work. Pallet stacking follows height and balance rules.</w:t>
+      </w:r>
+    </w:p>
+    <w:p>
+      <w:pPr>
+        <w:pStyle w:val="ListeParagraf"/>
+        <w:spacing w:after="80"/>
+        <w:ind w:left="709" w:right="0"/>
+        <w:jc w:val="both"/>
+      </w:pPr>
+      <w:r>
+        <w:rPr>
+          <w:rFonts w:ascii="Calibri" w:hAnsi="Calibri" w:cs="Arial"/>
+          <w:sz w:val="24"/>
+          <w:szCs w:val="24"/>
+        </w:rPr>
+        <w:t xml:space="preserve">12.3. Packaging waste (carton, polybag, plastic) is collected separately and sent for recycling.</w:t>
+      </w:r>
+    </w:p>
+    <w:p>
+      <w:pPr>
+        <w:pStyle w:val="ListeParagraf"/>
+        <w:spacing w:after="80"/>
+        <w:ind w:left="709" w:right="0"/>
+        <w:jc w:val="both"/>
+      </w:pPr>
+    </w:p>
+    <w:p>
+      <w:pPr>
+        <w:pStyle w:val="ListeParagraf"/>
+        <w:spacing w:before="120" w:after="60"/>
+        <w:ind w:left="709" w:right="0"/>
+      </w:pPr>
+      <w:r>
+        <w:rPr>
+          <w:rFonts w:ascii="Calibri" w:hAnsi="Calibri" w:cs="Arial"/>
+          <w:b/>
+          <w:bCs/>
+          <w:sz w:val="24"/>
+          <w:szCs w:val="24"/>
+        </w:rPr>
+        <w:t xml:space="preserve">13. MONITORING AND PERFORMANCE</w:t>
+      </w:r>
+    </w:p>
+    <w:p>
+      <w:pPr>
+        <w:pStyle w:val="ListeParagraf"/>
+        <w:spacing w:after="80"/>
+        <w:ind w:left="709" w:right="0"/>
+        <w:jc w:val="both"/>
+      </w:pPr>
+      <w:r>
+        <w:rPr>
+          <w:rFonts w:ascii="Calibri" w:hAnsi="Calibri" w:cs="Arial"/>
+          <w:sz w:val="24"/>
+          <w:szCs w:val="24"/>
+        </w:rPr>
+        <w:t xml:space="preserve">13.1. The Final Quality Supervisor monitors the following indicators monthly and reports them in the management review:</w:t>
       </w:r>
     </w:p>
     <w:p>
@@ -1512,7 +1998,7 @@
           <w:sz w:val="24"/>
           <w:szCs w:val="24"/>
         </w:rPr>
-        <w:t xml:space="preserve">Shipment rejections due to label or barcode errors (0) and packing quantity errors (0),</w:t>
+        <w:t xml:space="preserve">Final inspection AQL rejection rate (≤ 2%) and first-time pass rate of step 1,</w:t>
       </w:r>
     </w:p>
     <w:p>
@@ -1531,32 +2017,7 @@
           <w:sz w:val="24"/>
           <w:szCs w:val="24"/>
         </w:rPr>
-        <w:t xml:space="preserve">Closing time of open CAPA (≤ 15 days).</w:t>
-      </w:r>
-    </w:p>
-    <w:p>
-      <w:pPr>
-        <w:pStyle w:val="ListeParagraf"/>
-        <w:spacing w:after="80"/>
-        <w:ind w:left="709" w:right="0"/>
-        <w:jc w:val="both"/>
-      </w:pPr>
-    </w:p>
-    <w:p>
-      <w:pPr>
-        <w:pStyle w:val="ListeParagraf"/>
-        <w:spacing w:before="120" w:after="60"/>
-        <w:ind w:left="709" w:right="0"/>
-      </w:pPr>
-      <w:r>
-        <w:rPr>
-          <w:rFonts w:ascii="Calibri" w:hAnsi="Calibri" w:cs="Arial"/>
-          <w:b/>
-          <w:bCs/>
-          <w:sz w:val="24"/>
-          <w:szCs w:val="24"/>
-        </w:rPr>
-        <w:t xml:space="preserve">RELATED DOCUMENTS AND RECORDS</w:t>
+        <w:t xml:space="preserve">Days without detector daily verification (0) and metal findings reaching the customer (0),</w:t>
       </w:r>
     </w:p>
     <w:p>
@@ -1575,7 +2036,7 @@
           <w:sz w:val="24"/>
           <w:szCs w:val="24"/>
         </w:rPr>
-        <w:t xml:space="preserve">EMS.ÜR.PRO.05.10 Pressing and Final Control Procedure; EMS.QA.PRO.02.09 AQL Final Inspection Procedure; EMS.QA.PRO.02.07 Metal Detection Procedure</w:t>
+        <w:t xml:space="preserve">Shipment rejections due to label, barcode or lot errors (0) and packing quantity errors (0),</w:t>
       </w:r>
     </w:p>
     <w:p>
@@ -1594,7 +2055,7 @@
           <w:sz w:val="24"/>
           <w:szCs w:val="24"/>
         </w:rPr>
-        <w:t xml:space="preserve">EMS.ÜR.TL.05.06, EMS.QA.TL.02.05, EMS.QA.TL.02.06, EMS.ÜR.TL.05.06</w:t>
+        <w:t xml:space="preserve">Lots shipped without a release label (0),</w:t>
       </w:r>
     </w:p>
     <w:p>
@@ -1613,7 +2074,32 @@
           <w:sz w:val="24"/>
           <w:szCs w:val="24"/>
         </w:rPr>
-        <w:t xml:space="preserve">EMS.QA.FRM.05.01 Finished Product Defect Distribution Tracking Form; EMS.QA.FRM.05.02 Quality Assurance Measurement Form; EMS.QA.FRM.05.03 Quality Control Report</w:t>
+        <w:t xml:space="preserve">Closing time of open CAPA (≤ 15 days).</w:t>
+      </w:r>
+    </w:p>
+    <w:p>
+      <w:pPr>
+        <w:pStyle w:val="ListeParagraf"/>
+        <w:spacing w:after="80"/>
+        <w:ind w:left="709" w:right="0"/>
+        <w:jc w:val="both"/>
+      </w:pPr>
+    </w:p>
+    <w:p>
+      <w:pPr>
+        <w:pStyle w:val="ListeParagraf"/>
+        <w:spacing w:before="120" w:after="60"/>
+        <w:ind w:left="709" w:right="0"/>
+      </w:pPr>
+      <w:r>
+        <w:rPr>
+          <w:rFonts w:ascii="Calibri" w:hAnsi="Calibri" w:cs="Arial"/>
+          <w:b/>
+          <w:bCs/>
+          <w:sz w:val="24"/>
+          <w:szCs w:val="24"/>
+        </w:rPr>
+        <w:t xml:space="preserve">RELATED DOCUMENTS AND RECORDS</w:t>
       </w:r>
     </w:p>
     <w:p>
@@ -1632,7 +2118,7 @@
           <w:sz w:val="24"/>
           <w:szCs w:val="24"/>
         </w:rPr>
-        <w:t xml:space="preserve">EMS.QA.FRM.03.07 Metal Detector Daily Calibration Report; EMS.QA.FRM.03.06 Metal Detector Quarantine Box Record Form; EMS.QA.FRM.03.09 Metal-Free Zone Entry-Exit Form; EMS.ÜR.FRM.05.07 Packing Control Form</w:t>
+        <w:t xml:space="preserve">Step 1: EMS.QA.PRO.02.09 Quality Inspection Procedure (Incoming, In-Line, Final AQL); EMS.KS.TL.22.01 End-Of-Line Inspection Instruction; EMS.QA.TL.02.04 Garment Measurement Check Instruction; EMS.QA.PRO.02.07 Needle and Sharp Tools Control Procedure</w:t>
       </w:r>
     </w:p>
     <w:p>
@@ -1651,7 +2137,7 @@
           <w:sz w:val="24"/>
           <w:szCs w:val="24"/>
         </w:rPr>
-        <w:t xml:space="preserve">EMS.ÜR.TL.05.06 Ironing and Packing Instruction; EMS.QA.TL.02.05 Final AQL Inspection Instruction; EMS.QA.PRO.02.09 Quality Inspection Procedure (Incoming, In-Line, Final AQL); EMS.QA.PRO.02.07 Needle and Sharp Tools Control Procedure</w:t>
+        <w:t xml:space="preserve">Step 2: EMS.ÜR.TL.05.06 Pressing and Steaming Instruction; EMS.ÜR.FRM.05.09 Pressing Parameter and Control Form; EMS.QA.FRM.05.02 Quality Assurance Measurement Form</w:t>
       </w:r>
     </w:p>
     <w:p>
@@ -1670,7 +2156,7 @@
           <w:sz w:val="24"/>
           <w:szCs w:val="24"/>
         </w:rPr>
-        <w:t xml:space="preserve">EMS.DP.TL.08.04 Carton Marking, Labelling and Packing List Instruction; EMS.SO.PRO.23.07 SOP – Carton Packing and Shipment Preparation</w:t>
+        <w:t xml:space="preserve">Step 3: EMS.QA.PRO.02.13 Optical Inspection Procedure; EMS.QA.TL.02.08 Optical Inspection Instruction; EMS.QA.FRM.05.04 Optical Inspection Form</w:t>
       </w:r>
     </w:p>
     <w:p>
@@ -1689,1429 +2175,7 @@
           <w:sz w:val="24"/>
           <w:szCs w:val="24"/>
         </w:rPr>
-        <w:t xml:space="preserve">EMS.KS.PRO.22.02 Nonconforming Product Control Procedure; EMS.KS.PRO.22.03 CAPA for Quality Problems Procedure</w:t>
-      </w:r>
-    </w:p>
-    <w:p>
-      <w:pPr>
-        <w:pStyle w:val="ListeParagraf"/>
-        <w:spacing w:after="80"/>
-        <w:ind w:left="709" w:right="0"/>
-        <w:jc w:val="both"/>
-      </w:pPr>
-    </w:p>
-    <w:p>
-      <w:pPr>
-        <w:pStyle w:val="ListeParagraf"/>
-        <w:spacing w:before="120" w:after="60"/>
-        <w:ind w:left="709" w:right="0"/>
-      </w:pPr>
-      <w:r>
-        <w:rPr>
-          <w:rFonts w:ascii="Calibri" w:hAnsi="Calibri" w:cs="Arial"/>
-          <w:b/>
-          <w:bCs/>
-          <w:sz w:val="24"/>
-          <w:szCs w:val="24"/>
-        </w:rPr>
-        <w:t xml:space="preserve">FEEDBACK AND FOLLOW-UP</w:t>
-      </w:r>
-    </w:p>
-    <w:p>
-      <w:pPr>
-        <w:pStyle w:val="ListeParagraf"/>
-        <w:spacing w:after="80"/>
-        <w:ind w:left="709" w:right="0"/>
-        <w:jc w:val="both"/>
-      </w:pPr>
-      <w:r>
-        <w:rPr>
-          <w:rFonts w:ascii="Calibri" w:hAnsi="Calibri" w:cs="Arial"/>
-          <w:sz w:val="24"/>
-          <w:szCs w:val="24"/>
-        </w:rPr>
-        <w:t xml:space="preserve">Final inspection results, defect distribution and detector findings are reviewed weekly by the Final Quality Supervisor and Quality Assurance and monthly in the management review. Customer complaints and audit findings are used for improvement. This procedure is reviewed at least once a year or when the process, customer requirement or standards change. Records are kept for at least 3 years (Quality Control Reports and detector records for 5 years).</w:t>
-      </w:r>
-    </w:p>
-    <w:p>
-      <w:r>
-        <w:br w:type="page"/>
-      </w:r>
-    </w:p>
-    <w:p>
-      <w:pPr>
-        <w:pStyle w:val="ListeParagraf"/>
-        <w:bidi/>
-        <w:spacing w:before="120" w:after="60"/>
-        <w:ind w:left="0" w:right="709"/>
-      </w:pPr>
-      <w:r>
-        <w:rPr>
-          <w:rFonts w:ascii="Calibri" w:hAnsi="Calibri" w:cs="Arial"/>
-          <w:b/>
-          <w:bCs/>
-          <w:rtl/>
-          <w:sz w:val="24"/>
-          <w:szCs w:val="24"/>
-        </w:rPr>
-        <w:t xml:space="preserve">الغرض</w:t>
-      </w:r>
-    </w:p>
-    <w:p>
-      <w:pPr>
-        <w:pStyle w:val="ListeParagraf"/>
-        <w:bidi/>
-        <w:spacing w:after="80"/>
-        <w:ind w:left="0" w:right="709"/>
-        <w:jc w:val="both"/>
-      </w:pPr>
-      <w:r>
-        <w:rPr>
-          <w:rFonts w:ascii="Calibri" w:hAnsi="Calibri" w:cs="Arial"/>
-          <w:rtl/>
-          <w:sz w:val="24"/>
-          <w:szCs w:val="24"/>
-        </w:rPr>
-        <w:t xml:space="preserve">يحدد هذا الإجراء كيفية تنفيذ الكي والفحص النهائي وكشف المعادن والتغليف في شركة إيروغلو للتريكو (EMS)، بحيث لا يُفرج إلى المستودع ولا يُشحن إلى العميل إلا الملابس المطابقة الخالية من المعادن والمغلفة بشكل صحيح.</w:t>
-      </w:r>
-    </w:p>
-    <w:p>
-      <w:pPr>
-        <w:pStyle w:val="ListeParagraf"/>
-        <w:bidi/>
-        <w:spacing w:after="80"/>
-        <w:ind w:left="0" w:right="709"/>
-        <w:jc w:val="both"/>
-      </w:pPr>
-    </w:p>
-    <w:p>
-      <w:pPr>
-        <w:pStyle w:val="ListeParagraf"/>
-        <w:bidi/>
-        <w:spacing w:before="120" w:after="60"/>
-        <w:ind w:left="0" w:right="709"/>
-      </w:pPr>
-      <w:r>
-        <w:rPr>
-          <w:rFonts w:ascii="Calibri" w:hAnsi="Calibri" w:cs="Arial"/>
-          <w:b/>
-          <w:bCs/>
-          <w:rtl/>
-          <w:sz w:val="24"/>
-          <w:szCs w:val="24"/>
-        </w:rPr>
-        <w:t xml:space="preserve">النطاق</w:t>
-      </w:r>
-    </w:p>
-    <w:p>
-      <w:pPr>
-        <w:pStyle w:val="ListeParagraf"/>
-        <w:bidi/>
-        <w:spacing w:after="80"/>
-        <w:ind w:left="0" w:right="709"/>
-        <w:jc w:val="both"/>
-      </w:pPr>
-      <w:r>
-        <w:rPr>
-          <w:rFonts w:ascii="Calibri" w:hAnsi="Calibri" w:cs="Arial"/>
-          <w:rtl/>
-          <w:sz w:val="24"/>
-          <w:szCs w:val="24"/>
-        </w:rPr>
-        <w:t xml:space="preserve">يشمل هذا الإجراء كي الملابس الواردة من الخياطة (أو الغسيل) والفحص النهائي (AQL) وكشف المعادن والطي ووضع الملصقات والتغليف وتجهيز الكراتين والمشاطيح. وينتهي بتسليم البضائع المفرج عنها إلى قسم المستودع والشحن. ويتضمن التعامل مع المنتج غير المطابق والسجلات.</w:t>
-      </w:r>
-    </w:p>
-    <w:p>
-      <w:pPr>
-        <w:pStyle w:val="ListeParagraf"/>
-        <w:bidi/>
-        <w:spacing w:after="80"/>
-        <w:ind w:left="0" w:right="709"/>
-        <w:jc w:val="both"/>
-      </w:pPr>
-    </w:p>
-    <w:p>
-      <w:pPr>
-        <w:pStyle w:val="ListeParagraf"/>
-        <w:bidi/>
-        <w:spacing w:before="120" w:after="60"/>
-        <w:ind w:left="0" w:right="709"/>
-      </w:pPr>
-      <w:r>
-        <w:rPr>
-          <w:rFonts w:ascii="Calibri" w:hAnsi="Calibri" w:cs="Arial"/>
-          <w:b/>
-          <w:bCs/>
-          <w:rtl/>
-          <w:sz w:val="24"/>
-          <w:szCs w:val="24"/>
-        </w:rPr>
-        <w:t xml:space="preserve">المسؤوليات</w:t>
-      </w:r>
-    </w:p>
-    <w:p>
-      <w:pPr>
-        <w:pStyle w:val="ListeParagraf"/>
-        <w:bidi/>
-        <w:spacing w:after="80"/>
-        <w:ind w:left="0" w:right="709"/>
-        <w:jc w:val="both"/>
-      </w:pPr>
-      <w:r>
-        <w:rPr>
-          <w:rFonts w:ascii="Calibri" w:hAnsi="Calibri" w:cs="Arial"/>
-          <w:rtl/>
-          <w:sz w:val="24"/>
-          <w:szCs w:val="24"/>
-        </w:rPr>
-        <w:t xml:space="preserve">• </w:t>
-      </w:r>
-      <w:r>
-        <w:rPr>
-          <w:rFonts w:ascii="Calibri" w:hAnsi="Calibri" w:cs="Arial"/>
-          <w:b/>
-          <w:bCs/>
-          <w:rtl/>
-          <w:sz w:val="24"/>
-          <w:szCs w:val="24"/>
-        </w:rPr>
-        <w:t xml:space="preserve">مسؤول الجودة النهائية:</w:t>
-      </w:r>
-      <w:r>
-        <w:rPr>
-          <w:rFonts w:ascii="Calibri" w:hAnsi="Calibri" w:cs="Arial"/>
-          <w:rtl/>
-          <w:sz w:val="24"/>
-          <w:szCs w:val="24"/>
-        </w:rPr>
-        <w:t xml:space="preserve"> يدير خطة الفحص النهائي ويعتمد قرارات القبول والرفض، وله صلاحية إيقاف الشحن أو طلب فحص 100%.</w:t>
-      </w:r>
-    </w:p>
-    <w:p>
-      <w:pPr>
-        <w:pStyle w:val="ListeParagraf"/>
-        <w:bidi/>
-        <w:spacing w:after="80"/>
-        <w:ind w:left="0" w:right="709"/>
-        <w:jc w:val="both"/>
-      </w:pPr>
-      <w:r>
-        <w:rPr>
-          <w:rFonts w:ascii="Calibri" w:hAnsi="Calibri" w:cs="Arial"/>
-          <w:rtl/>
-          <w:sz w:val="24"/>
-          <w:szCs w:val="24"/>
-        </w:rPr>
-        <w:t xml:space="preserve">• </w:t>
-      </w:r>
-      <w:r>
-        <w:rPr>
-          <w:rFonts w:ascii="Calibri" w:hAnsi="Calibri" w:cs="Arial"/>
-          <w:b/>
-          <w:bCs/>
-          <w:rtl/>
-          <w:sz w:val="24"/>
-          <w:szCs w:val="24"/>
-        </w:rPr>
-        <w:t xml:space="preserve">مراقب الجودة النهائية:</w:t>
-      </w:r>
-      <w:r>
-        <w:rPr>
-          <w:rFonts w:ascii="Calibri" w:hAnsi="Calibri" w:cs="Arial"/>
-          <w:rtl/>
-          <w:sz w:val="24"/>
-          <w:szCs w:val="24"/>
-        </w:rPr>
-        <w:t xml:space="preserve"> ينفذ أخذ عينات AQL ويسجل العيوب ويعد التقرير.</w:t>
-      </w:r>
-    </w:p>
-    <w:p>
-      <w:pPr>
-        <w:pStyle w:val="ListeParagraf"/>
-        <w:bidi/>
-        <w:spacing w:after="80"/>
-        <w:ind w:left="0" w:right="709"/>
-        <w:jc w:val="both"/>
-      </w:pPr>
-      <w:r>
-        <w:rPr>
-          <w:rFonts w:ascii="Calibri" w:hAnsi="Calibri" w:cs="Arial"/>
-          <w:rtl/>
-          <w:sz w:val="24"/>
-          <w:szCs w:val="24"/>
-        </w:rPr>
-        <w:t xml:space="preserve">• </w:t>
-      </w:r>
-      <w:r>
-        <w:rPr>
-          <w:rFonts w:ascii="Calibri" w:hAnsi="Calibri" w:cs="Arial"/>
-          <w:b/>
-          <w:bCs/>
-          <w:rtl/>
-          <w:sz w:val="24"/>
-          <w:szCs w:val="24"/>
-        </w:rPr>
-        <w:t xml:space="preserve">مسؤول الكي:</w:t>
-      </w:r>
-      <w:r>
-        <w:rPr>
-          <w:rFonts w:ascii="Calibri" w:hAnsi="Calibri" w:cs="Arial"/>
-          <w:rtl/>
-          <w:sz w:val="24"/>
-          <w:szCs w:val="24"/>
-        </w:rPr>
-        <w:t xml:space="preserve"> يضمن معايير حرارة الكي والمقاسات والمظهر ويطلب تغيير الإعدادات.</w:t>
-      </w:r>
-    </w:p>
-    <w:p>
-      <w:pPr>
-        <w:pStyle w:val="ListeParagraf"/>
-        <w:bidi/>
-        <w:spacing w:after="80"/>
-        <w:ind w:left="0" w:right="709"/>
-        <w:jc w:val="both"/>
-      </w:pPr>
-      <w:r>
-        <w:rPr>
-          <w:rFonts w:ascii="Calibri" w:hAnsi="Calibri" w:cs="Arial"/>
-          <w:rtl/>
-          <w:sz w:val="24"/>
-          <w:szCs w:val="24"/>
-        </w:rPr>
-        <w:t xml:space="preserve">• </w:t>
-      </w:r>
-      <w:r>
-        <w:rPr>
-          <w:rFonts w:ascii="Calibri" w:hAnsi="Calibri" w:cs="Arial"/>
-          <w:b/>
-          <w:bCs/>
-          <w:rtl/>
-          <w:sz w:val="24"/>
-          <w:szCs w:val="24"/>
-        </w:rPr>
-        <w:t xml:space="preserve">مسؤول التغليف:</w:t>
-      </w:r>
-      <w:r>
-        <w:rPr>
-          <w:rFonts w:ascii="Calibri" w:hAnsi="Calibri" w:cs="Arial"/>
-          <w:rtl/>
-          <w:sz w:val="24"/>
-          <w:szCs w:val="24"/>
-        </w:rPr>
-        <w:t xml:space="preserve"> يطبق الطي ووضع الملصقات وترتيب الكراتين وفق المواصفة ويطلب إعادة التغليف عند الحاجة.</w:t>
-      </w:r>
-    </w:p>
-    <w:p>
-      <w:pPr>
-        <w:pStyle w:val="ListeParagraf"/>
-        <w:bidi/>
-        <w:spacing w:after="80"/>
-        <w:ind w:left="0" w:right="709"/>
-        <w:jc w:val="both"/>
-      </w:pPr>
-      <w:r>
-        <w:rPr>
-          <w:rFonts w:ascii="Calibri" w:hAnsi="Calibri" w:cs="Arial"/>
-          <w:rtl/>
-          <w:sz w:val="24"/>
-          <w:szCs w:val="24"/>
-        </w:rPr>
-        <w:t xml:space="preserve">• </w:t>
-      </w:r>
-      <w:r>
-        <w:rPr>
-          <w:rFonts w:ascii="Calibri" w:hAnsi="Calibri" w:cs="Arial"/>
-          <w:b/>
-          <w:bCs/>
-          <w:rtl/>
-          <w:sz w:val="24"/>
-          <w:szCs w:val="24"/>
-        </w:rPr>
-        <w:t xml:space="preserve">مشغل كاشف المعادن:</w:t>
-      </w:r>
-      <w:r>
-        <w:rPr>
-          <w:rFonts w:ascii="Calibri" w:hAnsi="Calibri" w:cs="Arial"/>
-          <w:rtl/>
-          <w:sz w:val="24"/>
-          <w:szCs w:val="24"/>
-        </w:rPr>
-        <w:t xml:space="preserve"> يجري التحقق اليومي ويمرر الملابس عبر الكاشف ويحتفظ بالسجلات ويفصل الملابس التي كُشف فيها معدن.</w:t>
-      </w:r>
-    </w:p>
-    <w:p>
-      <w:pPr>
-        <w:pStyle w:val="ListeParagraf"/>
-        <w:bidi/>
-        <w:spacing w:after="80"/>
-        <w:ind w:left="0" w:right="709"/>
-        <w:jc w:val="both"/>
-      </w:pPr>
-      <w:r>
-        <w:rPr>
-          <w:rFonts w:ascii="Calibri" w:hAnsi="Calibri" w:cs="Arial"/>
-          <w:rtl/>
-          <w:sz w:val="24"/>
-          <w:szCs w:val="24"/>
-        </w:rPr>
-        <w:t xml:space="preserve">• </w:t>
-      </w:r>
-      <w:r>
-        <w:rPr>
-          <w:rFonts w:ascii="Calibri" w:hAnsi="Calibri" w:cs="Arial"/>
-          <w:b/>
-          <w:bCs/>
-          <w:rtl/>
-          <w:sz w:val="24"/>
-          <w:szCs w:val="24"/>
-        </w:rPr>
-        <w:t xml:space="preserve">ضمان الجودة:</w:t>
-      </w:r>
-      <w:r>
-        <w:rPr>
-          <w:rFonts w:ascii="Calibri" w:hAnsi="Calibri" w:cs="Arial"/>
-          <w:rtl/>
-          <w:sz w:val="24"/>
-          <w:szCs w:val="24"/>
-        </w:rPr>
-        <w:t xml:space="preserve"> يعتمد الإفراج وفق نتيجة AQL ويدير عملية الإجراءات التصحيحية والوقائية (DOP).</w:t>
-      </w:r>
-    </w:p>
-    <w:p>
-      <w:pPr>
-        <w:pStyle w:val="ListeParagraf"/>
-        <w:bidi/>
-        <w:spacing w:after="80"/>
-        <w:ind w:left="0" w:right="709"/>
-        <w:jc w:val="both"/>
-      </w:pPr>
-      <w:r>
-        <w:rPr>
-          <w:rFonts w:ascii="Calibri" w:hAnsi="Calibri" w:cs="Arial"/>
-          <w:rtl/>
-          <w:sz w:val="24"/>
-          <w:szCs w:val="24"/>
-        </w:rPr>
-        <w:t xml:space="preserve">• </w:t>
-      </w:r>
-      <w:r>
-        <w:rPr>
-          <w:rFonts w:ascii="Calibri" w:hAnsi="Calibri" w:cs="Arial"/>
-          <w:b/>
-          <w:bCs/>
-          <w:rtl/>
-          <w:sz w:val="24"/>
-          <w:szCs w:val="24"/>
-        </w:rPr>
-        <w:t xml:space="preserve">مسؤول السلامة والصحة المهنية:</w:t>
-      </w:r>
-      <w:r>
-        <w:rPr>
-          <w:rFonts w:ascii="Calibri" w:hAnsi="Calibri" w:cs="Arial"/>
-          <w:rtl/>
-          <w:sz w:val="24"/>
-          <w:szCs w:val="24"/>
-        </w:rPr>
-        <w:t xml:space="preserve"> يراقب مخاطر البخار والأسطح الساخنة والإرغونوميا.</w:t>
-      </w:r>
-    </w:p>
-    <w:p>
-      <w:pPr>
-        <w:pStyle w:val="ListeParagraf"/>
-        <w:bidi/>
-        <w:spacing w:after="80"/>
-        <w:ind w:left="0" w:right="709"/>
-        <w:jc w:val="both"/>
-      </w:pPr>
-    </w:p>
-    <w:p>
-      <w:pPr>
-        <w:pStyle w:val="ListeParagraf"/>
-        <w:bidi/>
-        <w:spacing w:before="120" w:after="60"/>
-        <w:ind w:left="0" w:right="709"/>
-      </w:pPr>
-      <w:r>
-        <w:rPr>
-          <w:rFonts w:ascii="Calibri" w:hAnsi="Calibri" w:cs="Arial"/>
-          <w:b/>
-          <w:bCs/>
-          <w:rtl/>
-          <w:sz w:val="24"/>
-          <w:szCs w:val="24"/>
-        </w:rPr>
-        <w:t xml:space="preserve">التعريفات</w:t>
-      </w:r>
-    </w:p>
-    <w:p>
-      <w:pPr>
-        <w:pStyle w:val="ListeParagraf"/>
-        <w:bidi/>
-        <w:spacing w:after="80"/>
-        <w:ind w:left="0" w:right="709"/>
-        <w:jc w:val="both"/>
-      </w:pPr>
-      <w:r>
-        <w:rPr>
-          <w:rFonts w:ascii="Calibri" w:hAnsi="Calibri" w:cs="Arial"/>
-          <w:rtl/>
-          <w:sz w:val="24"/>
-          <w:szCs w:val="24"/>
-        </w:rPr>
-        <w:t xml:space="preserve">• </w:t>
-      </w:r>
-      <w:r>
-        <w:rPr>
-          <w:rFonts w:ascii="Calibri" w:hAnsi="Calibri" w:cs="Arial"/>
-          <w:b/>
-          <w:bCs/>
-          <w:rtl/>
-          <w:sz w:val="24"/>
-          <w:szCs w:val="24"/>
-        </w:rPr>
-        <w:t xml:space="preserve">AQL:</w:t>
-      </w:r>
-      <w:r>
-        <w:rPr>
-          <w:rFonts w:ascii="Calibri" w:hAnsi="Calibri" w:cs="Arial"/>
-          <w:rtl/>
-          <w:sz w:val="24"/>
-          <w:szCs w:val="24"/>
-        </w:rPr>
-        <w:t xml:space="preserve"> مستوى الجودة المقبول؛ الحد الأقصى لنسبة العيوب المسموح بها لقبول الدفعة (مثال: حرج 0، رئيسي 2.5، ثانوي 4.0).</w:t>
-      </w:r>
-    </w:p>
-    <w:p>
-      <w:pPr>
-        <w:pStyle w:val="ListeParagraf"/>
-        <w:bidi/>
-        <w:spacing w:after="80"/>
-        <w:ind w:left="0" w:right="709"/>
-        <w:jc w:val="both"/>
-      </w:pPr>
-      <w:r>
-        <w:rPr>
-          <w:rFonts w:ascii="Calibri" w:hAnsi="Calibri" w:cs="Arial"/>
-          <w:rtl/>
-          <w:sz w:val="24"/>
-          <w:szCs w:val="24"/>
-        </w:rPr>
-        <w:t xml:space="preserve">• </w:t>
-      </w:r>
-      <w:r>
-        <w:rPr>
-          <w:rFonts w:ascii="Calibri" w:hAnsi="Calibri" w:cs="Arial"/>
-          <w:b/>
-          <w:bCs/>
-          <w:rtl/>
-          <w:sz w:val="24"/>
-          <w:szCs w:val="24"/>
-        </w:rPr>
-        <w:t xml:space="preserve">ISO 2859-1:</w:t>
-      </w:r>
-      <w:r>
-        <w:rPr>
-          <w:rFonts w:ascii="Calibri" w:hAnsi="Calibri" w:cs="Arial"/>
-          <w:rtl/>
-          <w:sz w:val="24"/>
-          <w:szCs w:val="24"/>
-        </w:rPr>
-        <w:t xml:space="preserve"> المعيار الدولي الذي يحدد خطط أخذ العينات وأعداد القبول والرفض في فحص الدفعات.</w:t>
-      </w:r>
-    </w:p>
-    <w:p>
-      <w:pPr>
-        <w:pStyle w:val="ListeParagraf"/>
-        <w:bidi/>
-        <w:spacing w:after="80"/>
-        <w:ind w:left="0" w:right="709"/>
-        <w:jc w:val="both"/>
-      </w:pPr>
-      <w:r>
-        <w:rPr>
-          <w:rFonts w:ascii="Calibri" w:hAnsi="Calibri" w:cs="Arial"/>
-          <w:rtl/>
-          <w:sz w:val="24"/>
-          <w:szCs w:val="24"/>
-        </w:rPr>
-        <w:t xml:space="preserve">• </w:t>
-      </w:r>
-      <w:r>
-        <w:rPr>
-          <w:rFonts w:ascii="Calibri" w:hAnsi="Calibri" w:cs="Arial"/>
-          <w:b/>
-          <w:bCs/>
-          <w:rtl/>
-          <w:sz w:val="24"/>
-          <w:szCs w:val="24"/>
-        </w:rPr>
-        <w:t xml:space="preserve">عدد القبول (Ac) / عدد الرفض (Re):</w:t>
-      </w:r>
-      <w:r>
-        <w:rPr>
-          <w:rFonts w:ascii="Calibri" w:hAnsi="Calibri" w:cs="Arial"/>
-          <w:rtl/>
-          <w:sz w:val="24"/>
-          <w:szCs w:val="24"/>
-        </w:rPr>
-        <w:t xml:space="preserve"> أقصى عدد من العيوب المسموح به في العينة / عدد العيوب الذي يوجب رفض الدفعة.</w:t>
-      </w:r>
-    </w:p>
-    <w:p>
-      <w:pPr>
-        <w:pStyle w:val="ListeParagraf"/>
-        <w:bidi/>
-        <w:spacing w:after="80"/>
-        <w:ind w:left="0" w:right="709"/>
-        <w:jc w:val="both"/>
-      </w:pPr>
-      <w:r>
-        <w:rPr>
-          <w:rFonts w:ascii="Calibri" w:hAnsi="Calibri" w:cs="Arial"/>
-          <w:rtl/>
-          <w:sz w:val="24"/>
-          <w:szCs w:val="24"/>
-        </w:rPr>
-        <w:t xml:space="preserve">• </w:t>
-      </w:r>
-      <w:r>
-        <w:rPr>
-          <w:rFonts w:ascii="Calibri" w:hAnsi="Calibri" w:cs="Arial"/>
-          <w:b/>
-          <w:bCs/>
-          <w:rtl/>
-          <w:sz w:val="24"/>
-          <w:szCs w:val="24"/>
-        </w:rPr>
-        <w:t xml:space="preserve">العيب الحرج والرئيسي والثانوي:</w:t>
-      </w:r>
-      <w:r>
-        <w:rPr>
-          <w:rFonts w:ascii="Calibri" w:hAnsi="Calibri" w:cs="Arial"/>
-          <w:rtl/>
-          <w:sz w:val="24"/>
-          <w:szCs w:val="24"/>
-        </w:rPr>
-        <w:t xml:space="preserve"> عيب يعرض سلامة المستخدم للخطر؛ عيب يؤثر على الاستخدام أو البيع؛ عيب بسيط لا يؤثر على الاستخدام.</w:t>
-      </w:r>
-    </w:p>
-    <w:p>
-      <w:pPr>
-        <w:pStyle w:val="ListeParagraf"/>
-        <w:bidi/>
-        <w:spacing w:after="80"/>
-        <w:ind w:left="0" w:right="709"/>
-        <w:jc w:val="both"/>
-      </w:pPr>
-      <w:r>
-        <w:rPr>
-          <w:rFonts w:ascii="Calibri" w:hAnsi="Calibri" w:cs="Arial"/>
-          <w:rtl/>
-          <w:sz w:val="24"/>
-          <w:szCs w:val="24"/>
-        </w:rPr>
-        <w:t xml:space="preserve">• </w:t>
-      </w:r>
-      <w:r>
-        <w:rPr>
-          <w:rFonts w:ascii="Calibri" w:hAnsi="Calibri" w:cs="Arial"/>
-          <w:b/>
-          <w:bCs/>
-          <w:rtl/>
-          <w:sz w:val="24"/>
-          <w:szCs w:val="24"/>
-        </w:rPr>
-        <w:t xml:space="preserve">كاشف المعادن:</w:t>
-      </w:r>
-      <w:r>
-        <w:rPr>
-          <w:rFonts w:ascii="Calibri" w:hAnsi="Calibri" w:cs="Arial"/>
-          <w:rtl/>
-          <w:sz w:val="24"/>
-          <w:szCs w:val="24"/>
-        </w:rPr>
-        <w:t xml:space="preserve"> جهاز يكشف القطع المعدنية، بما فيها أجزاء الإبر المكسورة.</w:t>
-      </w:r>
-    </w:p>
-    <w:p>
-      <w:pPr>
-        <w:pStyle w:val="ListeParagraf"/>
-        <w:bidi/>
-        <w:spacing w:after="80"/>
-        <w:ind w:left="0" w:right="709"/>
-        <w:jc w:val="both"/>
-      </w:pPr>
-      <w:r>
-        <w:rPr>
-          <w:rFonts w:ascii="Calibri" w:hAnsi="Calibri" w:cs="Arial"/>
-          <w:rtl/>
-          <w:sz w:val="24"/>
-          <w:szCs w:val="24"/>
-        </w:rPr>
-        <w:t xml:space="preserve">• </w:t>
-      </w:r>
-      <w:r>
-        <w:rPr>
-          <w:rFonts w:ascii="Calibri" w:hAnsi="Calibri" w:cs="Arial"/>
-          <w:b/>
-          <w:bCs/>
-          <w:rtl/>
-          <w:sz w:val="24"/>
-          <w:szCs w:val="24"/>
-        </w:rPr>
-        <w:t xml:space="preserve">قطعة الاختبار (Fe وNon-Fe وSUS):</w:t>
-      </w:r>
-      <w:r>
-        <w:rPr>
-          <w:rFonts w:ascii="Calibri" w:hAnsi="Calibri" w:cs="Arial"/>
-          <w:rtl/>
-          <w:sz w:val="24"/>
-          <w:szCs w:val="24"/>
-        </w:rPr>
-        <w:t xml:space="preserve"> قطع معدنية مرجعية للتحقق من حساسية الكاشف.</w:t>
-      </w:r>
-    </w:p>
-    <w:p>
-      <w:pPr>
-        <w:pStyle w:val="ListeParagraf"/>
-        <w:bidi/>
-        <w:spacing w:after="80"/>
-        <w:ind w:left="0" w:right="709"/>
-        <w:jc w:val="both"/>
-      </w:pPr>
-      <w:r>
-        <w:rPr>
-          <w:rFonts w:ascii="Calibri" w:hAnsi="Calibri" w:cs="Arial"/>
-          <w:rtl/>
-          <w:sz w:val="24"/>
-          <w:szCs w:val="24"/>
-        </w:rPr>
-        <w:t xml:space="preserve">• </w:t>
-      </w:r>
-      <w:r>
-        <w:rPr>
-          <w:rFonts w:ascii="Calibri" w:hAnsi="Calibri" w:cs="Arial"/>
-          <w:b/>
-          <w:bCs/>
-          <w:rtl/>
-          <w:sz w:val="24"/>
-          <w:szCs w:val="24"/>
-        </w:rPr>
-        <w:t xml:space="preserve">منطقة خالية من المعادن:</w:t>
-      </w:r>
-      <w:r>
-        <w:rPr>
-          <w:rFonts w:ascii="Calibri" w:hAnsi="Calibri" w:cs="Arial"/>
-          <w:rtl/>
-          <w:sz w:val="24"/>
-          <w:szCs w:val="24"/>
-        </w:rPr>
-        <w:t xml:space="preserve"> منطقة ذات دخول وخروج مراقبين لمنع التلوث بالإبر والمعادن.</w:t>
-      </w:r>
-    </w:p>
-    <w:p>
-      <w:pPr>
-        <w:pStyle w:val="ListeParagraf"/>
-        <w:bidi/>
-        <w:spacing w:after="80"/>
-        <w:ind w:left="0" w:right="709"/>
-        <w:jc w:val="both"/>
-      </w:pPr>
-      <w:r>
-        <w:rPr>
-          <w:rFonts w:ascii="Calibri" w:hAnsi="Calibri" w:cs="Arial"/>
-          <w:rtl/>
-          <w:sz w:val="24"/>
-          <w:szCs w:val="24"/>
-        </w:rPr>
-        <w:t xml:space="preserve">• </w:t>
-      </w:r>
-      <w:r>
-        <w:rPr>
-          <w:rFonts w:ascii="Calibri" w:hAnsi="Calibri" w:cs="Arial"/>
-          <w:b/>
-          <w:bCs/>
-          <w:rtl/>
-          <w:sz w:val="24"/>
-          <w:szCs w:val="24"/>
-        </w:rPr>
-        <w:t xml:space="preserve">صندوق الحجر:</w:t>
-      </w:r>
-      <w:r>
-        <w:rPr>
-          <w:rFonts w:ascii="Calibri" w:hAnsi="Calibri" w:cs="Arial"/>
-          <w:rtl/>
-          <w:sz w:val="24"/>
-          <w:szCs w:val="24"/>
-        </w:rPr>
-        <w:t xml:space="preserve"> صندوق مقفل تُحفظ فيه الملابس التي كُشف فيها معدن.</w:t>
-      </w:r>
-    </w:p>
-    <w:p>
-      <w:pPr>
-        <w:pStyle w:val="ListeParagraf"/>
-        <w:bidi/>
-        <w:spacing w:after="80"/>
-        <w:ind w:left="0" w:right="709"/>
-        <w:jc w:val="both"/>
-      </w:pPr>
-      <w:r>
-        <w:rPr>
-          <w:rFonts w:ascii="Calibri" w:hAnsi="Calibri" w:cs="Arial"/>
-          <w:rtl/>
-          <w:sz w:val="24"/>
-          <w:szCs w:val="24"/>
-        </w:rPr>
-        <w:t xml:space="preserve">• </w:t>
-      </w:r>
-      <w:r>
-        <w:rPr>
-          <w:rFonts w:ascii="Calibri" w:hAnsi="Calibri" w:cs="Arial"/>
-          <w:b/>
-          <w:bCs/>
-          <w:rtl/>
-          <w:sz w:val="24"/>
-          <w:szCs w:val="24"/>
-        </w:rPr>
-        <w:t xml:space="preserve">توزيع العيوب:</w:t>
-      </w:r>
-      <w:r>
-        <w:rPr>
-          <w:rFonts w:ascii="Calibri" w:hAnsi="Calibri" w:cs="Arial"/>
-          <w:rtl/>
-          <w:sz w:val="24"/>
-          <w:szCs w:val="24"/>
-        </w:rPr>
-        <w:t xml:space="preserve"> توزيع العيوب المكتشفة في الفحص النهائي حسب النوع.</w:t>
-      </w:r>
-    </w:p>
-    <w:p>
-      <w:pPr>
-        <w:pStyle w:val="ListeParagraf"/>
-        <w:bidi/>
-        <w:spacing w:after="80"/>
-        <w:ind w:left="0" w:right="709"/>
-        <w:jc w:val="both"/>
-      </w:pPr>
-    </w:p>
-    <w:p>
-      <w:pPr>
-        <w:pStyle w:val="ListeParagraf"/>
-        <w:bidi/>
-        <w:spacing w:before="120" w:after="60"/>
-        <w:ind w:left="0" w:right="709"/>
-      </w:pPr>
-      <w:r>
-        <w:rPr>
-          <w:rFonts w:ascii="Calibri" w:hAnsi="Calibri" w:cs="Arial"/>
-          <w:b/>
-          <w:bCs/>
-          <w:rtl/>
-          <w:sz w:val="24"/>
-          <w:szCs w:val="24"/>
-        </w:rPr>
-        <w:t xml:space="preserve">العمليات الرئيسية والفرعية</w:t>
-      </w:r>
-    </w:p>
-    <w:p>
-      <w:pPr>
-        <w:pStyle w:val="ListeParagraf"/>
-        <w:bidi/>
-        <w:spacing w:before="120" w:after="60"/>
-        <w:ind w:left="0" w:right="709"/>
-      </w:pPr>
-      <w:r>
-        <w:rPr>
-          <w:rFonts w:ascii="Calibri" w:hAnsi="Calibri" w:cs="Arial"/>
-          <w:b/>
-          <w:bCs/>
-          <w:rtl/>
-          <w:sz w:val="24"/>
-          <w:szCs w:val="24"/>
-        </w:rPr>
-        <w:t xml:space="preserve">1. الكي والتبخير</w:t>
-      </w:r>
-    </w:p>
-    <w:p>
-      <w:pPr>
-        <w:pStyle w:val="ListeParagraf"/>
-        <w:bidi/>
-        <w:spacing w:after="80"/>
-        <w:ind w:left="0" w:right="709"/>
-        <w:jc w:val="both"/>
-      </w:pPr>
-      <w:r>
-        <w:rPr>
-          <w:rFonts w:ascii="Calibri" w:hAnsi="Calibri" w:cs="Arial"/>
-          <w:rtl/>
-          <w:sz w:val="24"/>
-          <w:szCs w:val="24"/>
-        </w:rPr>
-        <w:t xml:space="preserve">1.1. تُضبط حرارة الكي وضغط البخار وفق تركيب القماش وتُفحص وفق تعليمات حرارة الكي والمقاسات (EMS.ÜR.TL.05.06، EMS.ÜR.TL.05.06).</w:t>
-      </w:r>
-    </w:p>
-    <w:p>
-      <w:pPr>
-        <w:pStyle w:val="ListeParagraf"/>
-        <w:bidi/>
-        <w:spacing w:after="80"/>
-        <w:ind w:left="0" w:right="709"/>
-        <w:jc w:val="both"/>
-      </w:pPr>
-      <w:r>
-        <w:rPr>
-          <w:rFonts w:ascii="Calibri" w:hAnsi="Calibri" w:cs="Arial"/>
-          <w:rtl/>
-          <w:sz w:val="24"/>
-          <w:szCs w:val="24"/>
-        </w:rPr>
-        <w:t xml:space="preserve">1.2. تُقارن أول قطعة مكوية بجدول المقاسات وتُسجل النتيجة في نموذج قياس ضمان الجودة (EMS.QA.FRM.05.02).</w:t>
-      </w:r>
-    </w:p>
-    <w:p>
-      <w:pPr>
-        <w:pStyle w:val="ListeParagraf"/>
-        <w:bidi/>
-        <w:spacing w:after="80"/>
-        <w:ind w:left="0" w:right="709"/>
-        <w:jc w:val="both"/>
-      </w:pPr>
-      <w:r>
-        <w:rPr>
-          <w:rFonts w:ascii="Calibri" w:hAnsi="Calibri" w:cs="Arial"/>
-          <w:rtl/>
-          <w:sz w:val="24"/>
-          <w:szCs w:val="24"/>
-        </w:rPr>
-        <w:t xml:space="preserve">1.3. يُفحص الكي كل ساعة من حيث اللمعان وآثار الحرق والتجاعيد والمقاسات، وتُعاد كي القطع غير المطابقة أو تُرسل للإصلاح.</w:t>
-      </w:r>
-    </w:p>
-    <w:p>
-      <w:pPr>
-        <w:pStyle w:val="ListeParagraf"/>
-        <w:bidi/>
-        <w:spacing w:after="80"/>
-        <w:ind w:left="0" w:right="709"/>
-        <w:jc w:val="both"/>
-      </w:pPr>
-    </w:p>
-    <w:p>
-      <w:pPr>
-        <w:pStyle w:val="ListeParagraf"/>
-        <w:bidi/>
-        <w:spacing w:before="120" w:after="60"/>
-        <w:ind w:left="0" w:right="709"/>
-      </w:pPr>
-      <w:r>
-        <w:rPr>
-          <w:rFonts w:ascii="Calibri" w:hAnsi="Calibri" w:cs="Arial"/>
-          <w:b/>
-          <w:bCs/>
-          <w:rtl/>
-          <w:sz w:val="24"/>
-          <w:szCs w:val="24"/>
-        </w:rPr>
-        <w:t xml:space="preserve">2. الفحص النهائي وأخذ عينات AQL</w:t>
-      </w:r>
-    </w:p>
-    <w:p>
-      <w:pPr>
-        <w:pStyle w:val="ListeParagraf"/>
-        <w:bidi/>
-        <w:spacing w:after="80"/>
-        <w:ind w:left="0" w:right="709"/>
-        <w:jc w:val="both"/>
-      </w:pPr>
-      <w:r>
-        <w:rPr>
-          <w:rFonts w:ascii="Calibri" w:hAnsi="Calibri" w:cs="Arial"/>
-          <w:rtl/>
-          <w:sz w:val="24"/>
-          <w:szCs w:val="24"/>
-        </w:rPr>
-        <w:t xml:space="preserve">2.1. يبدأ الفحص النهائي وفق EMS.ÜR.PRO.05.10 وEMS.QA.PRO.02.09 عند تغليف الدفعة بالكامل أو ما لا يقل عن 80% منها (EMS.QA.TL.02.05).</w:t>
-      </w:r>
-    </w:p>
-    <w:p>
-      <w:pPr>
-        <w:pStyle w:val="ListeParagraf"/>
-        <w:bidi/>
-        <w:spacing w:after="80"/>
-        <w:ind w:left="0" w:right="709"/>
-        <w:jc w:val="both"/>
-      </w:pPr>
-      <w:r>
-        <w:rPr>
-          <w:rFonts w:ascii="Calibri" w:hAnsi="Calibri" w:cs="Arial"/>
-          <w:rtl/>
-          <w:sz w:val="24"/>
-          <w:szCs w:val="24"/>
-        </w:rPr>
-        <w:t xml:space="preserve">2.2. يُحدد حجم العينة وعدد القبول وفق مستوى الفحص العام II في ISO 2859-1، وAQL حرج 0 ورئيسي 2.5 وثانوي 4.0، أو وفق متطلب العميل (EMS.QA.TL.02.05، EMS.QA.PRO.02.09)، وتُؤخذ العينات عشوائيًا من كراتين مختلفة.</w:t>
-      </w:r>
-    </w:p>
-    <w:p>
-      <w:pPr>
-        <w:pStyle w:val="ListeParagraf"/>
-        <w:bidi/>
-        <w:spacing w:after="80"/>
-        <w:ind w:left="0" w:right="709"/>
-        <w:jc w:val="both"/>
-      </w:pPr>
-      <w:r>
-        <w:rPr>
-          <w:rFonts w:ascii="Calibri" w:hAnsi="Calibri" w:cs="Arial"/>
-          <w:rtl/>
-          <w:sz w:val="24"/>
-          <w:szCs w:val="24"/>
-        </w:rPr>
-        <w:t xml:space="preserve">2.3. يُفحص المظهر والمقاسات والخياطة والبقع والملصقات والإكسسوارات والتغليف، وتُسجل العيوب في نموذج متابعة توزيع عيوب المنتج النهائي (EMS.QA.FRM.05.01) وتقرير مراقبة الجودة (EMS.QA.FRM.05.03).</w:t>
-      </w:r>
-    </w:p>
-    <w:p>
-      <w:pPr>
-        <w:pStyle w:val="ListeParagraf"/>
-        <w:bidi/>
-        <w:spacing w:after="80"/>
-        <w:ind w:left="0" w:right="709"/>
-        <w:jc w:val="both"/>
-      </w:pPr>
-      <w:r>
-        <w:rPr>
-          <w:rFonts w:ascii="Calibri" w:hAnsi="Calibri" w:cs="Arial"/>
-          <w:rtl/>
-          <w:sz w:val="24"/>
-          <w:szCs w:val="24"/>
-        </w:rPr>
-        <w:t xml:space="preserve">2.4. إذا تجاوز عدد القبول تُرفض الدفعة ويُوقف الشحن ويبدأ فحص 100% ويُفتح إجراء تصحيحي ووقائي.</w:t>
-      </w:r>
-    </w:p>
-    <w:p>
-      <w:pPr>
-        <w:pStyle w:val="ListeParagraf"/>
-        <w:bidi/>
-        <w:spacing w:after="80"/>
-        <w:ind w:left="0" w:right="709"/>
-        <w:jc w:val="both"/>
-      </w:pPr>
-    </w:p>
-    <w:p>
-      <w:pPr>
-        <w:pStyle w:val="ListeParagraf"/>
-        <w:bidi/>
-        <w:spacing w:before="120" w:after="60"/>
-        <w:ind w:left="0" w:right="709"/>
-      </w:pPr>
-      <w:r>
-        <w:rPr>
-          <w:rFonts w:ascii="Calibri" w:hAnsi="Calibri" w:cs="Arial"/>
-          <w:b/>
-          <w:bCs/>
-          <w:rtl/>
-          <w:sz w:val="24"/>
-          <w:szCs w:val="24"/>
-        </w:rPr>
-        <w:t xml:space="preserve">3. ضمان الإبر المكسورة وكشف المعادن</w:t>
-      </w:r>
-    </w:p>
-    <w:p>
-      <w:pPr>
-        <w:pStyle w:val="ListeParagraf"/>
-        <w:bidi/>
-        <w:spacing w:after="80"/>
-        <w:ind w:left="0" w:right="709"/>
-        <w:jc w:val="both"/>
-      </w:pPr>
-      <w:r>
-        <w:rPr>
-          <w:rFonts w:ascii="Calibri" w:hAnsi="Calibri" w:cs="Arial"/>
-          <w:rtl/>
-          <w:sz w:val="24"/>
-          <w:szCs w:val="24"/>
-        </w:rPr>
-        <w:t xml:space="preserve">3.1. تُفصل الملابس التي لها سجل إبرة مكسورة والملابس المحيطة بها عند خروج الخط (EMS.QA.PRO.02.07). وإذا لم يُعثر على جزء الإبرة يُوقف الخط ويُجرى بحث.</w:t>
-      </w:r>
-    </w:p>
-    <w:p>
-      <w:pPr>
-        <w:pStyle w:val="ListeParagraf"/>
-        <w:bidi/>
-        <w:spacing w:after="80"/>
-        <w:ind w:left="0" w:right="709"/>
-        <w:jc w:val="both"/>
-      </w:pPr>
-      <w:r>
-        <w:rPr>
-          <w:rFonts w:ascii="Calibri" w:hAnsi="Calibri" w:cs="Arial"/>
-          <w:rtl/>
-          <w:sz w:val="24"/>
-          <w:szCs w:val="24"/>
-        </w:rPr>
-        <w:t xml:space="preserve">3.2. يُختبر كاشف المعادن في بداية كل وردية وعلى فترات محددة أثناءها بقطع اختبار Fe وNon-Fe وSUS، وتُكتب النتيجة في تقرير المعايرة اليومية لكاشف المعادن (EMS.QA.FRM.03.07) (EMS.QA.PRO.02.07، EMS.QA.TL.02.06).</w:t>
-      </w:r>
-    </w:p>
-    <w:p>
-      <w:pPr>
-        <w:pStyle w:val="ListeParagraf"/>
-        <w:bidi/>
-        <w:spacing w:after="80"/>
-        <w:ind w:left="0" w:right="709"/>
-        <w:jc w:val="both"/>
-      </w:pPr>
-      <w:r>
-        <w:rPr>
-          <w:rFonts w:ascii="Calibri" w:hAnsi="Calibri" w:cs="Arial"/>
-          <w:rtl/>
-          <w:sz w:val="24"/>
-          <w:szCs w:val="24"/>
-        </w:rPr>
-        <w:t xml:space="preserve">3.3. إذا لم تُكشف قطعة الاختبار يُوقف الكاشف وتُعاد الملابس التي مرت منذ آخر اختبار ناجح، ثم يُصلح الكاشف ويُتحقق منه من جديد.</w:t>
-      </w:r>
-    </w:p>
-    <w:p>
-      <w:pPr>
-        <w:pStyle w:val="ListeParagraf"/>
-        <w:bidi/>
-        <w:spacing w:after="80"/>
-        <w:ind w:left="0" w:right="709"/>
-        <w:jc w:val="both"/>
-      </w:pPr>
-      <w:r>
-        <w:rPr>
-          <w:rFonts w:ascii="Calibri" w:hAnsi="Calibri" w:cs="Arial"/>
-          <w:rtl/>
-          <w:sz w:val="24"/>
-          <w:szCs w:val="24"/>
-        </w:rPr>
-        <w:t xml:space="preserve">3.4. تمر كل قطعة ملابس عبر الكاشف. وتوضع الملابس التي حدث فيها كشف في صندوق الحجر وتُسجل في نموذج سجل صندوق الحجر (EMS.QA.FRM.03.06)، ويُبحث عن السبب وتُعاد القطعة عبر الكاشف بعد إزالة المعدن.</w:t>
-      </w:r>
-    </w:p>
-    <w:p>
-      <w:pPr>
-        <w:pStyle w:val="ListeParagraf"/>
-        <w:bidi/>
-        <w:spacing w:after="80"/>
-        <w:ind w:left="0" w:right="709"/>
-        <w:jc w:val="both"/>
-      </w:pPr>
-      <w:r>
-        <w:rPr>
-          <w:rFonts w:ascii="Calibri" w:hAnsi="Calibri" w:cs="Arial"/>
-          <w:rtl/>
-          <w:sz w:val="24"/>
-          <w:szCs w:val="24"/>
-        </w:rPr>
-        <w:t xml:space="preserve">3.5. يُسجل الدخول إلى المنطقة الخالية من المعادن والخروج منها في EMS.QA.FRM.03.09، وتُصرف الإبر والمقصات والأدوات الحادة بسجل.</w:t>
-      </w:r>
-    </w:p>
-    <w:p>
-      <w:pPr>
-        <w:pStyle w:val="ListeParagraf"/>
-        <w:bidi/>
-        <w:spacing w:after="80"/>
-        <w:ind w:left="0" w:right="709"/>
-        <w:jc w:val="both"/>
-      </w:pPr>
-    </w:p>
-    <w:p>
-      <w:pPr>
-        <w:pStyle w:val="ListeParagraf"/>
-        <w:bidi/>
-        <w:spacing w:before="120" w:after="60"/>
-        <w:ind w:left="0" w:right="709"/>
-      </w:pPr>
-      <w:r>
-        <w:rPr>
-          <w:rFonts w:ascii="Calibri" w:hAnsi="Calibri" w:cs="Arial"/>
-          <w:b/>
-          <w:bCs/>
-          <w:rtl/>
-          <w:sz w:val="24"/>
-          <w:szCs w:val="24"/>
-        </w:rPr>
-        <w:t xml:space="preserve">4. الطي ووضع الملصقات والتغليف</w:t>
-      </w:r>
-    </w:p>
-    <w:p>
-      <w:pPr>
-        <w:pStyle w:val="ListeParagraf"/>
-        <w:bidi/>
-        <w:spacing w:after="80"/>
-        <w:ind w:left="0" w:right="709"/>
-        <w:jc w:val="both"/>
-      </w:pPr>
-      <w:r>
-        <w:rPr>
-          <w:rFonts w:ascii="Calibri" w:hAnsi="Calibri" w:cs="Arial"/>
-          <w:rtl/>
-          <w:sz w:val="24"/>
-          <w:szCs w:val="24"/>
-        </w:rPr>
-        <w:t xml:space="preserve">4.1. يتبع الطي وترتيب الأكياس والكراتين تعليمات تغليف العميل (EMS.ÜR.TL.05.06، EMS.ÜR.TL.05.06)، وتخضع أول قطعة مغلفة لاعتماد مراقبة الجودة.</w:t>
-      </w:r>
-    </w:p>
-    <w:p>
-      <w:pPr>
-        <w:pStyle w:val="ListeParagraf"/>
-        <w:bidi/>
-        <w:spacing w:after="80"/>
-        <w:ind w:left="0" w:right="709"/>
-        <w:jc w:val="both"/>
-      </w:pPr>
-      <w:r>
-        <w:rPr>
-          <w:rFonts w:ascii="Calibri" w:hAnsi="Calibri" w:cs="Arial"/>
-          <w:rtl/>
-          <w:sz w:val="24"/>
-          <w:szCs w:val="24"/>
-        </w:rPr>
-        <w:t xml:space="preserve">4.2. توضع ملصقات السعر والعناية والشماعة وملصق المقاس والباركود وفق المواصفة، ويُتحقق من الباركود بالماسح مقارنةً بالمنتج والمقاس واللون.</w:t>
-      </w:r>
-    </w:p>
-    <w:p>
-      <w:pPr>
-        <w:pStyle w:val="ListeParagraf"/>
-        <w:bidi/>
-        <w:spacing w:after="80"/>
-        <w:ind w:left="0" w:right="709"/>
-        <w:jc w:val="both"/>
-      </w:pPr>
-      <w:r>
-        <w:rPr>
-          <w:rFonts w:ascii="Calibri" w:hAnsi="Calibri" w:cs="Arial"/>
-          <w:rtl/>
-          <w:sz w:val="24"/>
-          <w:szCs w:val="24"/>
-        </w:rPr>
-        <w:t xml:space="preserve">4.3. تُطبق تحذيرات الاختناق على الأكياس وفتحات التهوية وسماكة الكيس ومتطلبات التغليف وفق متطلبات العميل والقواعد القانونية.</w:t>
-      </w:r>
-    </w:p>
-    <w:p>
-      <w:pPr>
-        <w:pStyle w:val="ListeParagraf"/>
-        <w:bidi/>
-        <w:spacing w:after="80"/>
-        <w:ind w:left="0" w:right="709"/>
-        <w:jc w:val="both"/>
-      </w:pPr>
-      <w:r>
-        <w:rPr>
-          <w:rFonts w:ascii="Calibri" w:hAnsi="Calibri" w:cs="Arial"/>
-          <w:rtl/>
-          <w:sz w:val="24"/>
-          <w:szCs w:val="24"/>
-        </w:rPr>
-        <w:t xml:space="preserve">4.4. يُتحقق من عدد القطع في كل كرتون مقارنةً بقائمة التعبئة (EMS.ÜR.FRM.05.07)، وتُوسم الكراتين وفق EMS.DP.TL.08.04 وEMS.SO.PRO.23.07.</w:t>
-      </w:r>
-    </w:p>
-    <w:p>
-      <w:pPr>
-        <w:pStyle w:val="ListeParagraf"/>
-        <w:bidi/>
-        <w:spacing w:after="80"/>
-        <w:ind w:left="0" w:right="709"/>
-        <w:jc w:val="both"/>
-      </w:pPr>
-    </w:p>
-    <w:p>
-      <w:pPr>
-        <w:pStyle w:val="ListeParagraf"/>
-        <w:bidi/>
-        <w:spacing w:before="120" w:after="60"/>
-        <w:ind w:left="0" w:right="709"/>
-      </w:pPr>
-      <w:r>
-        <w:rPr>
-          <w:rFonts w:ascii="Calibri" w:hAnsi="Calibri" w:cs="Arial"/>
-          <w:b/>
-          <w:bCs/>
-          <w:rtl/>
-          <w:sz w:val="24"/>
-          <w:szCs w:val="24"/>
-        </w:rPr>
-        <w:t xml:space="preserve">5. الإفراج والتسليم والسجلات</w:t>
-      </w:r>
-    </w:p>
-    <w:p>
-      <w:pPr>
-        <w:pStyle w:val="ListeParagraf"/>
-        <w:bidi/>
-        <w:spacing w:after="80"/>
-        <w:ind w:left="0" w:right="709"/>
-        <w:jc w:val="both"/>
-      </w:pPr>
-      <w:r>
-        <w:rPr>
-          <w:rFonts w:ascii="Calibri" w:hAnsi="Calibri" w:cs="Arial"/>
-          <w:rtl/>
-          <w:sz w:val="24"/>
-          <w:szCs w:val="24"/>
-        </w:rPr>
-        <w:t xml:space="preserve">5.1. يراجع ضمان الجودة نتيجة AQL وسجلات الكاشف ويفرج عن الدفعة. لا تُسلَّم دفعة بدون ملصق "مطابق" إلى المستودع والشحن.</w:t>
-      </w:r>
-    </w:p>
-    <w:p>
-      <w:pPr>
-        <w:pStyle w:val="ListeParagraf"/>
-        <w:bidi/>
-        <w:spacing w:after="80"/>
-        <w:ind w:left="0" w:right="709"/>
-        <w:jc w:val="both"/>
-      </w:pPr>
-      <w:r>
-        <w:rPr>
-          <w:rFonts w:ascii="Calibri" w:hAnsi="Calibri" w:cs="Arial"/>
-          <w:rtl/>
-          <w:sz w:val="24"/>
-          <w:szCs w:val="24"/>
-        </w:rPr>
-        <w:t xml:space="preserve">5.2. يُضاف تقرير مراقبة الجودة وتوزيع العيوب إلى ملف الطلبية ويُرسل إلى العميل عند طلبه.</w:t>
-      </w:r>
-    </w:p>
-    <w:p>
-      <w:pPr>
-        <w:pStyle w:val="ListeParagraf"/>
-        <w:bidi/>
-        <w:spacing w:after="80"/>
-        <w:ind w:left="0" w:right="709"/>
-        <w:jc w:val="both"/>
-      </w:pPr>
-      <w:r>
-        <w:rPr>
-          <w:rFonts w:ascii="Calibri" w:hAnsi="Calibri" w:cs="Arial"/>
-          <w:rtl/>
-          <w:sz w:val="24"/>
-          <w:szCs w:val="24"/>
-        </w:rPr>
-        <w:t xml:space="preserve">5.3. تُقيَّم أنواع العيوب المتكررة أسبوعيًا وتُقدم تغذية راجعة للخياطة والغسيل ومراقبة الإكسسوارات.</w:t>
-      </w:r>
-    </w:p>
-    <w:p>
-      <w:pPr>
-        <w:pStyle w:val="ListeParagraf"/>
-        <w:bidi/>
-        <w:spacing w:after="80"/>
-        <w:ind w:left="0" w:right="709"/>
-        <w:jc w:val="both"/>
-      </w:pPr>
-    </w:p>
-    <w:p>
-      <w:pPr>
-        <w:pStyle w:val="ListeParagraf"/>
-        <w:bidi/>
-        <w:spacing w:before="120" w:after="60"/>
-        <w:ind w:left="0" w:right="709"/>
-      </w:pPr>
-      <w:r>
-        <w:rPr>
-          <w:rFonts w:ascii="Calibri" w:hAnsi="Calibri" w:cs="Arial"/>
-          <w:b/>
-          <w:bCs/>
-          <w:rtl/>
-          <w:sz w:val="24"/>
-          <w:szCs w:val="24"/>
-        </w:rPr>
-        <w:t xml:space="preserve">6. عدم المطابقة والإجراء التصحيحي والوقائي (DOP)</w:t>
-      </w:r>
-    </w:p>
-    <w:p>
-      <w:pPr>
-        <w:pStyle w:val="ListeParagraf"/>
-        <w:bidi/>
-        <w:spacing w:after="80"/>
-        <w:ind w:left="0" w:right="709"/>
-        <w:jc w:val="both"/>
-      </w:pPr>
-      <w:r>
-        <w:rPr>
-          <w:rFonts w:ascii="Calibri" w:hAnsi="Calibri" w:cs="Arial"/>
-          <w:rtl/>
-          <w:sz w:val="24"/>
-          <w:szCs w:val="24"/>
-        </w:rPr>
-        <w:t xml:space="preserve">6.1. يُفتح إجراء تصحيحي ووقائي عند تجاوز عدد القبول في AQL، أو وجود عيب حرج، أو كشف معدن، أو العمل دون سجل معايرة، أو عدم تطابق الباركود أو الملصق، أو ورود شكوى من العميل.</w:t>
-      </w:r>
-    </w:p>
-    <w:p>
-      <w:pPr>
-        <w:pStyle w:val="ListeParagraf"/>
-        <w:bidi/>
-        <w:spacing w:after="80"/>
-        <w:ind w:left="0" w:right="709"/>
-        <w:jc w:val="both"/>
-      </w:pPr>
-      <w:r>
-        <w:rPr>
-          <w:rFonts w:ascii="Calibri" w:hAnsi="Calibri" w:cs="Arial"/>
-          <w:rtl/>
-          <w:sz w:val="24"/>
-          <w:szCs w:val="24"/>
-        </w:rPr>
-        <w:t xml:space="preserve">6.2. الإجراء الفوري: تُحجز الدفعة ويُوقف الشحن ويبدأ فحص 100%، وفي حالة المعدن أو الإبرة المكسورة يُوقف الخط المصدر ويُبلَّغ ضمان الجودة في اليوم نفسه (EMS.KS.PRO.22.02).</w:t>
-      </w:r>
-    </w:p>
-    <w:p>
-      <w:pPr>
-        <w:pStyle w:val="ListeParagraf"/>
-        <w:bidi/>
-        <w:spacing w:after="80"/>
-        <w:ind w:left="0" w:right="709"/>
-        <w:jc w:val="both"/>
-      </w:pPr>
-      <w:r>
-        <w:rPr>
-          <w:rFonts w:ascii="Calibri" w:hAnsi="Calibri" w:cs="Arial"/>
-          <w:rtl/>
-          <w:sz w:val="24"/>
-          <w:szCs w:val="24"/>
-        </w:rPr>
-        <w:t xml:space="preserve">6.3. يبدأ تحليل السبب الجذري خلال 24 ساعة ويُبلَّغ القسم المصدر (EMS.KS.PRO.22.03). ويُغلق الإجراء بعد التحقق من فاعليته.</w:t>
-      </w:r>
-    </w:p>
-    <w:p>
-      <w:pPr>
-        <w:pStyle w:val="ListeParagraf"/>
-        <w:bidi/>
-        <w:spacing w:after="80"/>
-        <w:ind w:left="0" w:right="709"/>
-        <w:jc w:val="both"/>
-      </w:pPr>
-    </w:p>
-    <w:p>
-      <w:pPr>
-        <w:pStyle w:val="ListeParagraf"/>
-        <w:bidi/>
-        <w:spacing w:before="120" w:after="60"/>
-        <w:ind w:left="0" w:right="709"/>
-      </w:pPr>
-      <w:r>
-        <w:rPr>
-          <w:rFonts w:ascii="Calibri" w:hAnsi="Calibri" w:cs="Arial"/>
-          <w:b/>
-          <w:bCs/>
-          <w:rtl/>
-          <w:sz w:val="24"/>
-          <w:szCs w:val="24"/>
-        </w:rPr>
-        <w:t xml:space="preserve">7. نقاط المراقبة ومعايير القبول</w:t>
-      </w:r>
-    </w:p>
-    <w:p>
-      <w:pPr>
-        <w:pStyle w:val="ListeParagraf"/>
-        <w:bidi/>
-        <w:spacing w:after="80"/>
-        <w:ind w:left="0" w:right="709"/>
-        <w:jc w:val="both"/>
-      </w:pPr>
-      <w:r>
-        <w:rPr>
-          <w:rFonts w:ascii="Calibri" w:hAnsi="Calibri" w:cs="Arial"/>
-          <w:rtl/>
-          <w:sz w:val="24"/>
-          <w:szCs w:val="24"/>
-        </w:rPr>
-        <w:t xml:space="preserve">7.1. تُحدد الحدود في مواصفة العميل وسياسة الشركة، والقيم التالية أمثلة:</w:t>
+        <w:t xml:space="preserve">Step 4: EMS.QA.PRO.02.05 Metal Detector Control Procedure; EMS.QA.TL.02.06 Metal Detector Test and Record Instruction; EMS.QA.FRM.03.07 Metal Detector Daily Calibration Report; EMS.QA.FRM.03.06 Metal Detector Quarantine Box Record Form; EMS.QA.FRM.03.09 Metal-Free Zone Entry-Exit Form</w:t>
       </w:r>
     </w:p>
     <w:p>
@@ -3121,18 +2185,16 @@
           <w:ilvl w:val="0"/>
           <w:numId w:val="1"/>
         </w:numPr>
-        <w:bidi/>
         <w:spacing w:after="60"/>
         <w:jc w:val="both"/>
       </w:pPr>
       <w:r>
         <w:rPr>
           <w:rFonts w:ascii="Calibri" w:hAnsi="Calibri" w:cs="Arial"/>
-          <w:rtl/>
-          <w:sz w:val="24"/>
-          <w:szCs w:val="24"/>
-        </w:rPr>
-        <w:t xml:space="preserve">AQL: حرج 0، رئيسي 2.5، ثانوي 4.0 (ISO 2859-1، المستوى II)، لكل دفعة،</w:t>
+          <w:sz w:val="24"/>
+          <w:szCs w:val="24"/>
+        </w:rPr>
+        <w:t xml:space="preserve">Step 5: EMS.ÜR.PRO.05.11 Packing and Labelling Procedure; EMS.ÜR.TL.05.13 Folding, Polybag and Packing Instruction; EMS.ÜR.FRM.05.07 Packing Control Form</w:t>
       </w:r>
     </w:p>
     <w:p>
@@ -3142,18 +2204,16 @@
           <w:ilvl w:val="0"/>
           <w:numId w:val="1"/>
         </w:numPr>
-        <w:bidi/>
         <w:spacing w:after="60"/>
         <w:jc w:val="both"/>
       </w:pPr>
       <w:r>
         <w:rPr>
           <w:rFonts w:ascii="Calibri" w:hAnsi="Calibri" w:cs="Arial"/>
-          <w:rtl/>
-          <w:sz w:val="24"/>
-          <w:szCs w:val="24"/>
-        </w:rPr>
-        <w:t xml:space="preserve">المقاسات بعد الكي: جدول المقاسات ± 1 سم، للقطعة الأولى وكل ساعة،</w:t>
+          <w:sz w:val="24"/>
+          <w:szCs w:val="24"/>
+        </w:rPr>
+        <w:t xml:space="preserve">Step 6: EMS.ÜR.PRO.05.12 Finished Goods Lotting and Lot Identification Procedure; EMS.ÜR.TL.05.14 Finished Goods Lot Numbering and Labelling Instruction; EMS.ÜR.FRM.05.10 Lotting and Lot Label Record Form</w:t>
       </w:r>
     </w:p>
     <w:p>
@@ -3163,18 +2223,16 @@
           <w:ilvl w:val="0"/>
           <w:numId w:val="1"/>
         </w:numPr>
-        <w:bidi/>
         <w:spacing w:after="60"/>
         <w:jc w:val="both"/>
       </w:pPr>
       <w:r>
         <w:rPr>
           <w:rFonts w:ascii="Calibri" w:hAnsi="Calibri" w:cs="Arial"/>
-          <w:rtl/>
-          <w:sz w:val="24"/>
-          <w:szCs w:val="24"/>
-        </w:rPr>
-        <w:t xml:space="preserve">حساسية كاشف المعادن: Fe 1.2 مم، Non-Fe 1.5 مم، SUS 2.0 مم، عند بداية الوردية وكل ساعتين،</w:t>
+          <w:sz w:val="24"/>
+          <w:szCs w:val="24"/>
+        </w:rPr>
+        <w:t xml:space="preserve">Step 7: EMS.SO.PRO.23.07 SOP – Carton Packing and Shipment Preparation; EMS.DP.TL.08.04 Carton Marking, Labelling and Packing List Instruction; EMS.ÜR.FRM.05.11 Carton Arrangement and Packing List Control Form</w:t>
       </w:r>
     </w:p>
     <w:p>
@@ -3184,18 +2242,16 @@
           <w:ilvl w:val="0"/>
           <w:numId w:val="1"/>
         </w:numPr>
-        <w:bidi/>
         <w:spacing w:after="60"/>
         <w:jc w:val="both"/>
       </w:pPr>
       <w:r>
         <w:rPr>
           <w:rFonts w:ascii="Calibri" w:hAnsi="Calibri" w:cs="Arial"/>
-          <w:rtl/>
-          <w:sz w:val="24"/>
-          <w:szCs w:val="24"/>
-        </w:rPr>
-        <w:t xml:space="preserve">مرور الملابس عبر الكاشف: 100% من الملابس،</w:t>
+          <w:sz w:val="24"/>
+          <w:szCs w:val="24"/>
+        </w:rPr>
+        <w:t xml:space="preserve">Step 8: EMS.QA.PRO.02.14 Final Inspection and Release Procedure; EMS.QA.TL.02.05 Final AQL Inspection Instruction; EMS.QA.FRM.05.05 Pre-Shipment Final Inspection Report; EMS.QA.FRM.05.01 Finished Product Defect Distribution Tracking Form; EMS.QA.FRM.05.03 Quality Control Report</w:t>
       </w:r>
     </w:p>
     <w:p>
@@ -3205,18 +2261,16 @@
           <w:ilvl w:val="0"/>
           <w:numId w:val="1"/>
         </w:numPr>
-        <w:bidi/>
         <w:spacing w:after="60"/>
         <w:jc w:val="both"/>
       </w:pPr>
       <w:r>
         <w:rPr>
           <w:rFonts w:ascii="Calibri" w:hAnsi="Calibri" w:cs="Arial"/>
-          <w:rtl/>
-          <w:sz w:val="24"/>
-          <w:szCs w:val="24"/>
-        </w:rPr>
-        <w:t xml:space="preserve">الباركود والملصق: مطابقة 100% للمواصفة،</w:t>
+          <w:sz w:val="24"/>
+          <w:szCs w:val="24"/>
+        </w:rPr>
+        <w:t xml:space="preserve">Repair and traceability: EMS.ÜR.FRM.05.06 Repair Tracking Form; EMS.QA.PRO.02.08 Traceability and Product Recall Procedure</w:t>
       </w:r>
     </w:p>
     <w:p>
@@ -3226,110 +2280,63 @@
           <w:ilvl w:val="0"/>
           <w:numId w:val="1"/>
         </w:numPr>
-        <w:bidi/>
         <w:spacing w:after="60"/>
         <w:jc w:val="both"/>
       </w:pPr>
       <w:r>
         <w:rPr>
           <w:rFonts w:ascii="Calibri" w:hAnsi="Calibri" w:cs="Arial"/>
-          <w:rtl/>
-          <w:sz w:val="24"/>
-          <w:szCs w:val="24"/>
-        </w:rPr>
-        <w:t xml:space="preserve">عدد القطع في الكرتون: مطابقة 100% لقائمة التعبئة.</w:t>
-      </w:r>
-    </w:p>
-    <w:p>
-      <w:pPr>
-        <w:pStyle w:val="ListeParagraf"/>
-        <w:bidi/>
-        <w:spacing w:after="80"/>
-        <w:ind w:left="0" w:right="709"/>
-        <w:jc w:val="both"/>
-      </w:pPr>
-    </w:p>
-    <w:p>
-      <w:pPr>
-        <w:pStyle w:val="ListeParagraf"/>
-        <w:bidi/>
+          <w:sz w:val="24"/>
+          <w:szCs w:val="24"/>
+        </w:rPr>
+        <w:t xml:space="preserve">EMS.KS.PRO.22.02 Nonconforming Product Control Procedure; EMS.KS.PRO.22.03 CAPA for Quality Problems Procedure</w:t>
+      </w:r>
+    </w:p>
+    <w:p>
+      <w:pPr>
+        <w:pStyle w:val="ListeParagraf"/>
+        <w:spacing w:after="80"/>
+        <w:ind w:left="709" w:right="0"/>
+        <w:jc w:val="both"/>
+      </w:pPr>
+    </w:p>
+    <w:p>
+      <w:pPr>
+        <w:pStyle w:val="ListeParagraf"/>
         <w:spacing w:before="120" w:after="60"/>
-        <w:ind w:left="0" w:right="709"/>
+        <w:ind w:left="709" w:right="0"/>
       </w:pPr>
       <w:r>
         <w:rPr>
           <w:rFonts w:ascii="Calibri" w:hAnsi="Calibri" w:cs="Arial"/>
           <w:b/>
           <w:bCs/>
-          <w:rtl/>
-          <w:sz w:val="24"/>
-          <w:szCs w:val="24"/>
-        </w:rPr>
-        <w:t xml:space="preserve">8. الصحة والسلامة المهنية والبيئة</w:t>
-      </w:r>
-    </w:p>
-    <w:p>
-      <w:pPr>
-        <w:pStyle w:val="ListeParagraf"/>
-        <w:bidi/>
-        <w:spacing w:after="80"/>
-        <w:ind w:left="0" w:right="709"/>
-        <w:jc w:val="both"/>
-      </w:pPr>
-      <w:r>
-        <w:rPr>
-          <w:rFonts w:ascii="Calibri" w:hAnsi="Calibri" w:cs="Arial"/>
-          <w:rtl/>
-          <w:sz w:val="24"/>
-          <w:szCs w:val="24"/>
-        </w:rPr>
-        <w:t xml:space="preserve">8.1. تُستخدم معدات معزولة ولافتات تحذير في مناطق الكي والبخار، وتُفحص خطوط البخار والأوعية المضغوطة دوريًا (EMS.BK.PRO.07.01).</w:t>
-      </w:r>
-    </w:p>
-    <w:p>
-      <w:pPr>
-        <w:pStyle w:val="ListeParagraf"/>
-        <w:bidi/>
-        <w:spacing w:after="80"/>
-        <w:ind w:left="0" w:right="709"/>
-        <w:jc w:val="both"/>
-      </w:pPr>
-      <w:r>
-        <w:rPr>
-          <w:rFonts w:ascii="Calibri" w:hAnsi="Calibri" w:cs="Arial"/>
-          <w:rtl/>
-          <w:sz w:val="24"/>
-          <w:szCs w:val="24"/>
-        </w:rPr>
-        <w:t xml:space="preserve">8.2. تُستخدم حصائر مضادة للإجهاد وفترات راحة عند الوقوف الطويل، ويتبع تكديس المشاطيح قواعد الارتفاع والاتزان.</w:t>
-      </w:r>
-    </w:p>
-    <w:p>
-      <w:pPr>
-        <w:pStyle w:val="ListeParagraf"/>
-        <w:bidi/>
-        <w:spacing w:after="80"/>
-        <w:ind w:left="0" w:right="709"/>
-        <w:jc w:val="both"/>
-      </w:pPr>
-      <w:r>
-        <w:rPr>
-          <w:rFonts w:ascii="Calibri" w:hAnsi="Calibri" w:cs="Arial"/>
-          <w:rtl/>
-          <w:sz w:val="24"/>
-          <w:szCs w:val="24"/>
-        </w:rPr>
-        <w:t xml:space="preserve">8.3. تُجمع نفايات التغليف (الكرتون والأكياس والبلاستيك) منفصلةً وتُرسل لإعادة التدوير.</w:t>
-      </w:r>
-    </w:p>
-    <w:p>
-      <w:pPr>
-        <w:pStyle w:val="ListeParagraf"/>
-        <w:bidi/>
-        <w:spacing w:after="80"/>
-        <w:ind w:left="0" w:right="709"/>
-        <w:jc w:val="both"/>
-      </w:pPr>
+          <w:sz w:val="24"/>
+          <w:szCs w:val="24"/>
+        </w:rPr>
+        <w:t xml:space="preserve">FEEDBACK AND FOLLOW-UP</w:t>
+      </w:r>
+    </w:p>
+    <w:p>
+      <w:pPr>
+        <w:pStyle w:val="ListeParagraf"/>
+        <w:spacing w:after="80"/>
+        <w:ind w:left="709" w:right="0"/>
+        <w:jc w:val="both"/>
+      </w:pPr>
+      <w:r>
+        <w:rPr>
+          <w:rFonts w:ascii="Calibri" w:hAnsi="Calibri" w:cs="Arial"/>
+          <w:sz w:val="24"/>
+          <w:szCs w:val="24"/>
+        </w:rPr>
+        <w:t xml:space="preserve">Final inspection results, defect distribution and detector findings are reviewed weekly by the Final Quality Supervisor and Quality Assurance and monthly in the management review. Customer complaints and audit findings are used for improvement. This procedure is reviewed at least once a year or when the process, the order of the steps, customer requirement or standards change. Records are kept for at least 3 years (Quality Control Reports and detector records for 5 years).</w:t>
+      </w:r>
+    </w:p>
+    <w:p>
+      <w:r>
+        <w:br w:type="page"/>
+      </w:r>
     </w:p>
     <w:p>
       <w:pPr>
@@ -3347,25 +2354,1910 @@
           <w:sz w:val="24"/>
           <w:szCs w:val="24"/>
         </w:rPr>
-        <w:t xml:space="preserve">9. المتابعة والأداء</w:t>
-      </w:r>
-    </w:p>
-    <w:p>
-      <w:pPr>
-        <w:pStyle w:val="ListeParagraf"/>
-        <w:bidi/>
-        <w:spacing w:after="80"/>
-        <w:ind w:left="0" w:right="709"/>
-        <w:jc w:val="both"/>
-      </w:pPr>
-      <w:r>
-        <w:rPr>
-          <w:rFonts w:ascii="Calibri" w:hAnsi="Calibri" w:cs="Arial"/>
-          <w:rtl/>
-          <w:sz w:val="24"/>
-          <w:szCs w:val="24"/>
-        </w:rPr>
-        <w:t xml:space="preserve">9.1. يتابع مسؤول الجودة النهائية المؤشرات التالية شهريًا ويرفعها في مراجعة الإدارة:</w:t>
+        <w:t xml:space="preserve">الغرض</w:t>
+      </w:r>
+    </w:p>
+    <w:p>
+      <w:pPr>
+        <w:pStyle w:val="ListeParagraf"/>
+        <w:bidi/>
+        <w:spacing w:after="80"/>
+        <w:ind w:left="0" w:right="709"/>
+        <w:jc w:val="both"/>
+      </w:pPr>
+      <w:r>
+        <w:rPr>
+          <w:rFonts w:ascii="Calibri" w:hAnsi="Calibri" w:cs="Arial"/>
+          <w:rtl/>
+          <w:sz w:val="24"/>
+          <w:szCs w:val="24"/>
+        </w:rPr>
+        <w:t xml:space="preserve">يمثل هذا الإجراء إجراء التدفق الرئيسي لقسم الكي والفحص النهائي والتغليف في شركة إيروغلو للتريكو (EMS). ويحدد الخطوات الثماني التي تمر بها كل طلبية من خروجها من الخياطة (أو الغسيل) حتى تسليم البضائع إلى قسم المستودع والشحن، وهي: 1) مراقبة الجودة قبل الكي، 2) الكي والتبخير، 3) الفحص البصري، 4) كشف المعادن، 5) التغليف، 6) تقسيم اللوطات، 7) التكرتن، 8) الفحص النهائي. ويحدد المسؤولية والسجل ومعيار القبول لكل خطوة، بحيث لا تُشحن إلى العميل إلا الملابس المطابقة الخالية من المعادن والمغلفة بشكل صحيح والقابلة للتتبع والمفرج عنها، وفق البنود 8.5 و8.6 و8.7 من ISO 9001:2015. وتبقى تفاصيل الخطوات من 3 إلى 8 في إجراءاتها وتعليماتها الخاصة ولا تتكرر هنا، بينما تبقى مراقبة الكي والتبخير في الخطوة 2 ضمن هذا الإجراء.</w:t>
+      </w:r>
+    </w:p>
+    <w:p>
+      <w:pPr>
+        <w:pStyle w:val="ListeParagraf"/>
+        <w:bidi/>
+        <w:spacing w:after="80"/>
+        <w:ind w:left="0" w:right="709"/>
+        <w:jc w:val="both"/>
+      </w:pPr>
+    </w:p>
+    <w:p>
+      <w:pPr>
+        <w:pStyle w:val="ListeParagraf"/>
+        <w:bidi/>
+        <w:spacing w:before="120" w:after="60"/>
+        <w:ind w:left="0" w:right="709"/>
+      </w:pPr>
+      <w:r>
+        <w:rPr>
+          <w:rFonts w:ascii="Calibri" w:hAnsi="Calibri" w:cs="Arial"/>
+          <w:b/>
+          <w:bCs/>
+          <w:rtl/>
+          <w:sz w:val="24"/>
+          <w:szCs w:val="24"/>
+        </w:rPr>
+        <w:t xml:space="preserve">النطاق</w:t>
+      </w:r>
+    </w:p>
+    <w:p>
+      <w:pPr>
+        <w:pStyle w:val="ListeParagraf"/>
+        <w:bidi/>
+        <w:spacing w:after="80"/>
+        <w:ind w:left="0" w:right="709"/>
+        <w:jc w:val="both"/>
+      </w:pPr>
+      <w:r>
+        <w:rPr>
+          <w:rFonts w:ascii="Calibri" w:hAnsi="Calibri" w:cs="Arial"/>
+          <w:rtl/>
+          <w:sz w:val="24"/>
+          <w:szCs w:val="24"/>
+        </w:rPr>
+        <w:t xml:space="preserve">يشمل هذا الإجراء جميع الملابس الواردة من الخياطة (أو الغسيل) إلى قسم الكي والفحص النهائي والتغليف، بما فيها الطلبيات التي ينجزها المقاولون من الباطن، من مراقبة الجودة قبل الكي حتى تسليم الكراتين المفرج عنها إلى قسم المستودع والشحن. ويتضمن مراقبة الكي والترابط بين الخطوات الثماني والتعامل مع المنتج غير المطابق والسجلات.</w:t>
+      </w:r>
+    </w:p>
+    <w:p>
+      <w:pPr>
+        <w:pStyle w:val="ListeParagraf"/>
+        <w:bidi/>
+        <w:spacing w:after="80"/>
+        <w:ind w:left="0" w:right="709"/>
+        <w:jc w:val="both"/>
+      </w:pPr>
+    </w:p>
+    <w:p>
+      <w:pPr>
+        <w:pStyle w:val="ListeParagraf"/>
+        <w:bidi/>
+        <w:spacing w:before="120" w:after="60"/>
+        <w:ind w:left="0" w:right="709"/>
+      </w:pPr>
+      <w:r>
+        <w:rPr>
+          <w:rFonts w:ascii="Calibri" w:hAnsi="Calibri" w:cs="Arial"/>
+          <w:b/>
+          <w:bCs/>
+          <w:rtl/>
+          <w:sz w:val="24"/>
+          <w:szCs w:val="24"/>
+        </w:rPr>
+        <w:t xml:space="preserve">المسؤوليات</w:t>
+      </w:r>
+    </w:p>
+    <w:p>
+      <w:pPr>
+        <w:pStyle w:val="ListeParagraf"/>
+        <w:bidi/>
+        <w:spacing w:after="80"/>
+        <w:ind w:left="0" w:right="709"/>
+        <w:jc w:val="both"/>
+      </w:pPr>
+      <w:r>
+        <w:rPr>
+          <w:rFonts w:ascii="Calibri" w:hAnsi="Calibri" w:cs="Arial"/>
+          <w:rtl/>
+          <w:sz w:val="24"/>
+          <w:szCs w:val="24"/>
+        </w:rPr>
+        <w:t xml:space="preserve">• </w:t>
+      </w:r>
+      <w:r>
+        <w:rPr>
+          <w:rFonts w:ascii="Calibri" w:hAnsi="Calibri" w:cs="Arial"/>
+          <w:b/>
+          <w:bCs/>
+          <w:rtl/>
+          <w:sz w:val="24"/>
+          <w:szCs w:val="24"/>
+        </w:rPr>
+        <w:t xml:space="preserve">مسؤول الجودة النهائية:</w:t>
+      </w:r>
+      <w:r>
+        <w:rPr>
+          <w:rFonts w:ascii="Calibri" w:hAnsi="Calibri" w:cs="Arial"/>
+          <w:rtl/>
+          <w:sz w:val="24"/>
+          <w:szCs w:val="24"/>
+        </w:rPr>
+        <w:t xml:space="preserve"> يدير تسلسل الخطوات الثماني وخطة الفحص وقرارات الإيقاف والإفراج، وله صلاحية إيقاف الشحن أو طلب فحص 100%.</w:t>
+      </w:r>
+    </w:p>
+    <w:p>
+      <w:pPr>
+        <w:pStyle w:val="ListeParagraf"/>
+        <w:bidi/>
+        <w:spacing w:after="80"/>
+        <w:ind w:left="0" w:right="709"/>
+        <w:jc w:val="both"/>
+      </w:pPr>
+      <w:r>
+        <w:rPr>
+          <w:rFonts w:ascii="Calibri" w:hAnsi="Calibri" w:cs="Arial"/>
+          <w:rtl/>
+          <w:sz w:val="24"/>
+          <w:szCs w:val="24"/>
+        </w:rPr>
+        <w:t xml:space="preserve">• </w:t>
+      </w:r>
+      <w:r>
+        <w:rPr>
+          <w:rFonts w:ascii="Calibri" w:hAnsi="Calibri" w:cs="Arial"/>
+          <w:b/>
+          <w:bCs/>
+          <w:rtl/>
+          <w:sz w:val="24"/>
+          <w:szCs w:val="24"/>
+        </w:rPr>
+        <w:t xml:space="preserve">مراقب الجودة النهائية:</w:t>
+      </w:r>
+      <w:r>
+        <w:rPr>
+          <w:rFonts w:ascii="Calibri" w:hAnsi="Calibri" w:cs="Arial"/>
+          <w:rtl/>
+          <w:sz w:val="24"/>
+          <w:szCs w:val="24"/>
+        </w:rPr>
+        <w:t xml:space="preserve"> ينفذ مراقبة الجودة قبل الكي والفحص البصري وأخذ عينات الفحص النهائي ويسجل العيوب ويعد التقارير.</w:t>
+      </w:r>
+    </w:p>
+    <w:p>
+      <w:pPr>
+        <w:pStyle w:val="ListeParagraf"/>
+        <w:bidi/>
+        <w:spacing w:after="80"/>
+        <w:ind w:left="0" w:right="709"/>
+        <w:jc w:val="both"/>
+      </w:pPr>
+      <w:r>
+        <w:rPr>
+          <w:rFonts w:ascii="Calibri" w:hAnsi="Calibri" w:cs="Arial"/>
+          <w:rtl/>
+          <w:sz w:val="24"/>
+          <w:szCs w:val="24"/>
+        </w:rPr>
+        <w:t xml:space="preserve">• </w:t>
+      </w:r>
+      <w:r>
+        <w:rPr>
+          <w:rFonts w:ascii="Calibri" w:hAnsi="Calibri" w:cs="Arial"/>
+          <w:b/>
+          <w:bCs/>
+          <w:rtl/>
+          <w:sz w:val="24"/>
+          <w:szCs w:val="24"/>
+        </w:rPr>
+        <w:t xml:space="preserve">مسؤول الكي:</w:t>
+      </w:r>
+      <w:r>
+        <w:rPr>
+          <w:rFonts w:ascii="Calibri" w:hAnsi="Calibri" w:cs="Arial"/>
+          <w:rtl/>
+          <w:sz w:val="24"/>
+          <w:szCs w:val="24"/>
+        </w:rPr>
+        <w:t xml:space="preserve"> يضبط ويراقب حرارة الكي ومدته والبخار ومعايير المقاسات، ويعتمد أول قطعة مكوية ويطلب تغيير الإعدادات.</w:t>
+      </w:r>
+    </w:p>
+    <w:p>
+      <w:pPr>
+        <w:pStyle w:val="ListeParagraf"/>
+        <w:bidi/>
+        <w:spacing w:after="80"/>
+        <w:ind w:left="0" w:right="709"/>
+        <w:jc w:val="both"/>
+      </w:pPr>
+      <w:r>
+        <w:rPr>
+          <w:rFonts w:ascii="Calibri" w:hAnsi="Calibri" w:cs="Arial"/>
+          <w:rtl/>
+          <w:sz w:val="24"/>
+          <w:szCs w:val="24"/>
+        </w:rPr>
+        <w:t xml:space="preserve">• </w:t>
+      </w:r>
+      <w:r>
+        <w:rPr>
+          <w:rFonts w:ascii="Calibri" w:hAnsi="Calibri" w:cs="Arial"/>
+          <w:b/>
+          <w:bCs/>
+          <w:rtl/>
+          <w:sz w:val="24"/>
+          <w:szCs w:val="24"/>
+        </w:rPr>
+        <w:t xml:space="preserve">مسؤول التغليف:</w:t>
+      </w:r>
+      <w:r>
+        <w:rPr>
+          <w:rFonts w:ascii="Calibri" w:hAnsi="Calibri" w:cs="Arial"/>
+          <w:rtl/>
+          <w:sz w:val="24"/>
+          <w:szCs w:val="24"/>
+        </w:rPr>
+        <w:t xml:space="preserve"> ينفذ التغليف وتقسيم اللوطات والتكرتن وفق المواصفة ويطلب إعادة التغليف عند الحاجة.</w:t>
+      </w:r>
+    </w:p>
+    <w:p>
+      <w:pPr>
+        <w:pStyle w:val="ListeParagraf"/>
+        <w:bidi/>
+        <w:spacing w:after="80"/>
+        <w:ind w:left="0" w:right="709"/>
+        <w:jc w:val="both"/>
+      </w:pPr>
+      <w:r>
+        <w:rPr>
+          <w:rFonts w:ascii="Calibri" w:hAnsi="Calibri" w:cs="Arial"/>
+          <w:rtl/>
+          <w:sz w:val="24"/>
+          <w:szCs w:val="24"/>
+        </w:rPr>
+        <w:t xml:space="preserve">• </w:t>
+      </w:r>
+      <w:r>
+        <w:rPr>
+          <w:rFonts w:ascii="Calibri" w:hAnsi="Calibri" w:cs="Arial"/>
+          <w:b/>
+          <w:bCs/>
+          <w:rtl/>
+          <w:sz w:val="24"/>
+          <w:szCs w:val="24"/>
+        </w:rPr>
+        <w:t xml:space="preserve">مشغل كاشف المعادن:</w:t>
+      </w:r>
+      <w:r>
+        <w:rPr>
+          <w:rFonts w:ascii="Calibri" w:hAnsi="Calibri" w:cs="Arial"/>
+          <w:rtl/>
+          <w:sz w:val="24"/>
+          <w:szCs w:val="24"/>
+        </w:rPr>
+        <w:t xml:space="preserve"> يجري التحقق اليومي ويمرر الملابس عبر الكاشف ويحتفظ بالسجلات ويفصل الملابس التي كُشف فيها معدن.</w:t>
+      </w:r>
+    </w:p>
+    <w:p>
+      <w:pPr>
+        <w:pStyle w:val="ListeParagraf"/>
+        <w:bidi/>
+        <w:spacing w:after="80"/>
+        <w:ind w:left="0" w:right="709"/>
+        <w:jc w:val="both"/>
+      </w:pPr>
+      <w:r>
+        <w:rPr>
+          <w:rFonts w:ascii="Calibri" w:hAnsi="Calibri" w:cs="Arial"/>
+          <w:rtl/>
+          <w:sz w:val="24"/>
+          <w:szCs w:val="24"/>
+        </w:rPr>
+        <w:t xml:space="preserve">• </w:t>
+      </w:r>
+      <w:r>
+        <w:rPr>
+          <w:rFonts w:ascii="Calibri" w:hAnsi="Calibri" w:cs="Arial"/>
+          <w:b/>
+          <w:bCs/>
+          <w:rtl/>
+          <w:sz w:val="24"/>
+          <w:szCs w:val="24"/>
+        </w:rPr>
+        <w:t xml:space="preserve">ضمان الجودة:</w:t>
+      </w:r>
+      <w:r>
+        <w:rPr>
+          <w:rFonts w:ascii="Calibri" w:hAnsi="Calibri" w:cs="Arial"/>
+          <w:rtl/>
+          <w:sz w:val="24"/>
+          <w:szCs w:val="24"/>
+        </w:rPr>
+        <w:t xml:space="preserve"> يعتمد الإفراج وفق نتيجة الفحص النهائي ويدير عملية الإجراءات التصحيحية والوقائية (DOP).</w:t>
+      </w:r>
+    </w:p>
+    <w:p>
+      <w:pPr>
+        <w:pStyle w:val="ListeParagraf"/>
+        <w:bidi/>
+        <w:spacing w:after="80"/>
+        <w:ind w:left="0" w:right="709"/>
+        <w:jc w:val="both"/>
+      </w:pPr>
+      <w:r>
+        <w:rPr>
+          <w:rFonts w:ascii="Calibri" w:hAnsi="Calibri" w:cs="Arial"/>
+          <w:rtl/>
+          <w:sz w:val="24"/>
+          <w:szCs w:val="24"/>
+        </w:rPr>
+        <w:t xml:space="preserve">• </w:t>
+      </w:r>
+      <w:r>
+        <w:rPr>
+          <w:rFonts w:ascii="Calibri" w:hAnsi="Calibri" w:cs="Arial"/>
+          <w:b/>
+          <w:bCs/>
+          <w:rtl/>
+          <w:sz w:val="24"/>
+          <w:szCs w:val="24"/>
+        </w:rPr>
+        <w:t xml:space="preserve">مسؤول السلامة والصحة المهنية:</w:t>
+      </w:r>
+      <w:r>
+        <w:rPr>
+          <w:rFonts w:ascii="Calibri" w:hAnsi="Calibri" w:cs="Arial"/>
+          <w:rtl/>
+          <w:sz w:val="24"/>
+          <w:szCs w:val="24"/>
+        </w:rPr>
+        <w:t xml:space="preserve"> يراقب مخاطر البخار والأسطح الساخنة والإرغونوميا.</w:t>
+      </w:r>
+    </w:p>
+    <w:p>
+      <w:pPr>
+        <w:pStyle w:val="ListeParagraf"/>
+        <w:bidi/>
+        <w:spacing w:after="80"/>
+        <w:ind w:left="0" w:right="709"/>
+        <w:jc w:val="both"/>
+      </w:pPr>
+    </w:p>
+    <w:p>
+      <w:pPr>
+        <w:pStyle w:val="ListeParagraf"/>
+        <w:bidi/>
+        <w:spacing w:before="120" w:after="60"/>
+        <w:ind w:left="0" w:right="709"/>
+      </w:pPr>
+      <w:r>
+        <w:rPr>
+          <w:rFonts w:ascii="Calibri" w:hAnsi="Calibri" w:cs="Arial"/>
+          <w:b/>
+          <w:bCs/>
+          <w:rtl/>
+          <w:sz w:val="24"/>
+          <w:szCs w:val="24"/>
+        </w:rPr>
+        <w:t xml:space="preserve">التعريفات</w:t>
+      </w:r>
+    </w:p>
+    <w:p>
+      <w:pPr>
+        <w:pStyle w:val="ListeParagraf"/>
+        <w:bidi/>
+        <w:spacing w:after="80"/>
+        <w:ind w:left="0" w:right="709"/>
+        <w:jc w:val="both"/>
+      </w:pPr>
+      <w:r>
+        <w:rPr>
+          <w:rFonts w:ascii="Calibri" w:hAnsi="Calibri" w:cs="Arial"/>
+          <w:rtl/>
+          <w:sz w:val="24"/>
+          <w:szCs w:val="24"/>
+        </w:rPr>
+        <w:t xml:space="preserve">• </w:t>
+      </w:r>
+      <w:r>
+        <w:rPr>
+          <w:rFonts w:ascii="Calibri" w:hAnsi="Calibri" w:cs="Arial"/>
+          <w:b/>
+          <w:bCs/>
+          <w:rtl/>
+          <w:sz w:val="24"/>
+          <w:szCs w:val="24"/>
+        </w:rPr>
+        <w:t xml:space="preserve">التدفق الرئيسي:</w:t>
+      </w:r>
+      <w:r>
+        <w:rPr>
+          <w:rFonts w:ascii="Calibri" w:hAnsi="Calibri" w:cs="Arial"/>
+          <w:rtl/>
+          <w:sz w:val="24"/>
+          <w:szCs w:val="24"/>
+        </w:rPr>
+        <w:t xml:space="preserve"> الترتيب الثابت للخطوات الثماني: مراقبة الجودة قبل الكي، الكي والتبخير، الفحص البصري، كشف المعادن، التغليف، تقسيم اللوطات، التكرتن، الفحص النهائي.</w:t>
+      </w:r>
+    </w:p>
+    <w:p>
+      <w:pPr>
+        <w:pStyle w:val="ListeParagraf"/>
+        <w:bidi/>
+        <w:spacing w:after="80"/>
+        <w:ind w:left="0" w:right="709"/>
+        <w:jc w:val="both"/>
+      </w:pPr>
+      <w:r>
+        <w:rPr>
+          <w:rFonts w:ascii="Calibri" w:hAnsi="Calibri" w:cs="Arial"/>
+          <w:rtl/>
+          <w:sz w:val="24"/>
+          <w:szCs w:val="24"/>
+        </w:rPr>
+        <w:t xml:space="preserve">• </w:t>
+      </w:r>
+      <w:r>
+        <w:rPr>
+          <w:rFonts w:ascii="Calibri" w:hAnsi="Calibri" w:cs="Arial"/>
+          <w:b/>
+          <w:bCs/>
+          <w:rtl/>
+          <w:sz w:val="24"/>
+          <w:szCs w:val="24"/>
+        </w:rPr>
+        <w:t xml:space="preserve">AQL:</w:t>
+      </w:r>
+      <w:r>
+        <w:rPr>
+          <w:rFonts w:ascii="Calibri" w:hAnsi="Calibri" w:cs="Arial"/>
+          <w:rtl/>
+          <w:sz w:val="24"/>
+          <w:szCs w:val="24"/>
+        </w:rPr>
+        <w:t xml:space="preserve"> مستوى الجودة المقبول؛ الحد الأقصى لنسبة العيوب المسموح بها لقبول الدفعة (مثال: حرج 0، رئيسي 2.5، ثانوي 4.0).</w:t>
+      </w:r>
+    </w:p>
+    <w:p>
+      <w:pPr>
+        <w:pStyle w:val="ListeParagraf"/>
+        <w:bidi/>
+        <w:spacing w:after="80"/>
+        <w:ind w:left="0" w:right="709"/>
+        <w:jc w:val="both"/>
+      </w:pPr>
+      <w:r>
+        <w:rPr>
+          <w:rFonts w:ascii="Calibri" w:hAnsi="Calibri" w:cs="Arial"/>
+          <w:rtl/>
+          <w:sz w:val="24"/>
+          <w:szCs w:val="24"/>
+        </w:rPr>
+        <w:t xml:space="preserve">• </w:t>
+      </w:r>
+      <w:r>
+        <w:rPr>
+          <w:rFonts w:ascii="Calibri" w:hAnsi="Calibri" w:cs="Arial"/>
+          <w:b/>
+          <w:bCs/>
+          <w:rtl/>
+          <w:sz w:val="24"/>
+          <w:szCs w:val="24"/>
+        </w:rPr>
+        <w:t xml:space="preserve">ISO 2859-1:</w:t>
+      </w:r>
+      <w:r>
+        <w:rPr>
+          <w:rFonts w:ascii="Calibri" w:hAnsi="Calibri" w:cs="Arial"/>
+          <w:rtl/>
+          <w:sz w:val="24"/>
+          <w:szCs w:val="24"/>
+        </w:rPr>
+        <w:t xml:space="preserve"> المعيار الدولي الذي يحدد خطط أخذ العينات وأعداد القبول والرفض في فحص الدفعات.</w:t>
+      </w:r>
+    </w:p>
+    <w:p>
+      <w:pPr>
+        <w:pStyle w:val="ListeParagraf"/>
+        <w:bidi/>
+        <w:spacing w:after="80"/>
+        <w:ind w:left="0" w:right="709"/>
+        <w:jc w:val="both"/>
+      </w:pPr>
+      <w:r>
+        <w:rPr>
+          <w:rFonts w:ascii="Calibri" w:hAnsi="Calibri" w:cs="Arial"/>
+          <w:rtl/>
+          <w:sz w:val="24"/>
+          <w:szCs w:val="24"/>
+        </w:rPr>
+        <w:t xml:space="preserve">• </w:t>
+      </w:r>
+      <w:r>
+        <w:rPr>
+          <w:rFonts w:ascii="Calibri" w:hAnsi="Calibri" w:cs="Arial"/>
+          <w:b/>
+          <w:bCs/>
+          <w:rtl/>
+          <w:sz w:val="24"/>
+          <w:szCs w:val="24"/>
+        </w:rPr>
+        <w:t xml:space="preserve">العيب الحرج والرئيسي والثانوي:</w:t>
+      </w:r>
+      <w:r>
+        <w:rPr>
+          <w:rFonts w:ascii="Calibri" w:hAnsi="Calibri" w:cs="Arial"/>
+          <w:rtl/>
+          <w:sz w:val="24"/>
+          <w:szCs w:val="24"/>
+        </w:rPr>
+        <w:t xml:space="preserve"> عيب يعرض سلامة المستخدم للخطر؛ عيب يؤثر على الاستخدام أو البيع؛ عيب بسيط لا يؤثر على الاستخدام.</w:t>
+      </w:r>
+    </w:p>
+    <w:p>
+      <w:pPr>
+        <w:pStyle w:val="ListeParagraf"/>
+        <w:bidi/>
+        <w:spacing w:after="80"/>
+        <w:ind w:left="0" w:right="709"/>
+        <w:jc w:val="both"/>
+      </w:pPr>
+      <w:r>
+        <w:rPr>
+          <w:rFonts w:ascii="Calibri" w:hAnsi="Calibri" w:cs="Arial"/>
+          <w:rtl/>
+          <w:sz w:val="24"/>
+          <w:szCs w:val="24"/>
+        </w:rPr>
+        <w:t xml:space="preserve">• </w:t>
+      </w:r>
+      <w:r>
+        <w:rPr>
+          <w:rFonts w:ascii="Calibri" w:hAnsi="Calibri" w:cs="Arial"/>
+          <w:b/>
+          <w:bCs/>
+          <w:rtl/>
+          <w:sz w:val="24"/>
+          <w:szCs w:val="24"/>
+        </w:rPr>
+        <w:t xml:space="preserve">معايير الكي:</w:t>
+      </w:r>
+      <w:r>
+        <w:rPr>
+          <w:rFonts w:ascii="Calibri" w:hAnsi="Calibri" w:cs="Arial"/>
+          <w:rtl/>
+          <w:sz w:val="24"/>
+          <w:szCs w:val="24"/>
+        </w:rPr>
+        <w:t xml:space="preserve"> حرارة المكواة أو المكبس ومدة الضغط وضغط البخار والتفريغ المضبوطة وفق تركيب القماش.</w:t>
+      </w:r>
+    </w:p>
+    <w:p>
+      <w:pPr>
+        <w:pStyle w:val="ListeParagraf"/>
+        <w:bidi/>
+        <w:spacing w:after="80"/>
+        <w:ind w:left="0" w:right="709"/>
+        <w:jc w:val="both"/>
+      </w:pPr>
+      <w:r>
+        <w:rPr>
+          <w:rFonts w:ascii="Calibri" w:hAnsi="Calibri" w:cs="Arial"/>
+          <w:rtl/>
+          <w:sz w:val="24"/>
+          <w:szCs w:val="24"/>
+        </w:rPr>
+        <w:t xml:space="preserve">• </w:t>
+      </w:r>
+      <w:r>
+        <w:rPr>
+          <w:rFonts w:ascii="Calibri" w:hAnsi="Calibri" w:cs="Arial"/>
+          <w:b/>
+          <w:bCs/>
+          <w:rtl/>
+          <w:sz w:val="24"/>
+          <w:szCs w:val="24"/>
+        </w:rPr>
+        <w:t xml:space="preserve">الفحص البصري:</w:t>
+      </w:r>
+      <w:r>
+        <w:rPr>
+          <w:rFonts w:ascii="Calibri" w:hAnsi="Calibri" w:cs="Arial"/>
+          <w:rtl/>
+          <w:sz w:val="24"/>
+          <w:szCs w:val="24"/>
+        </w:rPr>
+        <w:t xml:space="preserve"> فحص مرئي لكل قطعة مكوية من حيث المظهر والبقع والخيوط والملصقات وطريقة العرض.</w:t>
+      </w:r>
+    </w:p>
+    <w:p>
+      <w:pPr>
+        <w:pStyle w:val="ListeParagraf"/>
+        <w:bidi/>
+        <w:spacing w:after="80"/>
+        <w:ind w:left="0" w:right="709"/>
+        <w:jc w:val="both"/>
+      </w:pPr>
+      <w:r>
+        <w:rPr>
+          <w:rFonts w:ascii="Calibri" w:hAnsi="Calibri" w:cs="Arial"/>
+          <w:rtl/>
+          <w:sz w:val="24"/>
+          <w:szCs w:val="24"/>
+        </w:rPr>
+        <w:t xml:space="preserve">• </w:t>
+      </w:r>
+      <w:r>
+        <w:rPr>
+          <w:rFonts w:ascii="Calibri" w:hAnsi="Calibri" w:cs="Arial"/>
+          <w:b/>
+          <w:bCs/>
+          <w:rtl/>
+          <w:sz w:val="24"/>
+          <w:szCs w:val="24"/>
+        </w:rPr>
+        <w:t xml:space="preserve">كاشف المعادن / قطعة الاختبار (Fe وNon-Fe وSUS):</w:t>
+      </w:r>
+      <w:r>
+        <w:rPr>
+          <w:rFonts w:ascii="Calibri" w:hAnsi="Calibri" w:cs="Arial"/>
+          <w:rtl/>
+          <w:sz w:val="24"/>
+          <w:szCs w:val="24"/>
+        </w:rPr>
+        <w:t xml:space="preserve"> جهاز يكشف القطع المعدنية، بما فيها أجزاء الإبر المكسورة / قطع معدنية مرجعية للتحقق من حساسيته.</w:t>
+      </w:r>
+    </w:p>
+    <w:p>
+      <w:pPr>
+        <w:pStyle w:val="ListeParagraf"/>
+        <w:bidi/>
+        <w:spacing w:after="80"/>
+        <w:ind w:left="0" w:right="709"/>
+        <w:jc w:val="both"/>
+      </w:pPr>
+      <w:r>
+        <w:rPr>
+          <w:rFonts w:ascii="Calibri" w:hAnsi="Calibri" w:cs="Arial"/>
+          <w:rtl/>
+          <w:sz w:val="24"/>
+          <w:szCs w:val="24"/>
+        </w:rPr>
+        <w:t xml:space="preserve">• </w:t>
+      </w:r>
+      <w:r>
+        <w:rPr>
+          <w:rFonts w:ascii="Calibri" w:hAnsi="Calibri" w:cs="Arial"/>
+          <w:b/>
+          <w:bCs/>
+          <w:rtl/>
+          <w:sz w:val="24"/>
+          <w:szCs w:val="24"/>
+        </w:rPr>
+        <w:t xml:space="preserve">اللوط:</w:t>
+      </w:r>
+      <w:r>
+        <w:rPr>
+          <w:rFonts w:ascii="Calibri" w:hAnsi="Calibri" w:cs="Arial"/>
+          <w:rtl/>
+          <w:sz w:val="24"/>
+          <w:szCs w:val="24"/>
+        </w:rPr>
+        <w:t xml:space="preserve"> مجموعة من الملابس النهائية من الطلبية والموديل واللون ونطاق المقاسات نفسه، تُعرَّف برقم لوط واحد لأغراض التتبع.</w:t>
+      </w:r>
+    </w:p>
+    <w:p>
+      <w:pPr>
+        <w:pStyle w:val="ListeParagraf"/>
+        <w:bidi/>
+        <w:spacing w:after="80"/>
+        <w:ind w:left="0" w:right="709"/>
+        <w:jc w:val="both"/>
+      </w:pPr>
+      <w:r>
+        <w:rPr>
+          <w:rFonts w:ascii="Calibri" w:hAnsi="Calibri" w:cs="Arial"/>
+          <w:rtl/>
+          <w:sz w:val="24"/>
+          <w:szCs w:val="24"/>
+        </w:rPr>
+        <w:t xml:space="preserve">• </w:t>
+      </w:r>
+      <w:r>
+        <w:rPr>
+          <w:rFonts w:ascii="Calibri" w:hAnsi="Calibri" w:cs="Arial"/>
+          <w:b/>
+          <w:bCs/>
+          <w:rtl/>
+          <w:sz w:val="24"/>
+          <w:szCs w:val="24"/>
+        </w:rPr>
+        <w:t xml:space="preserve">صندوق الحجر:</w:t>
+      </w:r>
+      <w:r>
+        <w:rPr>
+          <w:rFonts w:ascii="Calibri" w:hAnsi="Calibri" w:cs="Arial"/>
+          <w:rtl/>
+          <w:sz w:val="24"/>
+          <w:szCs w:val="24"/>
+        </w:rPr>
+        <w:t xml:space="preserve"> صندوق مقفل تُحفظ فيه الملابس التي كُشف فيها معدن.</w:t>
+      </w:r>
+    </w:p>
+    <w:p>
+      <w:pPr>
+        <w:pStyle w:val="ListeParagraf"/>
+        <w:bidi/>
+        <w:spacing w:after="80"/>
+        <w:ind w:left="0" w:right="709"/>
+        <w:jc w:val="both"/>
+      </w:pPr>
+      <w:r>
+        <w:rPr>
+          <w:rFonts w:ascii="Calibri" w:hAnsi="Calibri" w:cs="Arial"/>
+          <w:rtl/>
+          <w:sz w:val="24"/>
+          <w:szCs w:val="24"/>
+        </w:rPr>
+        <w:t xml:space="preserve">• </w:t>
+      </w:r>
+      <w:r>
+        <w:rPr>
+          <w:rFonts w:ascii="Calibri" w:hAnsi="Calibri" w:cs="Arial"/>
+          <w:b/>
+          <w:bCs/>
+          <w:rtl/>
+          <w:sz w:val="24"/>
+          <w:szCs w:val="24"/>
+        </w:rPr>
+        <w:t xml:space="preserve">الإفراج:</w:t>
+      </w:r>
+      <w:r>
+        <w:rPr>
+          <w:rFonts w:ascii="Calibri" w:hAnsi="Calibri" w:cs="Arial"/>
+          <w:rtl/>
+          <w:sz w:val="24"/>
+          <w:szCs w:val="24"/>
+        </w:rPr>
+        <w:t xml:space="preserve"> قرار ضمان الجودة الكتابي بأنه يجوز تسليم اللوط إلى المستودع وشحنه.</w:t>
+      </w:r>
+    </w:p>
+    <w:p>
+      <w:pPr>
+        <w:pStyle w:val="ListeParagraf"/>
+        <w:bidi/>
+        <w:spacing w:after="80"/>
+        <w:ind w:left="0" w:right="709"/>
+        <w:jc w:val="both"/>
+      </w:pPr>
+    </w:p>
+    <w:p>
+      <w:pPr>
+        <w:pStyle w:val="ListeParagraf"/>
+        <w:bidi/>
+        <w:spacing w:before="120" w:after="60"/>
+        <w:ind w:left="0" w:right="709"/>
+      </w:pPr>
+      <w:r>
+        <w:rPr>
+          <w:rFonts w:ascii="Calibri" w:hAnsi="Calibri" w:cs="Arial"/>
+          <w:b/>
+          <w:bCs/>
+          <w:rtl/>
+          <w:sz w:val="24"/>
+          <w:szCs w:val="24"/>
+        </w:rPr>
+        <w:t xml:space="preserve">العمليات الرئيسية والفرعية</w:t>
+      </w:r>
+    </w:p>
+    <w:p>
+      <w:pPr>
+        <w:pStyle w:val="ListeParagraf"/>
+        <w:bidi/>
+        <w:spacing w:before="120" w:after="60"/>
+        <w:ind w:left="0" w:right="709"/>
+      </w:pPr>
+      <w:r>
+        <w:rPr>
+          <w:rFonts w:ascii="Calibri" w:hAnsi="Calibri" w:cs="Arial"/>
+          <w:b/>
+          <w:bCs/>
+          <w:rtl/>
+          <w:sz w:val="24"/>
+          <w:szCs w:val="24"/>
+        </w:rPr>
+        <w:t xml:space="preserve">1. التدفق الرئيسي للقسم</w:t>
+      </w:r>
+    </w:p>
+    <w:p>
+      <w:pPr>
+        <w:pStyle w:val="ListeParagraf"/>
+        <w:bidi/>
+        <w:spacing w:after="80"/>
+        <w:ind w:left="0" w:right="709"/>
+        <w:jc w:val="both"/>
+      </w:pPr>
+      <w:r>
+        <w:rPr>
+          <w:rFonts w:ascii="Calibri" w:hAnsi="Calibri" w:cs="Arial"/>
+          <w:rtl/>
+          <w:sz w:val="24"/>
+          <w:szCs w:val="24"/>
+        </w:rPr>
+        <w:t xml:space="preserve">1.1. تمر كل طلبية بالخطوات الثماني بهذا الترتيب. لا تبدأ الخطوة إلا بعد إتمام الخطوة السابقة وتسجيلها، ولا يجوز لأي لوط تجاوز خطوة أو عكس ترتيبها دون موافقة كتابية من مسؤول الجودة النهائية.</w:t>
+      </w:r>
+    </w:p>
+    <w:p>
+      <w:pPr>
+        <w:pStyle w:val="ListeParagraf"/>
+        <w:bidi/>
+        <w:spacing w:after="80"/>
+        <w:ind w:left="0" w:right="709"/>
+        <w:jc w:val="both"/>
+      </w:pPr>
+      <w:r>
+        <w:rPr>
+          <w:rFonts w:ascii="Calibri" w:hAnsi="Calibri" w:cs="Arial"/>
+          <w:rtl/>
+          <w:sz w:val="24"/>
+          <w:szCs w:val="24"/>
+        </w:rPr>
+        <w:t xml:space="preserve">1.2. الخطوة 1، مراقبة الجودة قبل الكي: تُنفذ وفق EMS.QA.PRO.02.09 وEMS.KS.TL.22.01 وEMS.QA.TL.02.04.</w:t>
+      </w:r>
+    </w:p>
+    <w:p>
+      <w:pPr>
+        <w:pStyle w:val="ListeParagraf"/>
+        <w:bidi/>
+        <w:spacing w:after="80"/>
+        <w:ind w:left="0" w:right="709"/>
+        <w:jc w:val="both"/>
+      </w:pPr>
+      <w:r>
+        <w:rPr>
+          <w:rFonts w:ascii="Calibri" w:hAnsi="Calibri" w:cs="Arial"/>
+          <w:rtl/>
+          <w:sz w:val="24"/>
+          <w:szCs w:val="24"/>
+        </w:rPr>
+        <w:t xml:space="preserve">1.3. الخطوة 2، الكي والتبخير: تُنفذ وفق البند 3 من هذا الإجراء وEMS.ÜR.TL.05.06 ونموذج معايير الكي ومراقبته (EMS.ÜR.FRM.05.09).</w:t>
+      </w:r>
+    </w:p>
+    <w:p>
+      <w:pPr>
+        <w:pStyle w:val="ListeParagraf"/>
+        <w:bidi/>
+        <w:spacing w:after="80"/>
+        <w:ind w:left="0" w:right="709"/>
+        <w:jc w:val="both"/>
+      </w:pPr>
+      <w:r>
+        <w:rPr>
+          <w:rFonts w:ascii="Calibri" w:hAnsi="Calibri" w:cs="Arial"/>
+          <w:rtl/>
+          <w:sz w:val="24"/>
+          <w:szCs w:val="24"/>
+        </w:rPr>
+        <w:t xml:space="preserve">1.4. الخطوة 3، الفحص البصري: يُنفذ وفق EMS.QA.PRO.02.13 وEMS.QA.TL.02.08 مع نموذج الفحص البصري (EMS.QA.FRM.05.04).</w:t>
+      </w:r>
+    </w:p>
+    <w:p>
+      <w:pPr>
+        <w:pStyle w:val="ListeParagraf"/>
+        <w:bidi/>
+        <w:spacing w:after="80"/>
+        <w:ind w:left="0" w:right="709"/>
+        <w:jc w:val="both"/>
+      </w:pPr>
+      <w:r>
+        <w:rPr>
+          <w:rFonts w:ascii="Calibri" w:hAnsi="Calibri" w:cs="Arial"/>
+          <w:rtl/>
+          <w:sz w:val="24"/>
+          <w:szCs w:val="24"/>
+        </w:rPr>
+        <w:t xml:space="preserve">1.5. الخطوة 4، كشف المعادن: يُنفذ وفق EMS.QA.PRO.02.05 وEMS.QA.TL.02.06 مع EMS.QA.FRM.03.06 وEMS.QA.FRM.03.07 وEMS.QA.FRM.03.09.</w:t>
+      </w:r>
+    </w:p>
+    <w:p>
+      <w:pPr>
+        <w:pStyle w:val="ListeParagraf"/>
+        <w:bidi/>
+        <w:spacing w:after="80"/>
+        <w:ind w:left="0" w:right="709"/>
+        <w:jc w:val="both"/>
+      </w:pPr>
+      <w:r>
+        <w:rPr>
+          <w:rFonts w:ascii="Calibri" w:hAnsi="Calibri" w:cs="Arial"/>
+          <w:rtl/>
+          <w:sz w:val="24"/>
+          <w:szCs w:val="24"/>
+        </w:rPr>
+        <w:t xml:space="preserve">1.6. الخطوة 5، التغليف: يُنفذ وفق EMS.ÜR.PRO.05.11 وEMS.ÜR.TL.05.13 مع نموذج مراقبة التغليف (EMS.ÜR.FRM.05.07).</w:t>
+      </w:r>
+    </w:p>
+    <w:p>
+      <w:pPr>
+        <w:pStyle w:val="ListeParagraf"/>
+        <w:bidi/>
+        <w:spacing w:after="80"/>
+        <w:ind w:left="0" w:right="709"/>
+        <w:jc w:val="both"/>
+      </w:pPr>
+      <w:r>
+        <w:rPr>
+          <w:rFonts w:ascii="Calibri" w:hAnsi="Calibri" w:cs="Arial"/>
+          <w:rtl/>
+          <w:sz w:val="24"/>
+          <w:szCs w:val="24"/>
+        </w:rPr>
+        <w:t xml:space="preserve">1.7. الخطوة 6، تقسيم اللوطات: يُنفذ وفق EMS.ÜR.PRO.05.12 وEMS.ÜR.TL.05.14 مع نموذج سجل اللوطات وملصقات اللوط (EMS.ÜR.FRM.05.10).</w:t>
+      </w:r>
+    </w:p>
+    <w:p>
+      <w:pPr>
+        <w:pStyle w:val="ListeParagraf"/>
+        <w:bidi/>
+        <w:spacing w:after="80"/>
+        <w:ind w:left="0" w:right="709"/>
+        <w:jc w:val="both"/>
+      </w:pPr>
+      <w:r>
+        <w:rPr>
+          <w:rFonts w:ascii="Calibri" w:hAnsi="Calibri" w:cs="Arial"/>
+          <w:rtl/>
+          <w:sz w:val="24"/>
+          <w:szCs w:val="24"/>
+        </w:rPr>
+        <w:t xml:space="preserve">1.8. الخطوة 7، التكرتن: يُنفذ وفق EMS.SO.PRO.23.07 وEMS.DP.TL.08.04 مع نموذج مراقبة ترتيب الكراتين وقائمة التعبئة (EMS.ÜR.FRM.05.11).</w:t>
+      </w:r>
+    </w:p>
+    <w:p>
+      <w:pPr>
+        <w:pStyle w:val="ListeParagraf"/>
+        <w:bidi/>
+        <w:spacing w:after="80"/>
+        <w:ind w:left="0" w:right="709"/>
+        <w:jc w:val="both"/>
+      </w:pPr>
+      <w:r>
+        <w:rPr>
+          <w:rFonts w:ascii="Calibri" w:hAnsi="Calibri" w:cs="Arial"/>
+          <w:rtl/>
+          <w:sz w:val="24"/>
+          <w:szCs w:val="24"/>
+        </w:rPr>
+        <w:t xml:space="preserve">1.9. الخطوة 8، الفحص النهائي: يُنفذ وفق EMS.QA.PRO.02.14 وEMS.QA.TL.02.05 مع تقرير الفحص النهائي قبل الشحن (EMS.QA.FRM.05.05) ونموذج متابعة توزيع عيوب المنتج النهائي (EMS.QA.FRM.05.01) وتقرير مراقبة الجودة (EMS.QA.FRM.05.03).</w:t>
+      </w:r>
+    </w:p>
+    <w:p>
+      <w:pPr>
+        <w:pStyle w:val="ListeParagraf"/>
+        <w:bidi/>
+        <w:spacing w:after="80"/>
+        <w:ind w:left="0" w:right="709"/>
+        <w:jc w:val="both"/>
+      </w:pPr>
+    </w:p>
+    <w:p>
+      <w:pPr>
+        <w:pStyle w:val="ListeParagraf"/>
+        <w:bidi/>
+        <w:spacing w:before="120" w:after="60"/>
+        <w:ind w:left="0" w:right="709"/>
+      </w:pPr>
+      <w:r>
+        <w:rPr>
+          <w:rFonts w:ascii="Calibri" w:hAnsi="Calibri" w:cs="Arial"/>
+          <w:b/>
+          <w:bCs/>
+          <w:rtl/>
+          <w:sz w:val="24"/>
+          <w:szCs w:val="24"/>
+        </w:rPr>
+        <w:t xml:space="preserve">2. الخطوة 1: مراقبة الجودة قبل الكي</w:t>
+      </w:r>
+    </w:p>
+    <w:p>
+      <w:pPr>
+        <w:pStyle w:val="ListeParagraf"/>
+        <w:bidi/>
+        <w:spacing w:after="80"/>
+        <w:ind w:left="0" w:right="709"/>
+        <w:jc w:val="both"/>
+      </w:pPr>
+      <w:r>
+        <w:rPr>
+          <w:rFonts w:ascii="Calibri" w:hAnsi="Calibri" w:cs="Arial"/>
+          <w:rtl/>
+          <w:sz w:val="24"/>
+          <w:szCs w:val="24"/>
+        </w:rPr>
+        <w:t xml:space="preserve">2.1. تُفحص الملابس الواردة من الخياطة (أو الغسيل) قبل كيها، لكي تُكتشف العيوب وتُصلح حين يمكن تصحيحها ولا يخفيها الكي.</w:t>
+      </w:r>
+    </w:p>
+    <w:p>
+      <w:pPr>
+        <w:pStyle w:val="ListeParagraf"/>
+        <w:bidi/>
+        <w:spacing w:after="80"/>
+        <w:ind w:left="0" w:right="709"/>
+        <w:jc w:val="both"/>
+      </w:pPr>
+      <w:r>
+        <w:rPr>
+          <w:rFonts w:ascii="Calibri" w:hAnsi="Calibri" w:cs="Arial"/>
+          <w:rtl/>
+          <w:sz w:val="24"/>
+          <w:szCs w:val="24"/>
+        </w:rPr>
+        <w:t xml:space="preserve">2.2. يفحص المراقب الصنعة والبقع والمقاسات والملصقات على عينة من اللوط وفق خطة AQL في EMS.QA.PRO.02.09، وفي حالة الفحص بنسبة 100% وفق فحص نهاية الخط (EMS.KS.TL.22.01). وتُقارن المقاسات بجدول المقاسات (EMS.QA.TL.02.04).</w:t>
+      </w:r>
+    </w:p>
+    <w:p>
+      <w:pPr>
+        <w:pStyle w:val="ListeParagraf"/>
+        <w:bidi/>
+        <w:spacing w:after="80"/>
+        <w:ind w:left="0" w:right="709"/>
+        <w:jc w:val="both"/>
+      </w:pPr>
+      <w:r>
+        <w:rPr>
+          <w:rFonts w:ascii="Calibri" w:hAnsi="Calibri" w:cs="Arial"/>
+          <w:rtl/>
+          <w:sz w:val="24"/>
+          <w:szCs w:val="24"/>
+        </w:rPr>
+        <w:t xml:space="preserve">2.3. تُفرج الملابس المطابقة إلى الكي. أما الملابس المعيبة فتوسَم وتُرسل إلى الإصلاح (EMS.ÜR.FRM.05.06) وتُعاد مراجعتها قبل دخولها الكي. وإذا تجاوز حد AQL يُحجز اللوط ويُجرى فحص 100% ويُفتح إجراء تصحيحي ووقائي وفق البند 10.</w:t>
+      </w:r>
+    </w:p>
+    <w:p>
+      <w:pPr>
+        <w:pStyle w:val="ListeParagraf"/>
+        <w:bidi/>
+        <w:spacing w:after="80"/>
+        <w:ind w:left="0" w:right="709"/>
+        <w:jc w:val="both"/>
+      </w:pPr>
+      <w:r>
+        <w:rPr>
+          <w:rFonts w:ascii="Calibri" w:hAnsi="Calibri" w:cs="Arial"/>
+          <w:rtl/>
+          <w:sz w:val="24"/>
+          <w:szCs w:val="24"/>
+        </w:rPr>
+        <w:t xml:space="preserve">2.4. ضمان الإبر المكسورة: تُفصل الملابس التي لها سجل إبرة مكسورة والملابس المحيطة بها عند خروج الخط (EMS.QA.PRO.02.07). وإذا لم يُعثر على جزء الإبرة يُوقف الخط ويُجرى بحث.</w:t>
+      </w:r>
+    </w:p>
+    <w:p>
+      <w:pPr>
+        <w:pStyle w:val="ListeParagraf"/>
+        <w:bidi/>
+        <w:spacing w:after="80"/>
+        <w:ind w:left="0" w:right="709"/>
+        <w:jc w:val="both"/>
+      </w:pPr>
+    </w:p>
+    <w:p>
+      <w:pPr>
+        <w:pStyle w:val="ListeParagraf"/>
+        <w:bidi/>
+        <w:spacing w:before="120" w:after="60"/>
+        <w:ind w:left="0" w:right="709"/>
+      </w:pPr>
+      <w:r>
+        <w:rPr>
+          <w:rFonts w:ascii="Calibri" w:hAnsi="Calibri" w:cs="Arial"/>
+          <w:b/>
+          <w:bCs/>
+          <w:rtl/>
+          <w:sz w:val="24"/>
+          <w:szCs w:val="24"/>
+        </w:rPr>
+        <w:t xml:space="preserve">3. الخطوة 2: الكي والتبخير</w:t>
+      </w:r>
+    </w:p>
+    <w:p>
+      <w:pPr>
+        <w:pStyle w:val="ListeParagraf"/>
+        <w:bidi/>
+        <w:spacing w:after="80"/>
+        <w:ind w:left="0" w:right="709"/>
+        <w:jc w:val="both"/>
+      </w:pPr>
+      <w:r>
+        <w:rPr>
+          <w:rFonts w:ascii="Calibri" w:hAnsi="Calibri" w:cs="Arial"/>
+          <w:rtl/>
+          <w:sz w:val="24"/>
+          <w:szCs w:val="24"/>
+        </w:rPr>
+        <w:t xml:space="preserve">3.1. قبل كي اللوط يقرأ مسؤول الكي ملصق العناية وتركيب القماش ومتطلب العميل، ويضبط حرارة المكواة أو المكبس ومدة الضغط وضغط البخار والتفريغ وفق تعليمات الكي والتبخير (EMS.ÜR.TL.05.06). وتُكتب المعايير في نموذج معايير الكي ومراقبته (EMS.ÜR.FRM.05.09).</w:t>
+      </w:r>
+    </w:p>
+    <w:p>
+      <w:pPr>
+        <w:pStyle w:val="ListeParagraf"/>
+        <w:bidi/>
+        <w:spacing w:after="80"/>
+        <w:ind w:left="0" w:right="709"/>
+        <w:jc w:val="both"/>
+      </w:pPr>
+      <w:r>
+        <w:rPr>
+          <w:rFonts w:ascii="Calibri" w:hAnsi="Calibri" w:cs="Arial"/>
+          <w:rtl/>
+          <w:sz w:val="24"/>
+          <w:szCs w:val="24"/>
+        </w:rPr>
+        <w:t xml:space="preserve">3.2. تتبع المعايير أكثر ألياف الملابس حساسية. أمثلة (يسود ملصق العناية ومواصفة العميل): القطن والفيسكوز 150 إلى 180 °م، الصوف ومخاليطه 140 إلى 150 °م مع قماش حماية، البوليستر والألياف الصناعية 110 إلى 130 °م، مخاليط الإيلاستان والمطبوعات 110 °م أو أقل؛ ومدة الضغط عادةً 5 إلى 10 ثوانٍ؛ وضغط البخار ضمن حد المرجل والمعدات.</w:t>
+      </w:r>
+    </w:p>
+    <w:p>
+      <w:pPr>
+        <w:pStyle w:val="ListeParagraf"/>
+        <w:bidi/>
+        <w:spacing w:after="80"/>
+        <w:ind w:left="0" w:right="709"/>
+        <w:jc w:val="both"/>
+      </w:pPr>
+      <w:r>
+        <w:rPr>
+          <w:rFonts w:ascii="Calibri" w:hAnsi="Calibri" w:cs="Arial"/>
+          <w:rtl/>
+          <w:sz w:val="24"/>
+          <w:szCs w:val="24"/>
+        </w:rPr>
+        <w:t xml:space="preserve">3.3. تُعتمد أول قطعة مكوية قبل كي اللوط: يُقارن المظهر (اللمعان والاحتراق وآثار الماء والتجاعيد والتشوه) والمقاسات بجدول المقاسات، وتُسجل النتيجة في نموذج قياس ضمان الجودة (EMS.QA.FRM.05.02). والتفاوت المسموح هو جدول المقاسات ± 1 سم أو مواصفة العميل.</w:t>
+      </w:r>
+    </w:p>
+    <w:p>
+      <w:pPr>
+        <w:pStyle w:val="ListeParagraf"/>
+        <w:bidi/>
+        <w:spacing w:after="80"/>
+        <w:ind w:left="0" w:right="709"/>
+        <w:jc w:val="both"/>
+      </w:pPr>
+      <w:r>
+        <w:rPr>
+          <w:rFonts w:ascii="Calibri" w:hAnsi="Calibri" w:cs="Arial"/>
+          <w:rtl/>
+          <w:sz w:val="24"/>
+          <w:szCs w:val="24"/>
+        </w:rPr>
+        <w:t xml:space="preserve">3.4. يُفحص الكي كل ساعة وبعد كل تغيير في المعايير وبعد كل تغيير في القماش أو الموديل من حيث اللمعان وآثار الحرق والتجاعيد والمقاسات والشكل، ويُسجل الفحص في EMS.ÜR.FRM.05.09.</w:t>
+      </w:r>
+    </w:p>
+    <w:p>
+      <w:pPr>
+        <w:pStyle w:val="ListeParagraf"/>
+        <w:bidi/>
+        <w:spacing w:after="80"/>
+        <w:ind w:left="0" w:right="709"/>
+        <w:jc w:val="both"/>
+      </w:pPr>
+      <w:r>
+        <w:rPr>
+          <w:rFonts w:ascii="Calibri" w:hAnsi="Calibri" w:cs="Arial"/>
+          <w:rtl/>
+          <w:sz w:val="24"/>
+          <w:szCs w:val="24"/>
+        </w:rPr>
+        <w:t xml:space="preserve">3.5. تُعاد كي القطع غير المطابقة أو تُرسل للإصلاح؛ وتُفصل القطع المحترقة أو اللامعة بشكل دائم كدرجة ثانية وتُسجل. وإذا خرج معيار عن الحد يتوقف الكي حتى يُصحح الإعداد وتُعتمد أول قطعة من جديد.</w:t>
+      </w:r>
+    </w:p>
+    <w:p>
+      <w:pPr>
+        <w:pStyle w:val="ListeParagraf"/>
+        <w:bidi/>
+        <w:spacing w:after="80"/>
+        <w:ind w:left="0" w:right="709"/>
+        <w:jc w:val="both"/>
+      </w:pPr>
+      <w:r>
+        <w:rPr>
+          <w:rFonts w:ascii="Calibri" w:hAnsi="Calibri" w:cs="Arial"/>
+          <w:rtl/>
+          <w:sz w:val="24"/>
+          <w:szCs w:val="24"/>
+        </w:rPr>
+        <w:t xml:space="preserve">3.6. لا يُجرى الكي مباشرة على المطبوعات والتطريز وملصقات النقل الحراري والخرز والسحابات؛ ويُستخدم قماش حماية أو الطريقة التي يحددها العميل.</w:t>
+      </w:r>
+    </w:p>
+    <w:p>
+      <w:pPr>
+        <w:pStyle w:val="ListeParagraf"/>
+        <w:bidi/>
+        <w:spacing w:after="80"/>
+        <w:ind w:left="0" w:right="709"/>
+        <w:jc w:val="both"/>
+      </w:pPr>
+    </w:p>
+    <w:p>
+      <w:pPr>
+        <w:pStyle w:val="ListeParagraf"/>
+        <w:bidi/>
+        <w:spacing w:before="120" w:after="60"/>
+        <w:ind w:left="0" w:right="709"/>
+      </w:pPr>
+      <w:r>
+        <w:rPr>
+          <w:rFonts w:ascii="Calibri" w:hAnsi="Calibri" w:cs="Arial"/>
+          <w:b/>
+          <w:bCs/>
+          <w:rtl/>
+          <w:sz w:val="24"/>
+          <w:szCs w:val="24"/>
+        </w:rPr>
+        <w:t xml:space="preserve">4. الخطوة 3: الفحص البصري</w:t>
+      </w:r>
+    </w:p>
+    <w:p>
+      <w:pPr>
+        <w:pStyle w:val="ListeParagraf"/>
+        <w:bidi/>
+        <w:spacing w:after="80"/>
+        <w:ind w:left="0" w:right="709"/>
+        <w:jc w:val="both"/>
+      </w:pPr>
+      <w:r>
+        <w:rPr>
+          <w:rFonts w:ascii="Calibri" w:hAnsi="Calibri" w:cs="Arial"/>
+          <w:rtl/>
+          <w:sz w:val="24"/>
+          <w:szCs w:val="24"/>
+        </w:rPr>
+        <w:t xml:space="preserve">4.1. تُفحص كل قطعة مكوية بصريًا من حيث المظهر والبقع والخيوط السائبة ودرجة اللون والملصقات وطريقة العرض تحت إضاءة محددة، وفق EMS.QA.PRO.02.13 وEMS.QA.TL.02.08.</w:t>
+      </w:r>
+    </w:p>
+    <w:p>
+      <w:pPr>
+        <w:pStyle w:val="ListeParagraf"/>
+        <w:bidi/>
+        <w:spacing w:after="80"/>
+        <w:ind w:left="0" w:right="709"/>
+        <w:jc w:val="both"/>
+      </w:pPr>
+      <w:r>
+        <w:rPr>
+          <w:rFonts w:ascii="Calibri" w:hAnsi="Calibri" w:cs="Arial"/>
+          <w:rtl/>
+          <w:sz w:val="24"/>
+          <w:szCs w:val="24"/>
+        </w:rPr>
+        <w:t xml:space="preserve">4.2. تُسجل النتيجة في نموذج الفحص البصري (EMS.QA.FRM.05.04). وتُعاد القطع المعيبة إلى الإصلاح أو الكي وتُفحص من جديد؛ وتُفصل القطع التي لا يمكن إصلاحها كدرجة ثانية.</w:t>
+      </w:r>
+    </w:p>
+    <w:p>
+      <w:pPr>
+        <w:pStyle w:val="ListeParagraf"/>
+        <w:bidi/>
+        <w:spacing w:after="80"/>
+        <w:ind w:left="0" w:right="709"/>
+        <w:jc w:val="both"/>
+      </w:pPr>
+      <w:r>
+        <w:rPr>
+          <w:rFonts w:ascii="Calibri" w:hAnsi="Calibri" w:cs="Arial"/>
+          <w:rtl/>
+          <w:sz w:val="24"/>
+          <w:szCs w:val="24"/>
+        </w:rPr>
+        <w:t xml:space="preserve">4.3. لا تُرسل إلى كاشف المعادن إلا القطع التي اجتازت الفحص البصري.</w:t>
+      </w:r>
+    </w:p>
+    <w:p>
+      <w:pPr>
+        <w:pStyle w:val="ListeParagraf"/>
+        <w:bidi/>
+        <w:spacing w:after="80"/>
+        <w:ind w:left="0" w:right="709"/>
+        <w:jc w:val="both"/>
+      </w:pPr>
+    </w:p>
+    <w:p>
+      <w:pPr>
+        <w:pStyle w:val="ListeParagraf"/>
+        <w:bidi/>
+        <w:spacing w:before="120" w:after="60"/>
+        <w:ind w:left="0" w:right="709"/>
+      </w:pPr>
+      <w:r>
+        <w:rPr>
+          <w:rFonts w:ascii="Calibri" w:hAnsi="Calibri" w:cs="Arial"/>
+          <w:b/>
+          <w:bCs/>
+          <w:rtl/>
+          <w:sz w:val="24"/>
+          <w:szCs w:val="24"/>
+        </w:rPr>
+        <w:t xml:space="preserve">5. الخطوة 4: كشف المعادن</w:t>
+      </w:r>
+    </w:p>
+    <w:p>
+      <w:pPr>
+        <w:pStyle w:val="ListeParagraf"/>
+        <w:bidi/>
+        <w:spacing w:after="80"/>
+        <w:ind w:left="0" w:right="709"/>
+        <w:jc w:val="both"/>
+      </w:pPr>
+      <w:r>
+        <w:rPr>
+          <w:rFonts w:ascii="Calibri" w:hAnsi="Calibri" w:cs="Arial"/>
+          <w:rtl/>
+          <w:sz w:val="24"/>
+          <w:szCs w:val="24"/>
+        </w:rPr>
+        <w:t xml:space="preserve">5.1. يوضع كاشف المعادن بعد الفحص البصري وقبل التغليف، بحيث تمر كل قطعة عبر الكاشف قبل دخولها كيس البولي أو الكرتون. والتفاصيل في EMS.QA.PRO.02.05 وEMS.QA.TL.02.06 ولا تتكرر النقاط التالية فيهما.</w:t>
+      </w:r>
+    </w:p>
+    <w:p>
+      <w:pPr>
+        <w:pStyle w:val="ListeParagraf"/>
+        <w:bidi/>
+        <w:spacing w:after="80"/>
+        <w:ind w:left="0" w:right="709"/>
+        <w:jc w:val="both"/>
+      </w:pPr>
+      <w:r>
+        <w:rPr>
+          <w:rFonts w:ascii="Calibri" w:hAnsi="Calibri" w:cs="Arial"/>
+          <w:rtl/>
+          <w:sz w:val="24"/>
+          <w:szCs w:val="24"/>
+        </w:rPr>
+        <w:t xml:space="preserve">5.2. يُختبر الكاشف في بداية كل وردية وعلى فترات محددة أثناءها بقطع اختبار Fe وNon-Fe وSUS. وتُكتب النتيجة في تقرير المعايرة اليومية لكاشف المعادن (EMS.QA.FRM.03.07). وإذا لم تُكشف قطعة الاختبار يُوقف الكاشف وتُعاد الملابس التي مرت منذ آخر اختبار ناجح، ثم يُصلح الكاشف ويُتحقق منه من جديد.</w:t>
+      </w:r>
+    </w:p>
+    <w:p>
+      <w:pPr>
+        <w:pStyle w:val="ListeParagraf"/>
+        <w:bidi/>
+        <w:spacing w:after="80"/>
+        <w:ind w:left="0" w:right="709"/>
+        <w:jc w:val="both"/>
+      </w:pPr>
+      <w:r>
+        <w:rPr>
+          <w:rFonts w:ascii="Calibri" w:hAnsi="Calibri" w:cs="Arial"/>
+          <w:rtl/>
+          <w:sz w:val="24"/>
+          <w:szCs w:val="24"/>
+        </w:rPr>
+        <w:t xml:space="preserve">5.3. تمر كل قطعة ملابس عبر الكاشف. وتوضع الملابس التي حدث فيها كشف في صندوق الحجر وتُسجل في نموذج سجل صندوق الحجر (EMS.QA.FRM.03.06)، ويُبحث عن السبب وتُعاد القطعة عبر الكاشف بعد إزالة المعدن.</w:t>
+      </w:r>
+    </w:p>
+    <w:p>
+      <w:pPr>
+        <w:pStyle w:val="ListeParagraf"/>
+        <w:bidi/>
+        <w:spacing w:after="80"/>
+        <w:ind w:left="0" w:right="709"/>
+        <w:jc w:val="both"/>
+      </w:pPr>
+      <w:r>
+        <w:rPr>
+          <w:rFonts w:ascii="Calibri" w:hAnsi="Calibri" w:cs="Arial"/>
+          <w:rtl/>
+          <w:sz w:val="24"/>
+          <w:szCs w:val="24"/>
+        </w:rPr>
+        <w:t xml:space="preserve">5.4. يُسجل الدخول إلى المنطقة الخالية من المعادن والخروج منها في EMS.QA.FRM.03.09، وتُصرف الإبر والمقصات والأدوات الحادة بسجل (EMS.QA.PRO.02.07).</w:t>
+      </w:r>
+    </w:p>
+    <w:p>
+      <w:pPr>
+        <w:pStyle w:val="ListeParagraf"/>
+        <w:bidi/>
+        <w:spacing w:after="80"/>
+        <w:ind w:left="0" w:right="709"/>
+        <w:jc w:val="both"/>
+      </w:pPr>
+      <w:r>
+        <w:rPr>
+          <w:rFonts w:ascii="Calibri" w:hAnsi="Calibri" w:cs="Arial"/>
+          <w:rtl/>
+          <w:sz w:val="24"/>
+          <w:szCs w:val="24"/>
+        </w:rPr>
+        <w:t xml:space="preserve">5.5. تُحفظ الملابس التي اجتازت الكاشف في منطقة نظيفة ومحددة ولا تُخلط بالملابس التي لم تمر عبره.</w:t>
+      </w:r>
+    </w:p>
+    <w:p>
+      <w:pPr>
+        <w:pStyle w:val="ListeParagraf"/>
+        <w:bidi/>
+        <w:spacing w:after="80"/>
+        <w:ind w:left="0" w:right="709"/>
+        <w:jc w:val="both"/>
+      </w:pPr>
+    </w:p>
+    <w:p>
+      <w:pPr>
+        <w:pStyle w:val="ListeParagraf"/>
+        <w:bidi/>
+        <w:spacing w:before="120" w:after="60"/>
+        <w:ind w:left="0" w:right="709"/>
+      </w:pPr>
+      <w:r>
+        <w:rPr>
+          <w:rFonts w:ascii="Calibri" w:hAnsi="Calibri" w:cs="Arial"/>
+          <w:b/>
+          <w:bCs/>
+          <w:rtl/>
+          <w:sz w:val="24"/>
+          <w:szCs w:val="24"/>
+        </w:rPr>
+        <w:t xml:space="preserve">6. الخطوة 5: التغليف</w:t>
+      </w:r>
+    </w:p>
+    <w:p>
+      <w:pPr>
+        <w:pStyle w:val="ListeParagraf"/>
+        <w:bidi/>
+        <w:spacing w:after="80"/>
+        <w:ind w:left="0" w:right="709"/>
+        <w:jc w:val="both"/>
+      </w:pPr>
+      <w:r>
+        <w:rPr>
+          <w:rFonts w:ascii="Calibri" w:hAnsi="Calibri" w:cs="Arial"/>
+          <w:rtl/>
+          <w:sz w:val="24"/>
+          <w:szCs w:val="24"/>
+        </w:rPr>
+        <w:t xml:space="preserve">6.1. يتبع الطي ووضع الأكياس والبطاقات والملصقات والباركود تعليمات تغليف العميل وفق EMS.ÜR.PRO.05.11 (إجراء التغليف ووضع الملصقات) وEMS.ÜR.TL.05.13 (تعليمات الطي والأكياس والتغليف). وتخضع أول قطعة مغلفة لاعتماد مراقبة الجودة.</w:t>
+      </w:r>
+    </w:p>
+    <w:p>
+      <w:pPr>
+        <w:pStyle w:val="ListeParagraf"/>
+        <w:bidi/>
+        <w:spacing w:after="80"/>
+        <w:ind w:left="0" w:right="709"/>
+        <w:jc w:val="both"/>
+      </w:pPr>
+      <w:r>
+        <w:rPr>
+          <w:rFonts w:ascii="Calibri" w:hAnsi="Calibri" w:cs="Arial"/>
+          <w:rtl/>
+          <w:sz w:val="24"/>
+          <w:szCs w:val="24"/>
+        </w:rPr>
+        <w:t xml:space="preserve">6.2. يُتحقق من الباركود بالماسح مقارنةً بالمنتج والمقاس واللون. وتُطبق تحذيرات الاختناق وفتحات التهوية وسماكة الكيس وفق متطلبات العميل والقواعد القانونية.</w:t>
+      </w:r>
+    </w:p>
+    <w:p>
+      <w:pPr>
+        <w:pStyle w:val="ListeParagraf"/>
+        <w:bidi/>
+        <w:spacing w:after="80"/>
+        <w:ind w:left="0" w:right="709"/>
+        <w:jc w:val="both"/>
+      </w:pPr>
+      <w:r>
+        <w:rPr>
+          <w:rFonts w:ascii="Calibri" w:hAnsi="Calibri" w:cs="Arial"/>
+          <w:rtl/>
+          <w:sz w:val="24"/>
+          <w:szCs w:val="24"/>
+        </w:rPr>
+        <w:t xml:space="preserve">6.3. تُسجل النتيجة في نموذج مراقبة التغليف (EMS.ÜR.FRM.05.07).</w:t>
+      </w:r>
+    </w:p>
+    <w:p>
+      <w:pPr>
+        <w:pStyle w:val="ListeParagraf"/>
+        <w:bidi/>
+        <w:spacing w:after="80"/>
+        <w:ind w:left="0" w:right="709"/>
+        <w:jc w:val="both"/>
+      </w:pPr>
+    </w:p>
+    <w:p>
+      <w:pPr>
+        <w:pStyle w:val="ListeParagraf"/>
+        <w:bidi/>
+        <w:spacing w:before="120" w:after="60"/>
+        <w:ind w:left="0" w:right="709"/>
+      </w:pPr>
+      <w:r>
+        <w:rPr>
+          <w:rFonts w:ascii="Calibri" w:hAnsi="Calibri" w:cs="Arial"/>
+          <w:b/>
+          <w:bCs/>
+          <w:rtl/>
+          <w:sz w:val="24"/>
+          <w:szCs w:val="24"/>
+        </w:rPr>
+        <w:t xml:space="preserve">7. الخطوة 6: تقسيم اللوطات</w:t>
+      </w:r>
+    </w:p>
+    <w:p>
+      <w:pPr>
+        <w:pStyle w:val="ListeParagraf"/>
+        <w:bidi/>
+        <w:spacing w:after="80"/>
+        <w:ind w:left="0" w:right="709"/>
+        <w:jc w:val="both"/>
+      </w:pPr>
+      <w:r>
+        <w:rPr>
+          <w:rFonts w:ascii="Calibri" w:hAnsi="Calibri" w:cs="Arial"/>
+          <w:rtl/>
+          <w:sz w:val="24"/>
+          <w:szCs w:val="24"/>
+        </w:rPr>
+        <w:t xml:space="preserve">7.1. تُجمع الملابس المغلفة في لوطات حسب الطلبية والموديل واللون ونطاق المقاسات وتُعرَّف برقم لوط وملصق لوط وفق EMS.ÜR.PRO.05.12 وEMS.ÜR.TL.05.14.</w:t>
+      </w:r>
+    </w:p>
+    <w:p>
+      <w:pPr>
+        <w:pStyle w:val="ListeParagraf"/>
+        <w:bidi/>
+        <w:spacing w:after="80"/>
+        <w:ind w:left="0" w:right="709"/>
+        <w:jc w:val="both"/>
+      </w:pPr>
+      <w:r>
+        <w:rPr>
+          <w:rFonts w:ascii="Calibri" w:hAnsi="Calibri" w:cs="Arial"/>
+          <w:rtl/>
+          <w:sz w:val="24"/>
+          <w:szCs w:val="24"/>
+        </w:rPr>
+        <w:t xml:space="preserve">7.2. يُكتب رقم اللوط والكمية وسجلات الكي والكاشف والفحص البصري الخاصة باللوط في نموذج سجل اللوطات وملصقات اللوط (EMS.ÜR.FRM.05.10)، بحيث يمكن تتبع كل كرتون إلى لوطه (EMS.QA.PRO.02.08).</w:t>
+      </w:r>
+    </w:p>
+    <w:p>
+      <w:pPr>
+        <w:pStyle w:val="ListeParagraf"/>
+        <w:bidi/>
+        <w:spacing w:after="80"/>
+        <w:ind w:left="0" w:right="709"/>
+        <w:jc w:val="both"/>
+      </w:pPr>
+    </w:p>
+    <w:p>
+      <w:pPr>
+        <w:pStyle w:val="ListeParagraf"/>
+        <w:bidi/>
+        <w:spacing w:before="120" w:after="60"/>
+        <w:ind w:left="0" w:right="709"/>
+      </w:pPr>
+      <w:r>
+        <w:rPr>
+          <w:rFonts w:ascii="Calibri" w:hAnsi="Calibri" w:cs="Arial"/>
+          <w:b/>
+          <w:bCs/>
+          <w:rtl/>
+          <w:sz w:val="24"/>
+          <w:szCs w:val="24"/>
+        </w:rPr>
+        <w:t xml:space="preserve">8. الخطوة 7: التكرتن</w:t>
+      </w:r>
+    </w:p>
+    <w:p>
+      <w:pPr>
+        <w:pStyle w:val="ListeParagraf"/>
+        <w:bidi/>
+        <w:spacing w:after="80"/>
+        <w:ind w:left="0" w:right="709"/>
+        <w:jc w:val="both"/>
+      </w:pPr>
+      <w:r>
+        <w:rPr>
+          <w:rFonts w:ascii="Calibri" w:hAnsi="Calibri" w:cs="Arial"/>
+          <w:rtl/>
+          <w:sz w:val="24"/>
+          <w:szCs w:val="24"/>
+        </w:rPr>
+        <w:t xml:space="preserve">8.1. تُرتَّب أعداد القطع في كل كرتون وفق نسبة المقاسات وتُقارن بقائمة التعبئة في نموذج مراقبة ترتيب الكراتين وقائمة التعبئة (EMS.ÜR.FRM.05.11).</w:t>
+      </w:r>
+    </w:p>
+    <w:p>
+      <w:pPr>
+        <w:pStyle w:val="ListeParagraf"/>
+        <w:bidi/>
+        <w:spacing w:after="80"/>
+        <w:ind w:left="0" w:right="709"/>
+        <w:jc w:val="both"/>
+      </w:pPr>
+      <w:r>
+        <w:rPr>
+          <w:rFonts w:ascii="Calibri" w:hAnsi="Calibri" w:cs="Arial"/>
+          <w:rtl/>
+          <w:sz w:val="24"/>
+          <w:szCs w:val="24"/>
+        </w:rPr>
+        <w:t xml:space="preserve">8.2. تُغلق الكراتين وتُوسم وتُلصق عليها ملصقات اللوط وتُوزن وفق EMS.SO.PRO.23.07 وEMS.DP.TL.08.04.</w:t>
+      </w:r>
+    </w:p>
+    <w:p>
+      <w:pPr>
+        <w:pStyle w:val="ListeParagraf"/>
+        <w:bidi/>
+        <w:spacing w:after="80"/>
+        <w:ind w:left="0" w:right="709"/>
+        <w:jc w:val="both"/>
+      </w:pPr>
+      <w:r>
+        <w:rPr>
+          <w:rFonts w:ascii="Calibri" w:hAnsi="Calibri" w:cs="Arial"/>
+          <w:rtl/>
+          <w:sz w:val="24"/>
+          <w:szCs w:val="24"/>
+        </w:rPr>
+        <w:t xml:space="preserve">8.3. تُكدس الكراتين المغلقة على مشاطيح نظيفة حسب الطلبية ورقم الكرتون وتُحفظ في المنطقة المحددة حتى الفحص النهائي.</w:t>
+      </w:r>
+    </w:p>
+    <w:p>
+      <w:pPr>
+        <w:pStyle w:val="ListeParagraf"/>
+        <w:bidi/>
+        <w:spacing w:after="80"/>
+        <w:ind w:left="0" w:right="709"/>
+        <w:jc w:val="both"/>
+      </w:pPr>
+    </w:p>
+    <w:p>
+      <w:pPr>
+        <w:pStyle w:val="ListeParagraf"/>
+        <w:bidi/>
+        <w:spacing w:before="120" w:after="60"/>
+        <w:ind w:left="0" w:right="709"/>
+      </w:pPr>
+      <w:r>
+        <w:rPr>
+          <w:rFonts w:ascii="Calibri" w:hAnsi="Calibri" w:cs="Arial"/>
+          <w:b/>
+          <w:bCs/>
+          <w:rtl/>
+          <w:sz w:val="24"/>
+          <w:szCs w:val="24"/>
+        </w:rPr>
+        <w:t xml:space="preserve">9. الخطوة 8: الفحص النهائي والإفراج</w:t>
+      </w:r>
+    </w:p>
+    <w:p>
+      <w:pPr>
+        <w:pStyle w:val="ListeParagraf"/>
+        <w:bidi/>
+        <w:spacing w:after="80"/>
+        <w:ind w:left="0" w:right="709"/>
+        <w:jc w:val="both"/>
+      </w:pPr>
+      <w:r>
+        <w:rPr>
+          <w:rFonts w:ascii="Calibri" w:hAnsi="Calibri" w:cs="Arial"/>
+          <w:rtl/>
+          <w:sz w:val="24"/>
+          <w:szCs w:val="24"/>
+        </w:rPr>
+        <w:t xml:space="preserve">9.1. الفحص النهائي هو آخر مراقبة قبل الشحن، ويُجرى على اللوط بعد التغليف وتقسيم اللوطات والتكرتن. ويبدأ عند تغليف اللوط بالكامل، أو عند تغليف 80% منه على الأقل إذا سمح العميل (EMS.QA.PRO.02.14 وEMS.QA.TL.02.05).</w:t>
+      </w:r>
+    </w:p>
+    <w:p>
+      <w:pPr>
+        <w:pStyle w:val="ListeParagraf"/>
+        <w:bidi/>
+        <w:spacing w:after="80"/>
+        <w:ind w:left="0" w:right="709"/>
+        <w:jc w:val="both"/>
+      </w:pPr>
+      <w:r>
+        <w:rPr>
+          <w:rFonts w:ascii="Calibri" w:hAnsi="Calibri" w:cs="Arial"/>
+          <w:rtl/>
+          <w:sz w:val="24"/>
+          <w:szCs w:val="24"/>
+        </w:rPr>
+        <w:t xml:space="preserve">9.2. يُحدد حجم العينة وعدد القبول وفق مستوى الفحص العام II في ISO 2859-1، وAQL حرج 0 ورئيسي 2.5 وثانوي 4.0، أو وفق متطلب العميل. ويأخذ المفتش العينات عشوائيًا من كراتين مختلفة.</w:t>
+      </w:r>
+    </w:p>
+    <w:p>
+      <w:pPr>
+        <w:pStyle w:val="ListeParagraf"/>
+        <w:bidi/>
+        <w:spacing w:after="80"/>
+        <w:ind w:left="0" w:right="709"/>
+        <w:jc w:val="both"/>
+      </w:pPr>
+      <w:r>
+        <w:rPr>
+          <w:rFonts w:ascii="Calibri" w:hAnsi="Calibri" w:cs="Arial"/>
+          <w:rtl/>
+          <w:sz w:val="24"/>
+          <w:szCs w:val="24"/>
+        </w:rPr>
+        <w:t xml:space="preserve">9.3. يُفحص المظهر والمقاسات والخياطة والبقع والملصقات والإكسسوارات والتغليف وملصقات اللوط ومحتوى الكرتون. وتُسجل العيوب في EMS.QA.FRM.05.01 والنتيجة في تقرير الفحص النهائي قبل الشحن (EMS.QA.FRM.05.05) وتقرير مراقبة الجودة (EMS.QA.FRM.05.03).</w:t>
+      </w:r>
+    </w:p>
+    <w:p>
+      <w:pPr>
+        <w:pStyle w:val="ListeParagraf"/>
+        <w:bidi/>
+        <w:spacing w:after="80"/>
+        <w:ind w:left="0" w:right="709"/>
+        <w:jc w:val="both"/>
+      </w:pPr>
+      <w:r>
+        <w:rPr>
+          <w:rFonts w:ascii="Calibri" w:hAnsi="Calibri" w:cs="Arial"/>
+          <w:rtl/>
+          <w:sz w:val="24"/>
+          <w:szCs w:val="24"/>
+        </w:rPr>
+        <w:t xml:space="preserve">9.4. إذا تجاوز عدد القبول تُرفض الدفعة ويُوقف الشحن ويبدأ فحص 100% ويُفتح إجراء تصحيحي ووقائي.</w:t>
+      </w:r>
+    </w:p>
+    <w:p>
+      <w:pPr>
+        <w:pStyle w:val="ListeParagraf"/>
+        <w:bidi/>
+        <w:spacing w:after="80"/>
+        <w:ind w:left="0" w:right="709"/>
+        <w:jc w:val="both"/>
+      </w:pPr>
+      <w:r>
+        <w:rPr>
+          <w:rFonts w:ascii="Calibri" w:hAnsi="Calibri" w:cs="Arial"/>
+          <w:rtl/>
+          <w:sz w:val="24"/>
+          <w:szCs w:val="24"/>
+        </w:rPr>
+        <w:t xml:space="preserve">9.5. يراجع ضمان الجودة نتيجة الفحص النهائي وسجلات الكاشف ويفرج عن اللوط. لا يُسلَّم لوط بدون ملصق إفراج "مطابق" إلى المستودع والشحن.</w:t>
+      </w:r>
+    </w:p>
+    <w:p>
+      <w:pPr>
+        <w:pStyle w:val="ListeParagraf"/>
+        <w:bidi/>
+        <w:spacing w:after="80"/>
+        <w:ind w:left="0" w:right="709"/>
+        <w:jc w:val="both"/>
+      </w:pPr>
+      <w:r>
+        <w:rPr>
+          <w:rFonts w:ascii="Calibri" w:hAnsi="Calibri" w:cs="Arial"/>
+          <w:rtl/>
+          <w:sz w:val="24"/>
+          <w:szCs w:val="24"/>
+        </w:rPr>
+        <w:t xml:space="preserve">9.6. تُضاف التقارير وتوزيع العيوب إلى ملف الطلبية وتُرسل إلى العميل عند طلبها. وتُقيَّم أنواع العيوب المتكررة أسبوعيًا وتُقدم تغذية راجعة للخياطة والغسيل ومراقبة الإكسسوارات.</w:t>
+      </w:r>
+    </w:p>
+    <w:p>
+      <w:pPr>
+        <w:pStyle w:val="ListeParagraf"/>
+        <w:bidi/>
+        <w:spacing w:after="80"/>
+        <w:ind w:left="0" w:right="709"/>
+        <w:jc w:val="both"/>
+      </w:pPr>
+    </w:p>
+    <w:p>
+      <w:pPr>
+        <w:pStyle w:val="ListeParagraf"/>
+        <w:bidi/>
+        <w:spacing w:before="120" w:after="60"/>
+        <w:ind w:left="0" w:right="709"/>
+      </w:pPr>
+      <w:r>
+        <w:rPr>
+          <w:rFonts w:ascii="Calibri" w:hAnsi="Calibri" w:cs="Arial"/>
+          <w:b/>
+          <w:bCs/>
+          <w:rtl/>
+          <w:sz w:val="24"/>
+          <w:szCs w:val="24"/>
+        </w:rPr>
+        <w:t xml:space="preserve">10. عدم المطابقة والإجراء التصحيحي والوقائي (DOP)</w:t>
+      </w:r>
+    </w:p>
+    <w:p>
+      <w:pPr>
+        <w:pStyle w:val="ListeParagraf"/>
+        <w:bidi/>
+        <w:spacing w:after="80"/>
+        <w:ind w:left="0" w:right="709"/>
+        <w:jc w:val="both"/>
+      </w:pPr>
+      <w:r>
+        <w:rPr>
+          <w:rFonts w:ascii="Calibri" w:hAnsi="Calibri" w:cs="Arial"/>
+          <w:rtl/>
+          <w:sz w:val="24"/>
+          <w:szCs w:val="24"/>
+        </w:rPr>
+        <w:t xml:space="preserve">10.1. يُفتح إجراء تصحيحي ووقائي عند تجاوز عدد القبول في AQL، أو وجود عيب حرج، أو كشف معدن، أو العمل دون سجل معايرة، أو عدم تطابق الباركود أو اللوط أو الملصق، أو ورود شكوى من العميل.</w:t>
+      </w:r>
+    </w:p>
+    <w:p>
+      <w:pPr>
+        <w:pStyle w:val="ListeParagraf"/>
+        <w:bidi/>
+        <w:spacing w:after="80"/>
+        <w:ind w:left="0" w:right="709"/>
+        <w:jc w:val="both"/>
+      </w:pPr>
+      <w:r>
+        <w:rPr>
+          <w:rFonts w:ascii="Calibri" w:hAnsi="Calibri" w:cs="Arial"/>
+          <w:rtl/>
+          <w:sz w:val="24"/>
+          <w:szCs w:val="24"/>
+        </w:rPr>
+        <w:t xml:space="preserve">10.2. الإجراء الفوري: تُحجز الدفعة ويُوقف الشحن ويبدأ فحص 100%، وفي حالة المعدن أو الإبرة المكسورة يُوقف الخط المصدر ويُبلَّغ ضمان الجودة في اليوم نفسه (EMS.KS.PRO.22.02).</w:t>
+      </w:r>
+    </w:p>
+    <w:p>
+      <w:pPr>
+        <w:pStyle w:val="ListeParagraf"/>
+        <w:bidi/>
+        <w:spacing w:after="80"/>
+        <w:ind w:left="0" w:right="709"/>
+        <w:jc w:val="both"/>
+      </w:pPr>
+      <w:r>
+        <w:rPr>
+          <w:rFonts w:ascii="Calibri" w:hAnsi="Calibri" w:cs="Arial"/>
+          <w:rtl/>
+          <w:sz w:val="24"/>
+          <w:szCs w:val="24"/>
+        </w:rPr>
+        <w:t xml:space="preserve">10.3. يبدأ تحليل السبب الجذري خلال 24 ساعة ويُبلَّغ القسم المصدر (EMS.KS.PRO.22.03). ويُغلق الإجراء بعد التحقق من فاعليته.</w:t>
+      </w:r>
+    </w:p>
+    <w:p>
+      <w:pPr>
+        <w:pStyle w:val="ListeParagraf"/>
+        <w:bidi/>
+        <w:spacing w:after="80"/>
+        <w:ind w:left="0" w:right="709"/>
+        <w:jc w:val="both"/>
+      </w:pPr>
+    </w:p>
+    <w:p>
+      <w:pPr>
+        <w:pStyle w:val="ListeParagraf"/>
+        <w:bidi/>
+        <w:spacing w:before="120" w:after="60"/>
+        <w:ind w:left="0" w:right="709"/>
+      </w:pPr>
+      <w:r>
+        <w:rPr>
+          <w:rFonts w:ascii="Calibri" w:hAnsi="Calibri" w:cs="Arial"/>
+          <w:b/>
+          <w:bCs/>
+          <w:rtl/>
+          <w:sz w:val="24"/>
+          <w:szCs w:val="24"/>
+        </w:rPr>
+        <w:t xml:space="preserve">11. نقاط المراقبة ومعايير القبول</w:t>
+      </w:r>
+    </w:p>
+    <w:p>
+      <w:pPr>
+        <w:pStyle w:val="ListeParagraf"/>
+        <w:bidi/>
+        <w:spacing w:after="80"/>
+        <w:ind w:left="0" w:right="709"/>
+        <w:jc w:val="both"/>
+      </w:pPr>
+      <w:r>
+        <w:rPr>
+          <w:rFonts w:ascii="Calibri" w:hAnsi="Calibri" w:cs="Arial"/>
+          <w:rtl/>
+          <w:sz w:val="24"/>
+          <w:szCs w:val="24"/>
+        </w:rPr>
+        <w:t xml:space="preserve">11.1. تُحدد الحدود في مواصفة العميل وسياسة الشركة، والقيم التالية أمثلة:</w:t>
       </w:r>
     </w:p>
     <w:p>
@@ -3386,7 +4278,7 @@
           <w:sz w:val="24"/>
           <w:szCs w:val="24"/>
         </w:rPr>
-        <w:t xml:space="preserve">نسبة رفض AQL (≤ 2%)،</w:t>
+        <w:t xml:space="preserve">مراقبة الجودة قبل الكي: AQL حرج 0، رئيسي 2.5، ثانوي 4.0 (ISO 2859-1، المستوى II)، لكل لوط،</w:t>
       </w:r>
     </w:p>
     <w:p>
@@ -3407,7 +4299,7 @@
           <w:sz w:val="24"/>
           <w:szCs w:val="24"/>
         </w:rPr>
-        <w:t xml:space="preserve">أيام دون تحقق يومي من الكاشف (صفر) ومعادن وصلت إلى العميل (صفر)،</w:t>
+        <w:t xml:space="preserve">المقاسات بعد الكي: جدول المقاسات ± 1 سم، للقطعة الأولى وكل ساعة،</w:t>
       </w:r>
     </w:p>
     <w:p>
@@ -3428,7 +4320,7 @@
           <w:sz w:val="24"/>
           <w:szCs w:val="24"/>
         </w:rPr>
-        <w:t xml:space="preserve">رفض شحنات بسبب أخطاء الملصقات أو الباركود (صفر) وأخطاء كميات التغليف (صفر)،</w:t>
+        <w:t xml:space="preserve">معايير الكي: ضمن ملصق العناية والإعداد المعتمد، وتُسجل عند القطعة الأولى وكل ساعة،</w:t>
       </w:r>
     </w:p>
     <w:p>
@@ -3449,35 +4341,7 @@
           <w:sz w:val="24"/>
           <w:szCs w:val="24"/>
         </w:rPr>
-        <w:t xml:space="preserve">مدة إغلاق الإجراءات التصحيحية المفتوحة (≤ 15 يومًا).</w:t>
-      </w:r>
-    </w:p>
-    <w:p>
-      <w:pPr>
-        <w:pStyle w:val="ListeParagraf"/>
-        <w:bidi/>
-        <w:spacing w:after="80"/>
-        <w:ind w:left="0" w:right="709"/>
-        <w:jc w:val="both"/>
-      </w:pPr>
-    </w:p>
-    <w:p>
-      <w:pPr>
-        <w:pStyle w:val="ListeParagraf"/>
-        <w:bidi/>
-        <w:spacing w:before="120" w:after="60"/>
-        <w:ind w:left="0" w:right="709"/>
-      </w:pPr>
-      <w:r>
-        <w:rPr>
-          <w:rFonts w:ascii="Calibri" w:hAnsi="Calibri" w:cs="Arial"/>
-          <w:b/>
-          <w:bCs/>
-          <w:rtl/>
-          <w:sz w:val="24"/>
-          <w:szCs w:val="24"/>
-        </w:rPr>
-        <w:t xml:space="preserve">الوثائق والسجلات ذات الصلة</w:t>
+        <w:t xml:space="preserve">الفحص البصري: 100% من الملابس،</w:t>
       </w:r>
     </w:p>
     <w:p>
@@ -3498,7 +4362,7 @@
           <w:sz w:val="24"/>
           <w:szCs w:val="24"/>
         </w:rPr>
-        <w:t xml:space="preserve">EMS.ÜR.PRO.05.10 إجراء الكي والتحكم النهائي؛ EMS.QA.PRO.02.09 إجراء الفحص النهائي AQL؛ EMS.QA.PRO.02.07 إجراء كشف المعادن</w:t>
+        <w:t xml:space="preserve">حساسية كاشف المعادن: Fe 1.2 مم، Non-Fe 1.5 مم، SUS 2.0 مم، عند بداية الوردية وكل ساعتين؛ ومرور 100% من الملابس،</w:t>
       </w:r>
     </w:p>
     <w:p>
@@ -3519,7 +4383,7 @@
           <w:sz w:val="24"/>
           <w:szCs w:val="24"/>
         </w:rPr>
-        <w:t xml:space="preserve">EMS.ÜR.TL.05.06، EMS.QA.TL.02.05، EMS.QA.TL.02.06، EMS.ÜR.TL.05.06</w:t>
+        <w:t xml:space="preserve">الباركود وملصق اللوط والملصقات: مطابقة 100% للمواصفة،</w:t>
       </w:r>
     </w:p>
     <w:p>
@@ -3540,7 +4404,7 @@
           <w:sz w:val="24"/>
           <w:szCs w:val="24"/>
         </w:rPr>
-        <w:t xml:space="preserve">EMS.QA.FRM.05.01 نموذج متابعة توزيع عيوب المنتج النهائي؛ EMS.QA.FRM.05.02 نموذج قياس ضمان الجودة؛ EMS.QA.FRM.05.03 تقرير مراقبة الجودة</w:t>
+        <w:t xml:space="preserve">عدد القطع في الكرتون: مطابقة 100% لقائمة التعبئة،</w:t>
       </w:r>
     </w:p>
     <w:p>
@@ -3561,7 +4425,135 @@
           <w:sz w:val="24"/>
           <w:szCs w:val="24"/>
         </w:rPr>
-        <w:t xml:space="preserve">EMS.QA.FRM.03.07 تقرير المعايرة اليومية لكاشف المعادن؛ EMS.QA.FRM.03.06 نموذج سجل صندوق الحجر لكاشف المعادن؛ EMS.QA.FRM.03.09 نموذج دخول وخروج المنطقة الخالية من المعادن؛ EMS.ÜR.FRM.05.07 نموذج مراقبة التغليف</w:t>
+        <w:t xml:space="preserve">الفحص النهائي: AQL حرج 0، رئيسي 2.5، ثانوي 4.0، لكل لوط.</w:t>
+      </w:r>
+    </w:p>
+    <w:p>
+      <w:pPr>
+        <w:pStyle w:val="ListeParagraf"/>
+        <w:bidi/>
+        <w:spacing w:after="80"/>
+        <w:ind w:left="0" w:right="709"/>
+        <w:jc w:val="both"/>
+      </w:pPr>
+    </w:p>
+    <w:p>
+      <w:pPr>
+        <w:pStyle w:val="ListeParagraf"/>
+        <w:bidi/>
+        <w:spacing w:before="120" w:after="60"/>
+        <w:ind w:left="0" w:right="709"/>
+      </w:pPr>
+      <w:r>
+        <w:rPr>
+          <w:rFonts w:ascii="Calibri" w:hAnsi="Calibri" w:cs="Arial"/>
+          <w:b/>
+          <w:bCs/>
+          <w:rtl/>
+          <w:sz w:val="24"/>
+          <w:szCs w:val="24"/>
+        </w:rPr>
+        <w:t xml:space="preserve">12. الصحة والسلامة المهنية والبيئة</w:t>
+      </w:r>
+    </w:p>
+    <w:p>
+      <w:pPr>
+        <w:pStyle w:val="ListeParagraf"/>
+        <w:bidi/>
+        <w:spacing w:after="80"/>
+        <w:ind w:left="0" w:right="709"/>
+        <w:jc w:val="both"/>
+      </w:pPr>
+      <w:r>
+        <w:rPr>
+          <w:rFonts w:ascii="Calibri" w:hAnsi="Calibri" w:cs="Arial"/>
+          <w:rtl/>
+          <w:sz w:val="24"/>
+          <w:szCs w:val="24"/>
+        </w:rPr>
+        <w:t xml:space="preserve">12.1. تُستخدم معدات معزولة ولافتات تحذير في مناطق الكي والبخار، وتُفحص خطوط البخار والأوعية المضغوطة دوريًا (EMS.BK.PRO.07.01).</w:t>
+      </w:r>
+    </w:p>
+    <w:p>
+      <w:pPr>
+        <w:pStyle w:val="ListeParagraf"/>
+        <w:bidi/>
+        <w:spacing w:after="80"/>
+        <w:ind w:left="0" w:right="709"/>
+        <w:jc w:val="both"/>
+      </w:pPr>
+      <w:r>
+        <w:rPr>
+          <w:rFonts w:ascii="Calibri" w:hAnsi="Calibri" w:cs="Arial"/>
+          <w:rtl/>
+          <w:sz w:val="24"/>
+          <w:szCs w:val="24"/>
+        </w:rPr>
+        <w:t xml:space="preserve">12.2. تُستخدم حصائر مضادة للإجهاد وفترات راحة عند الوقوف الطويل، ويتبع تكديس المشاطيح قواعد الارتفاع والاتزان.</w:t>
+      </w:r>
+    </w:p>
+    <w:p>
+      <w:pPr>
+        <w:pStyle w:val="ListeParagraf"/>
+        <w:bidi/>
+        <w:spacing w:after="80"/>
+        <w:ind w:left="0" w:right="709"/>
+        <w:jc w:val="both"/>
+      </w:pPr>
+      <w:r>
+        <w:rPr>
+          <w:rFonts w:ascii="Calibri" w:hAnsi="Calibri" w:cs="Arial"/>
+          <w:rtl/>
+          <w:sz w:val="24"/>
+          <w:szCs w:val="24"/>
+        </w:rPr>
+        <w:t xml:space="preserve">12.3. تُجمع نفايات التغليف (الكرتون والأكياس والبلاستيك) منفصلةً وتُرسل لإعادة التدوير.</w:t>
+      </w:r>
+    </w:p>
+    <w:p>
+      <w:pPr>
+        <w:pStyle w:val="ListeParagraf"/>
+        <w:bidi/>
+        <w:spacing w:after="80"/>
+        <w:ind w:left="0" w:right="709"/>
+        <w:jc w:val="both"/>
+      </w:pPr>
+    </w:p>
+    <w:p>
+      <w:pPr>
+        <w:pStyle w:val="ListeParagraf"/>
+        <w:bidi/>
+        <w:spacing w:before="120" w:after="60"/>
+        <w:ind w:left="0" w:right="709"/>
+      </w:pPr>
+      <w:r>
+        <w:rPr>
+          <w:rFonts w:ascii="Calibri" w:hAnsi="Calibri" w:cs="Arial"/>
+          <w:b/>
+          <w:bCs/>
+          <w:rtl/>
+          <w:sz w:val="24"/>
+          <w:szCs w:val="24"/>
+        </w:rPr>
+        <w:t xml:space="preserve">13. المتابعة والأداء</w:t>
+      </w:r>
+    </w:p>
+    <w:p>
+      <w:pPr>
+        <w:pStyle w:val="ListeParagraf"/>
+        <w:bidi/>
+        <w:spacing w:after="80"/>
+        <w:ind w:left="0" w:right="709"/>
+        <w:jc w:val="both"/>
+      </w:pPr>
+      <w:r>
+        <w:rPr>
+          <w:rFonts w:ascii="Calibri" w:hAnsi="Calibri" w:cs="Arial"/>
+          <w:rtl/>
+          <w:sz w:val="24"/>
+          <w:szCs w:val="24"/>
+        </w:rPr>
+        <w:t xml:space="preserve">13.1. يتابع مسؤول الجودة النهائية المؤشرات التالية شهريًا ويرفعها في مراجعة الإدارة:</w:t>
       </w:r>
     </w:p>
     <w:p>
@@ -3582,7 +4574,7 @@
           <w:sz w:val="24"/>
           <w:szCs w:val="24"/>
         </w:rPr>
-        <w:t xml:space="preserve">EMS.ÜR.TL.05.06 تعليمات الكي والتغليف؛ EMS.QA.TL.02.05 تعليمات الفحص النهائي AQL؛ EMS.QA.PRO.02.09 إجراء فحص الجودة (الوارد وداخل الخط والنهائي AQL)؛ EMS.QA.PRO.02.07 إجراء مراقبة الإبر والأدوات الحادة</w:t>
+        <w:t xml:space="preserve">نسبة رفض AQL في الفحص النهائي (≤ 2%) ونسبة النجاح من أول مرة في الخطوة 1،</w:t>
       </w:r>
     </w:p>
     <w:p>
@@ -3603,7 +4595,7 @@
           <w:sz w:val="24"/>
           <w:szCs w:val="24"/>
         </w:rPr>
-        <w:t xml:space="preserve">EMS.DP.TL.08.04 تعليمات وسم الكراتين والملصقات وقائمة التعبئة؛ EMS.SO.PRO.23.07 SOP – تعبئة الكراتين وتجهيز الشحنة</w:t>
+        <w:t xml:space="preserve">أيام دون تحقق يومي من الكاشف (صفر) ومعادن وصلت إلى العميل (صفر)،</w:t>
       </w:r>
     </w:p>
     <w:p>
@@ -3624,7 +4616,49 @@
           <w:sz w:val="24"/>
           <w:szCs w:val="24"/>
         </w:rPr>
-        <w:t xml:space="preserve">EMS.KS.PRO.22.02 إجراء التحكم في المنتج غير المطابق؛ EMS.KS.PRO.22.03 إجراء الإجراءات التصحيحية والوقائية لمشكلات الجودة</w:t>
+        <w:t xml:space="preserve">رفض شحنات بسبب أخطاء الملصقات أو الباركود أو اللوط (صفر) وأخطاء كميات التغليف (صفر)،</w:t>
+      </w:r>
+    </w:p>
+    <w:p>
+      <w:pPr>
+        <w:pStyle w:val="ListeParagraf"/>
+        <w:numPr>
+          <w:ilvl w:val="0"/>
+          <w:numId w:val="1"/>
+        </w:numPr>
+        <w:bidi/>
+        <w:spacing w:after="60"/>
+        <w:jc w:val="both"/>
+      </w:pPr>
+      <w:r>
+        <w:rPr>
+          <w:rFonts w:ascii="Calibri" w:hAnsi="Calibri" w:cs="Arial"/>
+          <w:rtl/>
+          <w:sz w:val="24"/>
+          <w:szCs w:val="24"/>
+        </w:rPr>
+        <w:t xml:space="preserve">لوطات شُحنت دون ملصق إفراج (صفر)،</w:t>
+      </w:r>
+    </w:p>
+    <w:p>
+      <w:pPr>
+        <w:pStyle w:val="ListeParagraf"/>
+        <w:numPr>
+          <w:ilvl w:val="0"/>
+          <w:numId w:val="1"/>
+        </w:numPr>
+        <w:bidi/>
+        <w:spacing w:after="60"/>
+        <w:jc w:val="both"/>
+      </w:pPr>
+      <w:r>
+        <w:rPr>
+          <w:rFonts w:ascii="Calibri" w:hAnsi="Calibri" w:cs="Arial"/>
+          <w:rtl/>
+          <w:sz w:val="24"/>
+          <w:szCs w:val="24"/>
+        </w:rPr>
+        <w:t xml:space="preserve">مدة إغلاق الإجراءات التصحيحية المفتوحة (≤ 15 يومًا).</w:t>
       </w:r>
     </w:p>
     <w:p>
@@ -3652,6 +4686,244 @@
           <w:sz w:val="24"/>
           <w:szCs w:val="24"/>
         </w:rPr>
+        <w:t xml:space="preserve">الوثائق والسجلات ذات الصلة</w:t>
+      </w:r>
+    </w:p>
+    <w:p>
+      <w:pPr>
+        <w:pStyle w:val="ListeParagraf"/>
+        <w:numPr>
+          <w:ilvl w:val="0"/>
+          <w:numId w:val="1"/>
+        </w:numPr>
+        <w:bidi/>
+        <w:spacing w:after="60"/>
+        <w:jc w:val="both"/>
+      </w:pPr>
+      <w:r>
+        <w:rPr>
+          <w:rFonts w:ascii="Calibri" w:hAnsi="Calibri" w:cs="Arial"/>
+          <w:rtl/>
+          <w:sz w:val="24"/>
+          <w:szCs w:val="24"/>
+        </w:rPr>
+        <w:t xml:space="preserve">الخطوة 1: EMS.QA.PRO.02.09 إجراء فحص الجودة (الوارد وداخل الخط والنهائي AQL)؛ EMS.KS.TL.22.01 تعليمات فحص نهاية الخط؛ EMS.QA.TL.02.04 تعليمات فحص قياسات الملابس؛ EMS.QA.PRO.02.07 إجراء مراقبة الإبر والأدوات الحادة</w:t>
+      </w:r>
+    </w:p>
+    <w:p>
+      <w:pPr>
+        <w:pStyle w:val="ListeParagraf"/>
+        <w:numPr>
+          <w:ilvl w:val="0"/>
+          <w:numId w:val="1"/>
+        </w:numPr>
+        <w:bidi/>
+        <w:spacing w:after="60"/>
+        <w:jc w:val="both"/>
+      </w:pPr>
+      <w:r>
+        <w:rPr>
+          <w:rFonts w:ascii="Calibri" w:hAnsi="Calibri" w:cs="Arial"/>
+          <w:rtl/>
+          <w:sz w:val="24"/>
+          <w:szCs w:val="24"/>
+        </w:rPr>
+        <w:t xml:space="preserve">الخطوة 2: EMS.ÜR.TL.05.06 تعليمات الكي والتبخير؛ EMS.ÜR.FRM.05.09 نموذج معايير الكي ومراقبته؛ EMS.QA.FRM.05.02 نموذج قياس ضمان الجودة</w:t>
+      </w:r>
+    </w:p>
+    <w:p>
+      <w:pPr>
+        <w:pStyle w:val="ListeParagraf"/>
+        <w:numPr>
+          <w:ilvl w:val="0"/>
+          <w:numId w:val="1"/>
+        </w:numPr>
+        <w:bidi/>
+        <w:spacing w:after="60"/>
+        <w:jc w:val="both"/>
+      </w:pPr>
+      <w:r>
+        <w:rPr>
+          <w:rFonts w:ascii="Calibri" w:hAnsi="Calibri" w:cs="Arial"/>
+          <w:rtl/>
+          <w:sz w:val="24"/>
+          <w:szCs w:val="24"/>
+        </w:rPr>
+        <w:t xml:space="preserve">الخطوة 3: EMS.QA.PRO.02.13 إجراء الفحص البصري؛ EMS.QA.TL.02.08 تعليمات الفحص البصري؛ EMS.QA.FRM.05.04 نموذج الفحص البصري</w:t>
+      </w:r>
+    </w:p>
+    <w:p>
+      <w:pPr>
+        <w:pStyle w:val="ListeParagraf"/>
+        <w:numPr>
+          <w:ilvl w:val="0"/>
+          <w:numId w:val="1"/>
+        </w:numPr>
+        <w:bidi/>
+        <w:spacing w:after="60"/>
+        <w:jc w:val="both"/>
+      </w:pPr>
+      <w:r>
+        <w:rPr>
+          <w:rFonts w:ascii="Calibri" w:hAnsi="Calibri" w:cs="Arial"/>
+          <w:rtl/>
+          <w:sz w:val="24"/>
+          <w:szCs w:val="24"/>
+        </w:rPr>
+        <w:t xml:space="preserve">الخطوة 4: EMS.QA.PRO.02.05 إجراء جهاز كشف المعادن؛ EMS.QA.TL.02.06 تعليمات اختبار كاشف المعادن وتسجيل النتائج؛ EMS.QA.FRM.03.07 تقرير المعايرة اليومية لكاشف المعادن؛ EMS.QA.FRM.03.06 نموذج سجل صندوق الحجر لكاشف المعادن؛ EMS.QA.FRM.03.09 نموذج دخول وخروج المنطقة الخالية من المعادن</w:t>
+      </w:r>
+    </w:p>
+    <w:p>
+      <w:pPr>
+        <w:pStyle w:val="ListeParagraf"/>
+        <w:numPr>
+          <w:ilvl w:val="0"/>
+          <w:numId w:val="1"/>
+        </w:numPr>
+        <w:bidi/>
+        <w:spacing w:after="60"/>
+        <w:jc w:val="both"/>
+      </w:pPr>
+      <w:r>
+        <w:rPr>
+          <w:rFonts w:ascii="Calibri" w:hAnsi="Calibri" w:cs="Arial"/>
+          <w:rtl/>
+          <w:sz w:val="24"/>
+          <w:szCs w:val="24"/>
+        </w:rPr>
+        <w:t xml:space="preserve">الخطوة 5: EMS.ÜR.PRO.05.11 إجراء التغليف ووضع الملصقات؛ EMS.ÜR.TL.05.13 تعليمات الطي والأكياس والتغليف؛ EMS.ÜR.FRM.05.07 نموذج مراقبة التغليف</w:t>
+      </w:r>
+    </w:p>
+    <w:p>
+      <w:pPr>
+        <w:pStyle w:val="ListeParagraf"/>
+        <w:numPr>
+          <w:ilvl w:val="0"/>
+          <w:numId w:val="1"/>
+        </w:numPr>
+        <w:bidi/>
+        <w:spacing w:after="60"/>
+        <w:jc w:val="both"/>
+      </w:pPr>
+      <w:r>
+        <w:rPr>
+          <w:rFonts w:ascii="Calibri" w:hAnsi="Calibri" w:cs="Arial"/>
+          <w:rtl/>
+          <w:sz w:val="24"/>
+          <w:szCs w:val="24"/>
+        </w:rPr>
+        <w:t xml:space="preserve">الخطوة 6: EMS.ÜR.PRO.05.12 إجراء تقسيم المنتجات النهائية إلى لوطات وتعريف اللوط؛ EMS.ÜR.TL.05.14 تعليمات ترقيم لوطات المنتجات النهائية ووضع ملصقاتها؛ EMS.ÜR.FRM.05.10 نموذج سجل اللوطات وملصقات اللوط</w:t>
+      </w:r>
+    </w:p>
+    <w:p>
+      <w:pPr>
+        <w:pStyle w:val="ListeParagraf"/>
+        <w:numPr>
+          <w:ilvl w:val="0"/>
+          <w:numId w:val="1"/>
+        </w:numPr>
+        <w:bidi/>
+        <w:spacing w:after="60"/>
+        <w:jc w:val="both"/>
+      </w:pPr>
+      <w:r>
+        <w:rPr>
+          <w:rFonts w:ascii="Calibri" w:hAnsi="Calibri" w:cs="Arial"/>
+          <w:rtl/>
+          <w:sz w:val="24"/>
+          <w:szCs w:val="24"/>
+        </w:rPr>
+        <w:t xml:space="preserve">الخطوة 7: EMS.SO.PRO.23.07 SOP – تعبئة الكراتين وتجهيز الشحنة؛ EMS.DP.TL.08.04 تعليمات وسم الكراتين والملصقات وقائمة التعبئة؛ EMS.ÜR.FRM.05.11 نموذج مراقبة ترتيب الكراتين وقائمة التعبئة</w:t>
+      </w:r>
+    </w:p>
+    <w:p>
+      <w:pPr>
+        <w:pStyle w:val="ListeParagraf"/>
+        <w:numPr>
+          <w:ilvl w:val="0"/>
+          <w:numId w:val="1"/>
+        </w:numPr>
+        <w:bidi/>
+        <w:spacing w:after="60"/>
+        <w:jc w:val="both"/>
+      </w:pPr>
+      <w:r>
+        <w:rPr>
+          <w:rFonts w:ascii="Calibri" w:hAnsi="Calibri" w:cs="Arial"/>
+          <w:rtl/>
+          <w:sz w:val="24"/>
+          <w:szCs w:val="24"/>
+        </w:rPr>
+        <w:t xml:space="preserve">الخطوة 8: EMS.QA.PRO.02.14 إجراء الفحص النهائي والإفراج؛ EMS.QA.TL.02.05 تعليمات الفحص النهائي AQL؛ EMS.QA.FRM.05.05 تقرير الفحص النهائي قبل الشحن؛ EMS.QA.FRM.05.01 نموذج متابعة توزيع عيوب المنتج النهائي؛ EMS.QA.FRM.05.03 تقرير مراقبة الجودة</w:t>
+      </w:r>
+    </w:p>
+    <w:p>
+      <w:pPr>
+        <w:pStyle w:val="ListeParagraf"/>
+        <w:numPr>
+          <w:ilvl w:val="0"/>
+          <w:numId w:val="1"/>
+        </w:numPr>
+        <w:bidi/>
+        <w:spacing w:after="60"/>
+        <w:jc w:val="both"/>
+      </w:pPr>
+      <w:r>
+        <w:rPr>
+          <w:rFonts w:ascii="Calibri" w:hAnsi="Calibri" w:cs="Arial"/>
+          <w:rtl/>
+          <w:sz w:val="24"/>
+          <w:szCs w:val="24"/>
+        </w:rPr>
+        <w:t xml:space="preserve">الإصلاح والتتبع: EMS.ÜR.FRM.05.06 نموذج متابعة الإصلاح؛ EMS.QA.PRO.02.08 إجراء التتبع وسحب المنتج</w:t>
+      </w:r>
+    </w:p>
+    <w:p>
+      <w:pPr>
+        <w:pStyle w:val="ListeParagraf"/>
+        <w:numPr>
+          <w:ilvl w:val="0"/>
+          <w:numId w:val="1"/>
+        </w:numPr>
+        <w:bidi/>
+        <w:spacing w:after="60"/>
+        <w:jc w:val="both"/>
+      </w:pPr>
+      <w:r>
+        <w:rPr>
+          <w:rFonts w:ascii="Calibri" w:hAnsi="Calibri" w:cs="Arial"/>
+          <w:rtl/>
+          <w:sz w:val="24"/>
+          <w:szCs w:val="24"/>
+        </w:rPr>
+        <w:t xml:space="preserve">EMS.KS.PRO.22.02 إجراء التحكم في المنتج غير المطابق؛ EMS.KS.PRO.22.03 إجراء الإجراءات التصحيحية والوقائية لمشكلات الجودة</w:t>
+      </w:r>
+    </w:p>
+    <w:p>
+      <w:pPr>
+        <w:pStyle w:val="ListeParagraf"/>
+        <w:bidi/>
+        <w:spacing w:after="80"/>
+        <w:ind w:left="0" w:right="709"/>
+        <w:jc w:val="both"/>
+      </w:pPr>
+    </w:p>
+    <w:p>
+      <w:pPr>
+        <w:pStyle w:val="ListeParagraf"/>
+        <w:bidi/>
+        <w:spacing w:before="120" w:after="60"/>
+        <w:ind w:left="0" w:right="709"/>
+      </w:pPr>
+      <w:r>
+        <w:rPr>
+          <w:rFonts w:ascii="Calibri" w:hAnsi="Calibri" w:cs="Arial"/>
+          <w:b/>
+          <w:bCs/>
+          <w:rtl/>
+          <w:sz w:val="24"/>
+          <w:szCs w:val="24"/>
+        </w:rPr>
         <w:t xml:space="preserve">التغذية الراجعة والمتابعة</w:t>
       </w:r>
     </w:p>
@@ -3670,7 +4942,7 @@
           <w:sz w:val="24"/>
           <w:szCs w:val="24"/>
         </w:rPr>
-        <w:t xml:space="preserve">يراجع مسؤول الجودة النهائية وضمان الجودة نتائج الفحص النهائي وتوزيع العيوب ونتائج الكاشف أسبوعيًا، وتُراجع شهريًا في مراجعة الإدارة. تُستخدم شكاوى العملاء وملاحظات التدقيق للتحسين. يُراجع هذا الإجراء مرة واحدة في السنة على الأقل أو عند تغير العملية أو متطلبات العميل أو المعايير. تُحفظ السجلات 3 سنوات على الأقل (تقارير مراقبة الجودة وسجلات الكاشف 5 سنوات).</w:t>
+        <w:t xml:space="preserve">يراجع مسؤول الجودة النهائية وضمان الجودة نتائج الفحص النهائي وتوزيع العيوب ونتائج الكاشف أسبوعيًا، وتُراجع شهريًا في مراجعة الإدارة. تُستخدم شكاوى العملاء وملاحظات التدقيق للتحسين. يُراجع هذا الإجراء مرة واحدة في السنة على الأقل أو عند تغير العملية أو ترتيب الخطوات أو متطلبات العميل أو المعايير. تُحفظ السجلات 3 سنوات على الأقل (تقارير مراقبة الجودة وسجلات الكاشف 5 سنوات).</w:t>
       </w:r>
     </w:p>
     <w:p>
@@ -4921,57 +6193,6 @@
     </w:p>
     <w:p>
       <w:pPr>
-        <w:pStyle w:val="ListeParagraf"/>
-        <w:spacing w:before="160" w:after="0"/>
-        <w:ind w:left="709"/>
-      </w:pPr>
-      <w:r>
-        <w:rPr>
-          <w:rFonts w:ascii="Calibri" w:hAnsi="Calibri" w:cs="Calibri"/>
-          <w:b/>
-          <w:bCs/>
-          <w:sz w:val="20"/>
-          <w:szCs w:val="20"/>
-        </w:rPr>
-        <w:t xml:space="preserve">Hazırlayan: Bakım Müdürü  ..........................</w:t>
-      </w:r>
-    </w:p>
-    <w:p>
-      <w:pPr>
-        <w:pStyle w:val="ListeParagraf"/>
-        <w:spacing w:before="40" w:after="0"/>
-        <w:ind w:left="709"/>
-      </w:pPr>
-      <w:r>
-        <w:rPr>
-          <w:rFonts w:ascii="Calibri" w:hAnsi="Calibri" w:cs="Calibri"/>
-          <w:b/>
-          <w:bCs/>
-          <w:sz w:val="20"/>
-          <w:szCs w:val="20"/>
-        </w:rPr>
-        <w:t xml:space="preserve">Kontrol: Fabrika Müdürü · İplik Fabrika Müdürü  ..........................</w:t>
-      </w:r>
-    </w:p>
-    <w:p>
-      <w:pPr>
-        <w:pStyle w:val="ListeParagraf"/>
-        <w:spacing w:before="40" w:after="0"/>
-        <w:ind w:left="709"/>
-      </w:pPr>
-      <w:r>
-        <w:rPr>
-          <w:rFonts w:ascii="Calibri" w:hAnsi="Calibri" w:cs="Calibri"/>
-          <w:b/>
-          <w:bCs/>
-          <w:sz w:val="20"/>
-          <w:szCs w:val="20"/>
-        </w:rPr>
-        <w:t xml:space="preserve">Kalite Müdürü: ..........................    Fabrika Müdürü: ..........................</w:t>
-      </w:r>
-    </w:p>
-    <w:p>
-      <w:pPr>
         <w:tabs>
           <w:tab w:val="left" w:pos="851"/>
         </w:tabs>
@@ -5516,7 +6737,7 @@
               <w:sz w:val="16"/>
               <w:szCs w:val="16"/>
             </w:rPr>
-            <w:t>1</w:t>
+            <w:t>4</w:t>
           </w:r>
         </w:p>
         <w:p>
